--- a/LetterOfIntentAndPreviousWork.docx
+++ b/LetterOfIntentAndPreviousWork.docx
@@ -97,15 +97,6 @@
           <w:sz w:val="20"/>
           <w:szCs w:val="20"/>
         </w:rPr>
-        <w:t>2</w:t>
-      </w:r>
-      <w:r>
-        <w:rPr>
-          <w:rFonts w:cstheme="minorHAnsi"/>
-          <w:color w:val="000000"/>
-          <w:sz w:val="20"/>
-          <w:szCs w:val="20"/>
-        </w:rPr>
         <w:t>/</w:t>
       </w:r>
       <w:r>
@@ -115,7 +106,7 @@
           <w:sz w:val="20"/>
           <w:szCs w:val="20"/>
         </w:rPr>
-        <w:t>28</w:t>
+        <w:t>07</w:t>
       </w:r>
       <w:r>
         <w:rPr>
@@ -133,7 +124,7 @@
           <w:sz w:val="20"/>
           <w:szCs w:val="20"/>
         </w:rPr>
-        <w:t>5</w:t>
+        <w:t>6</w:t>
       </w:r>
     </w:p>
     <w:p>
@@ -340,6 +331,41 @@
           <w:szCs w:val="20"/>
         </w:rPr>
         <w:t xml:space="preserve"> their applicability in certain contexts relevant to Nike.</w:t>
+      </w:r>
+      <w:r>
+        <w:rPr>
+          <w:rFonts w:cstheme="minorHAnsi"/>
+          <w:color w:val="000000"/>
+          <w:sz w:val="20"/>
+          <w:szCs w:val="20"/>
+        </w:rPr>
+        <w:t xml:space="preserve"> Also </w:t>
+      </w:r>
+      <w:r>
+        <w:rPr>
+          <w:bCs/>
+          <w:sz w:val="20"/>
+          <w:szCs w:val="20"/>
+        </w:rPr>
+        <w:t xml:space="preserve">working on a framework for </w:t>
+      </w:r>
+      <w:r>
+        <w:rPr>
+          <w:rStyle w:val="s1"/>
+          <w:iCs/>
+          <w:sz w:val="20"/>
+          <w:szCs w:val="20"/>
+        </w:rPr>
+        <w:t>evaluation of these workflows using built-in MLflow judges, standard evaluation metrics, and custom-tailored scorers and custom metrics</w:t>
+      </w:r>
+      <w:r>
+        <w:rPr>
+          <w:rStyle w:val="s1"/>
+          <w:iCs/>
+          <w:sz w:val="20"/>
+          <w:szCs w:val="20"/>
+        </w:rPr>
+        <w:t>.</w:t>
       </w:r>
     </w:p>
     <w:p>
@@ -383,6 +409,7 @@
           <w:numId w:val="1"/>
         </w:numPr>
         <w:rPr>
+          <w:rStyle w:val="s1"/>
           <w:bCs/>
           <w:sz w:val="20"/>
           <w:szCs w:val="20"/>
@@ -472,6 +499,113 @@
       <w:r>
         <w:rPr>
           <w:bCs/>
+          <w:sz w:val="20"/>
+          <w:szCs w:val="20"/>
+        </w:rPr>
+        <w:t>;</w:t>
+      </w:r>
+      <w:r>
+        <w:rPr>
+          <w:bCs/>
+          <w:sz w:val="20"/>
+          <w:szCs w:val="20"/>
+        </w:rPr>
+        <w:t xml:space="preserve"> </w:t>
+      </w:r>
+      <w:r>
+        <w:rPr>
+          <w:bCs/>
+          <w:sz w:val="20"/>
+          <w:szCs w:val="20"/>
+        </w:rPr>
+        <w:t>a</w:t>
+      </w:r>
+      <w:r>
+        <w:rPr>
+          <w:bCs/>
+          <w:sz w:val="20"/>
+          <w:szCs w:val="20"/>
+        </w:rPr>
+        <w:t xml:space="preserve"> framework for </w:t>
+      </w:r>
+      <w:r>
+        <w:rPr>
+          <w:rStyle w:val="s1"/>
+          <w:iCs/>
+          <w:sz w:val="20"/>
+          <w:szCs w:val="20"/>
+        </w:rPr>
+        <w:t>e</w:t>
+      </w:r>
+      <w:r>
+        <w:rPr>
+          <w:rStyle w:val="s1"/>
+          <w:iCs/>
+          <w:sz w:val="20"/>
+          <w:szCs w:val="20"/>
+        </w:rPr>
+        <w:t xml:space="preserve">valuation of </w:t>
+      </w:r>
+      <w:r>
+        <w:rPr>
+          <w:rStyle w:val="s1"/>
+          <w:iCs/>
+          <w:sz w:val="20"/>
+          <w:szCs w:val="20"/>
+        </w:rPr>
+        <w:t>these</w:t>
+      </w:r>
+      <w:r>
+        <w:rPr>
+          <w:rStyle w:val="s1"/>
+          <w:iCs/>
+          <w:sz w:val="20"/>
+          <w:szCs w:val="20"/>
+        </w:rPr>
+        <w:t xml:space="preserve"> workflows </w:t>
+      </w:r>
+      <w:r>
+        <w:rPr>
+          <w:rStyle w:val="s1"/>
+          <w:iCs/>
+          <w:sz w:val="20"/>
+          <w:szCs w:val="20"/>
+        </w:rPr>
+        <w:t>u</w:t>
+      </w:r>
+      <w:r>
+        <w:rPr>
+          <w:rStyle w:val="s1"/>
+          <w:iCs/>
+          <w:sz w:val="20"/>
+          <w:szCs w:val="20"/>
+        </w:rPr>
+        <w:t>sing built-in MLflow judges, standard evaluation metrics, and custom-tailored scorers and custom metrics</w:t>
+      </w:r>
+      <w:r>
+        <w:rPr>
+          <w:rStyle w:val="s1"/>
+          <w:iCs/>
+          <w:sz w:val="20"/>
+          <w:szCs w:val="20"/>
+        </w:rPr>
+        <w:t xml:space="preserve"> – for details see the sample code </w:t>
+      </w:r>
+      <w:hyperlink r:id="rId8" w:history="1">
+        <w:r>
+          <w:rPr>
+            <w:rStyle w:val="Hyperlink"/>
+            <w:iCs/>
+            <w:sz w:val="20"/>
+            <w:szCs w:val="20"/>
+          </w:rPr>
+          <w:t>here</w:t>
+        </w:r>
+      </w:hyperlink>
+      <w:r>
+        <w:rPr>
+          <w:rStyle w:val="s1"/>
+          <w:iCs/>
           <w:sz w:val="20"/>
           <w:szCs w:val="20"/>
         </w:rPr>
@@ -497,148 +631,65 @@
           <w:sz w:val="20"/>
           <w:szCs w:val="20"/>
         </w:rPr>
-        <w:t xml:space="preserve">redesign </w:t>
-      </w:r>
-      <w:r>
-        <w:rPr>
-          <w:bCs/>
-          <w:sz w:val="20"/>
-          <w:szCs w:val="20"/>
-        </w:rPr>
-        <w:t xml:space="preserve">of </w:t>
-      </w:r>
-      <w:r>
-        <w:rPr>
-          <w:bCs/>
-          <w:sz w:val="20"/>
-          <w:szCs w:val="20"/>
-        </w:rPr>
-        <w:t>the online Fulfillment algorithm using</w:t>
-      </w:r>
-      <w:r>
-        <w:rPr>
-          <w:bCs/>
-          <w:sz w:val="20"/>
-          <w:szCs w:val="20"/>
-        </w:rPr>
-        <w:t xml:space="preserve"> the</w:t>
-      </w:r>
-      <w:r>
-        <w:rPr>
-          <w:bCs/>
-          <w:sz w:val="20"/>
-          <w:szCs w:val="20"/>
-        </w:rPr>
-        <w:t xml:space="preserve"> </w:t>
-      </w:r>
-      <m:oMath>
-        <m:r>
-          <w:rPr>
-            <w:rFonts w:ascii="Cambria Math" w:hAnsi="Cambria Math"/>
-            <w:sz w:val="20"/>
-            <w:szCs w:val="20"/>
-          </w:rPr>
-          <m:t>ε</m:t>
-        </m:r>
-      </m:oMath>
-      <w:r>
-        <w:rPr>
-          <w:bCs/>
-          <w:sz w:val="20"/>
-          <w:szCs w:val="20"/>
-        </w:rPr>
-        <w:t>-</w:t>
-      </w:r>
-      <w:r>
-        <w:rPr>
-          <w:bCs/>
-          <w:sz w:val="20"/>
-          <w:szCs w:val="20"/>
-        </w:rPr>
-        <w:t>constrain</w:t>
-      </w:r>
-      <w:r>
-        <w:rPr>
-          <w:bCs/>
-          <w:sz w:val="20"/>
-          <w:szCs w:val="20"/>
-        </w:rPr>
-        <w:t>t</w:t>
-      </w:r>
-      <w:r>
-        <w:rPr>
-          <w:bCs/>
-          <w:sz w:val="20"/>
-          <w:szCs w:val="20"/>
-        </w:rPr>
-        <w:t xml:space="preserve"> method</w:t>
-      </w:r>
-      <w:r>
-        <w:rPr>
-          <w:bCs/>
-          <w:sz w:val="20"/>
-          <w:szCs w:val="20"/>
-        </w:rPr>
-        <w:t xml:space="preserve">, </w:t>
-      </w:r>
-      <w:r>
-        <w:rPr>
-          <w:bCs/>
-          <w:sz w:val="20"/>
-          <w:szCs w:val="20"/>
-        </w:rPr>
-        <w:t>replac</w:t>
-      </w:r>
-      <w:r>
-        <w:rPr>
-          <w:bCs/>
-          <w:sz w:val="20"/>
-          <w:szCs w:val="20"/>
-        </w:rPr>
-        <w:t>ing</w:t>
-      </w:r>
-      <w:r>
-        <w:rPr>
-          <w:bCs/>
-          <w:sz w:val="20"/>
-          <w:szCs w:val="20"/>
-        </w:rPr>
-        <w:t xml:space="preserve"> the weighted objectives method for scalarization</w:t>
-      </w:r>
-      <w:r>
-        <w:rPr>
-          <w:bCs/>
-          <w:sz w:val="20"/>
-          <w:szCs w:val="20"/>
-        </w:rPr>
-        <w:t xml:space="preserve"> , reformulating the problem as Mixed Integer optimization problem.</w:t>
-      </w:r>
-      <w:r>
-        <w:rPr>
-          <w:bCs/>
-          <w:sz w:val="20"/>
-          <w:szCs w:val="20"/>
-        </w:rPr>
-        <w:t xml:space="preserve"> For details refer to </w:t>
-      </w:r>
-      <w:hyperlink r:id="rId8" w:history="1">
-        <w:r>
-          <w:rPr>
-            <w:rStyle w:val="Hyperlink"/>
-            <w:bCs/>
-            <w:sz w:val="20"/>
-            <w:szCs w:val="20"/>
-          </w:rPr>
-          <w:t>this document</w:t>
-        </w:r>
-      </w:hyperlink>
-      <w:r>
-        <w:rPr>
-          <w:bCs/>
-          <w:sz w:val="20"/>
-          <w:szCs w:val="20"/>
-        </w:rPr>
-        <w:t xml:space="preserve"> and </w:t>
+        <w:t>research various reinforcement learning Policy Gradient algorithms such as PPO, applying those to</w:t>
+      </w:r>
+      <w:r>
+        <w:rPr>
+          <w:bCs/>
+          <w:sz w:val="20"/>
+          <w:szCs w:val="20"/>
+        </w:rPr>
+        <w:t xml:space="preserve"> agentic workflows mentioned in a)</w:t>
+      </w:r>
+      <w:r>
+        <w:rPr>
+          <w:bCs/>
+          <w:sz w:val="20"/>
+          <w:szCs w:val="20"/>
+        </w:rPr>
+        <w:t xml:space="preserve">. For the purpose used the </w:t>
+      </w:r>
+      <w:r>
+        <w:rPr>
+          <w:rFonts w:ascii="Menlo" w:hAnsi="Menlo" w:cs="Menlo"/>
+          <w:bCs/>
+          <w:sz w:val="16"/>
+          <w:szCs w:val="16"/>
+        </w:rPr>
+        <w:t>gymnasium</w:t>
+      </w:r>
+      <w:r>
+        <w:rPr>
+          <w:bCs/>
+          <w:sz w:val="20"/>
+          <w:szCs w:val="20"/>
+        </w:rPr>
+        <w:t xml:space="preserve"> environment and </w:t>
+      </w:r>
+      <w:r>
+        <w:rPr>
+          <w:rFonts w:ascii="Menlo" w:hAnsi="Menlo" w:cs="Menlo"/>
+          <w:bCs/>
+          <w:sz w:val="16"/>
+          <w:szCs w:val="16"/>
+        </w:rPr>
+        <w:t>stable-baselines3</w:t>
+      </w:r>
+      <w:r>
+        <w:rPr>
+          <w:bCs/>
+          <w:sz w:val="20"/>
+          <w:szCs w:val="20"/>
+        </w:rPr>
+        <w:t xml:space="preserve"> library.</w:t>
+      </w:r>
+      <w:r>
+        <w:rPr>
+          <w:bCs/>
+          <w:sz w:val="20"/>
+          <w:szCs w:val="20"/>
+        </w:rPr>
+        <w:t xml:space="preserve"> Ongoing work captured in </w:t>
       </w:r>
       <w:hyperlink r:id="rId9" w:history="1">
         <w:r>
@@ -763,65 +814,167 @@
           <w:sz w:val="20"/>
           <w:szCs w:val="20"/>
         </w:rPr>
-        <w:t>research</w:t>
-      </w:r>
-      <w:r>
-        <w:rPr>
-          <w:bCs/>
-          <w:sz w:val="20"/>
-          <w:szCs w:val="20"/>
-        </w:rPr>
-        <w:t xml:space="preserve"> various reinforcement learning Policy Gradient algorithms such as PPO, applying those to Deployment Optimization and Fulfillment Optimization problems. For the purpose </w:t>
-      </w:r>
-      <w:r>
-        <w:rPr>
-          <w:bCs/>
-          <w:sz w:val="20"/>
-          <w:szCs w:val="20"/>
-        </w:rPr>
-        <w:t>used</w:t>
-      </w:r>
-      <w:r>
-        <w:rPr>
-          <w:bCs/>
-          <w:sz w:val="20"/>
-          <w:szCs w:val="20"/>
-        </w:rPr>
-        <w:t xml:space="preserve"> the </w:t>
-      </w:r>
-      <w:r>
-        <w:rPr>
-          <w:rFonts w:ascii="Menlo" w:hAnsi="Menlo" w:cs="Menlo"/>
-          <w:bCs/>
-          <w:sz w:val="16"/>
-          <w:szCs w:val="16"/>
-        </w:rPr>
-        <w:t>gymnasium</w:t>
-      </w:r>
-      <w:r>
-        <w:rPr>
-          <w:bCs/>
-          <w:sz w:val="20"/>
-          <w:szCs w:val="20"/>
-        </w:rPr>
-        <w:t xml:space="preserve"> environment and </w:t>
-      </w:r>
-      <w:r>
-        <w:rPr>
-          <w:rFonts w:ascii="Menlo" w:hAnsi="Menlo" w:cs="Menlo"/>
-          <w:bCs/>
-          <w:sz w:val="16"/>
-          <w:szCs w:val="16"/>
-        </w:rPr>
-        <w:t>stable-baselines3</w:t>
-      </w:r>
-      <w:r>
-        <w:rPr>
-          <w:bCs/>
-          <w:sz w:val="20"/>
-          <w:szCs w:val="20"/>
-        </w:rPr>
-        <w:t xml:space="preserve"> library.</w:t>
+        <w:t xml:space="preserve">redesign </w:t>
+      </w:r>
+      <w:r>
+        <w:rPr>
+          <w:bCs/>
+          <w:sz w:val="20"/>
+          <w:szCs w:val="20"/>
+        </w:rPr>
+        <w:t xml:space="preserve">of </w:t>
+      </w:r>
+      <w:r>
+        <w:rPr>
+          <w:bCs/>
+          <w:sz w:val="20"/>
+          <w:szCs w:val="20"/>
+        </w:rPr>
+        <w:t>the online Fulfillment algorithm using</w:t>
+      </w:r>
+      <w:r>
+        <w:rPr>
+          <w:bCs/>
+          <w:sz w:val="20"/>
+          <w:szCs w:val="20"/>
+        </w:rPr>
+        <w:t xml:space="preserve"> the</w:t>
+      </w:r>
+      <w:r>
+        <w:rPr>
+          <w:bCs/>
+          <w:sz w:val="20"/>
+          <w:szCs w:val="20"/>
+        </w:rPr>
+        <w:t xml:space="preserve"> </w:t>
+      </w:r>
+      <m:oMath>
+        <m:r>
+          <w:rPr>
+            <w:rFonts w:ascii="Cambria Math" w:hAnsi="Cambria Math"/>
+            <w:sz w:val="20"/>
+            <w:szCs w:val="20"/>
+          </w:rPr>
+          <m:t>ε</m:t>
+        </m:r>
+      </m:oMath>
+      <w:r>
+        <w:rPr>
+          <w:bCs/>
+          <w:sz w:val="20"/>
+          <w:szCs w:val="20"/>
+        </w:rPr>
+        <w:t>-</w:t>
+      </w:r>
+      <w:r>
+        <w:rPr>
+          <w:bCs/>
+          <w:sz w:val="20"/>
+          <w:szCs w:val="20"/>
+        </w:rPr>
+        <w:t>constrain</w:t>
+      </w:r>
+      <w:r>
+        <w:rPr>
+          <w:bCs/>
+          <w:sz w:val="20"/>
+          <w:szCs w:val="20"/>
+        </w:rPr>
+        <w:t>t</w:t>
+      </w:r>
+      <w:r>
+        <w:rPr>
+          <w:bCs/>
+          <w:sz w:val="20"/>
+          <w:szCs w:val="20"/>
+        </w:rPr>
+        <w:t xml:space="preserve"> method</w:t>
+      </w:r>
+      <w:r>
+        <w:rPr>
+          <w:bCs/>
+          <w:sz w:val="20"/>
+          <w:szCs w:val="20"/>
+        </w:rPr>
+        <w:t xml:space="preserve">, </w:t>
+      </w:r>
+      <w:r>
+        <w:rPr>
+          <w:bCs/>
+          <w:sz w:val="20"/>
+          <w:szCs w:val="20"/>
+        </w:rPr>
+        <w:t>replac</w:t>
+      </w:r>
+      <w:r>
+        <w:rPr>
+          <w:bCs/>
+          <w:sz w:val="20"/>
+          <w:szCs w:val="20"/>
+        </w:rPr>
+        <w:t>ing</w:t>
+      </w:r>
+      <w:r>
+        <w:rPr>
+          <w:bCs/>
+          <w:sz w:val="20"/>
+          <w:szCs w:val="20"/>
+        </w:rPr>
+        <w:t xml:space="preserve"> the weighted objectives method for scalarization</w:t>
+      </w:r>
+      <w:r>
+        <w:rPr>
+          <w:bCs/>
+          <w:sz w:val="20"/>
+          <w:szCs w:val="20"/>
+        </w:rPr>
+        <w:t xml:space="preserve"> , reformulating the problem as Mixed Integer optimization problem.</w:t>
+      </w:r>
+      <w:r>
+        <w:rPr>
+          <w:bCs/>
+          <w:sz w:val="20"/>
+          <w:szCs w:val="20"/>
+        </w:rPr>
+        <w:t xml:space="preserve"> For details refer to </w:t>
+      </w:r>
+      <w:hyperlink r:id="rId12" w:history="1">
+        <w:r>
+          <w:rPr>
+            <w:rStyle w:val="Hyperlink"/>
+            <w:bCs/>
+            <w:sz w:val="20"/>
+            <w:szCs w:val="20"/>
+          </w:rPr>
+          <w:t>this document</w:t>
+        </w:r>
+      </w:hyperlink>
+      <w:r>
+        <w:rPr>
+          <w:bCs/>
+          <w:sz w:val="20"/>
+          <w:szCs w:val="20"/>
+        </w:rPr>
+        <w:t xml:space="preserve"> and </w:t>
+      </w:r>
+      <w:hyperlink r:id="rId13" w:history="1">
+        <w:r>
+          <w:rPr>
+            <w:rStyle w:val="Hyperlink"/>
+            <w:bCs/>
+            <w:sz w:val="20"/>
+            <w:szCs w:val="20"/>
+          </w:rPr>
+          <w:t>this document</w:t>
+        </w:r>
+      </w:hyperlink>
+      <w:r>
+        <w:rPr>
+          <w:bCs/>
+          <w:sz w:val="20"/>
+          <w:szCs w:val="20"/>
+        </w:rPr>
+        <w:t>.</w:t>
       </w:r>
     </w:p>
     <w:p>
@@ -862,7 +1015,6 @@
         </w:rPr>
         <w:t xml:space="preserve">, </w:t>
       </w:r>
-      <w:proofErr w:type="spellStart"/>
       <w:r>
         <w:rPr>
           <w:rFonts w:ascii="Menlo" w:hAnsi="Menlo" w:cs="Menlo"/>
@@ -872,7 +1024,6 @@
         </w:rPr>
         <w:t>causalml</w:t>
       </w:r>
-      <w:proofErr w:type="spellEnd"/>
       <w:r>
         <w:rPr>
           <w:bCs/>
@@ -881,7 +1032,6 @@
         </w:rPr>
         <w:t xml:space="preserve"> and </w:t>
       </w:r>
-      <w:proofErr w:type="spellStart"/>
       <w:r>
         <w:rPr>
           <w:rFonts w:ascii="Menlo" w:hAnsi="Menlo" w:cs="Menlo"/>
@@ -891,7 +1041,6 @@
         </w:rPr>
         <w:t>dowhy</w:t>
       </w:r>
-      <w:proofErr w:type="spellEnd"/>
       <w:r>
         <w:rPr>
           <w:bCs/>
@@ -908,7 +1057,7 @@
         </w:rPr>
         <w:t xml:space="preserve"> For details refer to </w:t>
       </w:r>
-      <w:hyperlink r:id="rId12" w:history="1">
+      <w:hyperlink r:id="rId14" w:history="1">
         <w:r>
           <w:rPr>
             <w:rStyle w:val="Hyperlink"/>
@@ -927,7 +1076,7 @@
         </w:rPr>
         <w:t xml:space="preserve"> and </w:t>
       </w:r>
-      <w:hyperlink r:id="rId13" w:history="1">
+      <w:hyperlink r:id="rId15" w:history="1">
         <w:r>
           <w:rPr>
             <w:rStyle w:val="Hyperlink"/>
@@ -1100,7 +1249,7 @@
           <w:szCs w:val="20"/>
         </w:rPr>
       </w:pPr>
-      <w:hyperlink r:id="rId14" w:history="1">
+      <w:hyperlink r:id="rId16" w:history="1">
         <w:r>
           <w:rPr>
             <w:rStyle w:val="Hyperlink"/>
@@ -1204,7 +1353,7 @@
           <w:szCs w:val="20"/>
         </w:rPr>
       </w:pPr>
-      <w:hyperlink r:id="rId15" w:history="1">
+      <w:hyperlink r:id="rId17" w:history="1">
         <w:r>
           <w:rPr>
             <w:rStyle w:val="Hyperlink"/>
@@ -1263,7 +1412,7 @@
           <w:szCs w:val="20"/>
         </w:rPr>
       </w:pPr>
-      <w:hyperlink r:id="rId16" w:history="1">
+      <w:hyperlink r:id="rId18" w:history="1">
         <w:r>
           <w:rPr>
             <w:rStyle w:val="Hyperlink"/>
@@ -1287,7 +1436,7 @@
           <w:szCs w:val="20"/>
         </w:rPr>
       </w:pPr>
-      <w:hyperlink r:id="rId17" w:history="1">
+      <w:hyperlink r:id="rId19" w:history="1">
         <w:r>
           <w:rPr>
             <w:rStyle w:val="Hyperlink"/>
@@ -1311,7 +1460,7 @@
           <w:szCs w:val="20"/>
         </w:rPr>
       </w:pPr>
-      <w:hyperlink r:id="rId18" w:history="1">
+      <w:hyperlink r:id="rId20" w:history="1">
         <w:r>
           <w:rPr>
             <w:rStyle w:val="Hyperlink"/>
@@ -1335,7 +1484,7 @@
           <w:szCs w:val="20"/>
         </w:rPr>
       </w:pPr>
-      <w:hyperlink r:id="rId19" w:history="1">
+      <w:hyperlink r:id="rId21" w:history="1">
         <w:r>
           <w:rPr>
             <w:rStyle w:val="Hyperlink"/>
@@ -1359,7 +1508,7 @@
           <w:szCs w:val="20"/>
         </w:rPr>
       </w:pPr>
-      <w:hyperlink r:id="rId20" w:history="1">
+      <w:hyperlink r:id="rId22" w:history="1">
         <w:r>
           <w:rPr>
             <w:rStyle w:val="Hyperlink"/>
@@ -1440,7 +1589,7 @@
           <w:szCs w:val="20"/>
         </w:rPr>
       </w:pPr>
-      <w:hyperlink r:id="rId21" w:history="1">
+      <w:hyperlink r:id="rId23" w:history="1">
         <w:r>
           <w:rPr>
             <w:rStyle w:val="Hyperlink"/>
@@ -1465,7 +1614,7 @@
           <w:u w:val="single"/>
         </w:rPr>
       </w:pPr>
-      <w:hyperlink r:id="rId22" w:history="1">
+      <w:hyperlink r:id="rId24" w:history="1">
         <w:r>
           <w:rPr>
             <w:rStyle w:val="Hyperlink"/>
@@ -1489,7 +1638,7 @@
           <w:szCs w:val="20"/>
         </w:rPr>
       </w:pPr>
-      <w:hyperlink r:id="rId23" w:history="1">
+      <w:hyperlink r:id="rId25" w:history="1">
         <w:r>
           <w:rPr>
             <w:rStyle w:val="Hyperlink"/>
@@ -1513,7 +1662,7 @@
           <w:szCs w:val="20"/>
         </w:rPr>
       </w:pPr>
-      <w:hyperlink r:id="rId24" w:history="1">
+      <w:hyperlink r:id="rId26" w:history="1">
         <w:r>
           <w:rPr>
             <w:rStyle w:val="Hyperlink"/>
@@ -1572,7 +1721,7 @@
           <w:szCs w:val="20"/>
         </w:rPr>
       </w:pPr>
-      <w:hyperlink r:id="rId25" w:history="1">
+      <w:hyperlink r:id="rId27" w:history="1">
         <w:r>
           <w:rPr>
             <w:rStyle w:val="Hyperlink"/>
@@ -1596,7 +1745,7 @@
           <w:szCs w:val="20"/>
         </w:rPr>
       </w:pPr>
-      <w:hyperlink r:id="rId26" w:history="1">
+      <w:hyperlink r:id="rId28" w:history="1">
         <w:r>
           <w:rPr>
             <w:rStyle w:val="Hyperlink"/>
@@ -1620,7 +1769,7 @@
           <w:szCs w:val="20"/>
         </w:rPr>
       </w:pPr>
-      <w:hyperlink r:id="rId27" w:history="1">
+      <w:hyperlink r:id="rId29" w:history="1">
         <w:r>
           <w:rPr>
             <w:rStyle w:val="Hyperlink"/>
@@ -1642,7 +1791,7 @@
           <w:u w:val="single"/>
         </w:rPr>
       </w:pPr>
-      <w:hyperlink r:id="rId28" w:history="1">
+      <w:hyperlink r:id="rId30" w:history="1">
         <w:r>
           <w:rPr>
             <w:rStyle w:val="Hyperlink"/>
@@ -2229,6 +2378,11 @@
       <w:contextualSpacing/>
     </w:pPr>
   </w:style>
+  <w:style w:type="character" w:customStyle="1" w:styleId="s1">
+    <w:name w:val="s1"/>
+    <w:basedOn w:val="DefaultParagraphFont"/>
+    <w:rsid w:val="002261B3"/>
+  </w:style>
 </w:styles>
 </file>
 

--- a/LetterOfIntentAndPreviousWork.docx
+++ b/LetterOfIntentAndPreviousWork.docx
@@ -631,7 +631,15 @@
           <w:sz w:val="20"/>
           <w:szCs w:val="20"/>
         </w:rPr>
-        <w:t>research various reinforcement learning Policy Gradient algorithms such as PPO, applying those to</w:t>
+        <w:t>R</w:t>
+      </w:r>
+      <w:r>
+        <w:rPr>
+          <w:bCs/>
+          <w:sz w:val="20"/>
+          <w:szCs w:val="20"/>
+        </w:rPr>
+        <w:t>einforcement learning Policy Gradient algorithms such as PPO, applying those to</w:t>
       </w:r>
       <w:r>
         <w:rPr>
@@ -730,7 +738,15 @@
           <w:sz w:val="20"/>
           <w:szCs w:val="20"/>
         </w:rPr>
-        <w:t>research and design classical and</w:t>
+        <w:t>C</w:t>
+      </w:r>
+      <w:r>
+        <w:rPr>
+          <w:bCs/>
+          <w:sz w:val="20"/>
+          <w:szCs w:val="20"/>
+        </w:rPr>
+        <w:t>lassical and</w:t>
       </w:r>
       <w:r>
         <w:rPr>
@@ -754,7 +770,23 @@
           <w:sz w:val="20"/>
           <w:szCs w:val="20"/>
         </w:rPr>
-        <w:t xml:space="preserve"> I have two repos with code samples related to this work – </w:t>
+        <w:t xml:space="preserve"> </w:t>
+      </w:r>
+      <w:r>
+        <w:rPr>
+          <w:bCs/>
+          <w:sz w:val="20"/>
+          <w:szCs w:val="20"/>
+        </w:rPr>
+        <w:t>R</w:t>
+      </w:r>
+      <w:r>
+        <w:rPr>
+          <w:bCs/>
+          <w:sz w:val="20"/>
+          <w:szCs w:val="20"/>
+        </w:rPr>
+        <w:t xml:space="preserve">epos with code samples related to this work – </w:t>
       </w:r>
       <w:hyperlink r:id="rId10" w:history="1">
         <w:r>
@@ -814,7 +846,15 @@
           <w:sz w:val="20"/>
           <w:szCs w:val="20"/>
         </w:rPr>
-        <w:t xml:space="preserve">redesign </w:t>
+        <w:t>R</w:t>
+      </w:r>
+      <w:r>
+        <w:rPr>
+          <w:bCs/>
+          <w:sz w:val="20"/>
+          <w:szCs w:val="20"/>
+        </w:rPr>
+        <w:t xml:space="preserve">edesign </w:t>
       </w:r>
       <w:r>
         <w:rPr>
@@ -996,7 +1036,15 @@
           <w:sz w:val="20"/>
           <w:szCs w:val="20"/>
         </w:rPr>
-        <w:t xml:space="preserve">research various algorithms for Root Cause Analysis using Bayesian inference and Probabilistic Temporal Logic. For the purpose exploring the usability of causal inference algorithms included in the packages </w:t>
+        <w:t>A</w:t>
+      </w:r>
+      <w:r>
+        <w:rPr>
+          <w:bCs/>
+          <w:sz w:val="20"/>
+          <w:szCs w:val="20"/>
+        </w:rPr>
+        <w:t xml:space="preserve">lgorithms for Root Cause Analysis using Bayesian inference and Probabilistic Temporal Logic. For the purpose exploring the usability of causal inference algorithms included in the packages </w:t>
       </w:r>
       <w:r>
         <w:rPr>

--- a/LetterOfIntentAndPreviousWork.docx
+++ b/LetterOfIntentAndPreviousWork.docx
@@ -88,7 +88,7 @@
           <w:sz w:val="20"/>
           <w:szCs w:val="20"/>
         </w:rPr>
-        <w:t>1</w:t>
+        <w:t>4</w:t>
       </w:r>
       <w:r>
         <w:rPr>
@@ -106,7 +106,16 @@
           <w:sz w:val="20"/>
           <w:szCs w:val="20"/>
         </w:rPr>
-        <w:t>07</w:t>
+        <w:t>0</w:t>
+      </w:r>
+      <w:r>
+        <w:rPr>
+          <w:rFonts w:cstheme="minorHAnsi"/>
+          <w:color w:val="000000"/>
+          <w:sz w:val="20"/>
+          <w:szCs w:val="20"/>
+        </w:rPr>
+        <w:t>4</w:t>
       </w:r>
       <w:r>
         <w:rPr>
@@ -356,16 +365,7 @@
           <w:sz w:val="20"/>
           <w:szCs w:val="20"/>
         </w:rPr>
-        <w:t>evaluation of these workflows using built-in MLflow judges, standard evaluation metrics, and custom-tailored scorers and custom metrics</w:t>
-      </w:r>
-      <w:r>
-        <w:rPr>
-          <w:rStyle w:val="s1"/>
-          <w:iCs/>
-          <w:sz w:val="20"/>
-          <w:szCs w:val="20"/>
-        </w:rPr>
-        <w:t>.</w:t>
+        <w:t>evaluation of these workflows using built-in MLflow judges, standard evaluation metrics, and custom-tailored scorers and custom metrics.</w:t>
       </w:r>
     </w:p>
     <w:p>
@@ -544,52 +544,7 @@
           <w:sz w:val="20"/>
           <w:szCs w:val="20"/>
         </w:rPr>
-        <w:t xml:space="preserve">valuation of </w:t>
-      </w:r>
-      <w:r>
-        <w:rPr>
-          <w:rStyle w:val="s1"/>
-          <w:iCs/>
-          <w:sz w:val="20"/>
-          <w:szCs w:val="20"/>
-        </w:rPr>
-        <w:t>these</w:t>
-      </w:r>
-      <w:r>
-        <w:rPr>
-          <w:rStyle w:val="s1"/>
-          <w:iCs/>
-          <w:sz w:val="20"/>
-          <w:szCs w:val="20"/>
-        </w:rPr>
-        <w:t xml:space="preserve"> workflows </w:t>
-      </w:r>
-      <w:r>
-        <w:rPr>
-          <w:rStyle w:val="s1"/>
-          <w:iCs/>
-          <w:sz w:val="20"/>
-          <w:szCs w:val="20"/>
-        </w:rPr>
-        <w:t>u</w:t>
-      </w:r>
-      <w:r>
-        <w:rPr>
-          <w:rStyle w:val="s1"/>
-          <w:iCs/>
-          <w:sz w:val="20"/>
-          <w:szCs w:val="20"/>
-        </w:rPr>
-        <w:t>sing built-in MLflow judges, standard evaluation metrics, and custom-tailored scorers and custom metrics</w:t>
-      </w:r>
-      <w:r>
-        <w:rPr>
-          <w:rStyle w:val="s1"/>
-          <w:iCs/>
-          <w:sz w:val="20"/>
-          <w:szCs w:val="20"/>
-        </w:rPr>
-        <w:t xml:space="preserve"> – for details see the sample code </w:t>
+        <w:t xml:space="preserve">valuation of these workflows using built-in MLflow judges, standard evaluation metrics, and custom-tailored scorers and custom metrics – for details see the sample code </w:t>
       </w:r>
       <w:hyperlink r:id="rId8" w:history="1">
         <w:r>
@@ -620,99 +575,36 @@
           <w:numId w:val="1"/>
         </w:numPr>
         <w:rPr>
-          <w:bCs/>
-          <w:sz w:val="20"/>
-          <w:szCs w:val="20"/>
-        </w:rPr>
-      </w:pPr>
-      <w:r>
-        <w:rPr>
-          <w:bCs/>
-          <w:sz w:val="20"/>
-          <w:szCs w:val="20"/>
-        </w:rPr>
-        <w:t>R</w:t>
-      </w:r>
-      <w:r>
-        <w:rPr>
-          <w:bCs/>
-          <w:sz w:val="20"/>
-          <w:szCs w:val="20"/>
-        </w:rPr>
-        <w:t>einforcement learning Policy Gradient algorithms such as PPO, applying those to</w:t>
-      </w:r>
-      <w:r>
-        <w:rPr>
-          <w:bCs/>
-          <w:sz w:val="20"/>
-          <w:szCs w:val="20"/>
-        </w:rPr>
-        <w:t xml:space="preserve"> agentic workflows mentioned in a)</w:t>
-      </w:r>
-      <w:r>
-        <w:rPr>
-          <w:bCs/>
-          <w:sz w:val="20"/>
-          <w:szCs w:val="20"/>
-        </w:rPr>
-        <w:t xml:space="preserve">. For the purpose used the </w:t>
-      </w:r>
-      <w:r>
-        <w:rPr>
-          <w:rFonts w:ascii="Menlo" w:hAnsi="Menlo" w:cs="Menlo"/>
-          <w:bCs/>
-          <w:sz w:val="16"/>
-          <w:szCs w:val="16"/>
-        </w:rPr>
-        <w:t>gymnasium</w:t>
-      </w:r>
-      <w:r>
-        <w:rPr>
-          <w:bCs/>
-          <w:sz w:val="20"/>
-          <w:szCs w:val="20"/>
-        </w:rPr>
-        <w:t xml:space="preserve"> environment and </w:t>
-      </w:r>
-      <w:r>
-        <w:rPr>
-          <w:rFonts w:ascii="Menlo" w:hAnsi="Menlo" w:cs="Menlo"/>
-          <w:bCs/>
-          <w:sz w:val="16"/>
-          <w:szCs w:val="16"/>
-        </w:rPr>
-        <w:t>stable-baselines3</w:t>
-      </w:r>
-      <w:r>
-        <w:rPr>
-          <w:bCs/>
-          <w:sz w:val="20"/>
-          <w:szCs w:val="20"/>
-        </w:rPr>
-        <w:t xml:space="preserve"> library.</w:t>
-      </w:r>
-      <w:r>
-        <w:rPr>
-          <w:bCs/>
-          <w:sz w:val="20"/>
-          <w:szCs w:val="20"/>
-        </w:rPr>
-        <w:t xml:space="preserve"> Ongoing work captured in </w:t>
+          <w:rStyle w:val="s1"/>
+          <w:bCs/>
+          <w:sz w:val="20"/>
+          <w:szCs w:val="20"/>
+        </w:rPr>
+      </w:pPr>
+      <w:r>
+        <w:rPr>
+          <w:rStyle w:val="s1"/>
+          <w:iCs/>
+          <w:sz w:val="20"/>
+          <w:szCs w:val="20"/>
+        </w:rPr>
+        <w:t xml:space="preserve">Causal Inference realized via agentic workflows – for details see markdown documents and sample code </w:t>
       </w:r>
       <w:hyperlink r:id="rId9" w:history="1">
         <w:r>
           <w:rPr>
             <w:rStyle w:val="Hyperlink"/>
-            <w:bCs/>
-            <w:sz w:val="20"/>
-            <w:szCs w:val="20"/>
-          </w:rPr>
-          <w:t>this document</w:t>
+            <w:iCs/>
+            <w:sz w:val="20"/>
+            <w:szCs w:val="20"/>
+          </w:rPr>
+          <w:t>here</w:t>
         </w:r>
       </w:hyperlink>
       <w:r>
         <w:rPr>
-          <w:bCs/>
+          <w:rStyle w:val="s1"/>
+          <w:iCs/>
           <w:sz w:val="20"/>
           <w:szCs w:val="20"/>
         </w:rPr>
@@ -727,66 +619,20 @@
           <w:numId w:val="1"/>
         </w:numPr>
         <w:rPr>
-          <w:bCs/>
-          <w:sz w:val="20"/>
-          <w:szCs w:val="20"/>
-        </w:rPr>
-      </w:pPr>
-      <w:r>
-        <w:rPr>
-          <w:bCs/>
-          <w:sz w:val="20"/>
-          <w:szCs w:val="20"/>
-        </w:rPr>
-        <w:t>C</w:t>
-      </w:r>
-      <w:r>
-        <w:rPr>
-          <w:bCs/>
-          <w:sz w:val="20"/>
-          <w:szCs w:val="20"/>
-        </w:rPr>
-        <w:t>lassical and</w:t>
-      </w:r>
-      <w:r>
-        <w:rPr>
-          <w:bCs/>
-          <w:sz w:val="20"/>
-          <w:szCs w:val="20"/>
-        </w:rPr>
-        <w:t xml:space="preserve"> Deep Learning</w:t>
-      </w:r>
-      <w:r>
-        <w:rPr>
-          <w:bCs/>
-          <w:sz w:val="20"/>
-          <w:szCs w:val="20"/>
-        </w:rPr>
-        <w:t xml:space="preserve"> algorithms for various image processing tasks such as synthetic noise generation, generative fill and shadow processing.</w:t>
-      </w:r>
-      <w:r>
-        <w:rPr>
-          <w:bCs/>
-          <w:sz w:val="20"/>
-          <w:szCs w:val="20"/>
-        </w:rPr>
-        <w:t xml:space="preserve"> </w:t>
-      </w:r>
-      <w:r>
-        <w:rPr>
-          <w:bCs/>
-          <w:sz w:val="20"/>
-          <w:szCs w:val="20"/>
-        </w:rPr>
-        <w:t>R</w:t>
-      </w:r>
-      <w:r>
-        <w:rPr>
-          <w:bCs/>
-          <w:sz w:val="20"/>
-          <w:szCs w:val="20"/>
-        </w:rPr>
-        <w:t xml:space="preserve">epos with code samples related to this work – </w:t>
+          <w:rStyle w:val="s1"/>
+          <w:bCs/>
+          <w:sz w:val="20"/>
+          <w:szCs w:val="20"/>
+        </w:rPr>
+      </w:pPr>
+      <w:r>
+        <w:rPr>
+          <w:rStyle w:val="s1"/>
+          <w:bCs/>
+          <w:sz w:val="20"/>
+          <w:szCs w:val="20"/>
+        </w:rPr>
+        <w:t xml:space="preserve">Actor-Critic design pattern and related algorithms applied to agentic workflows – for details see the sample code </w:t>
       </w:r>
       <w:hyperlink r:id="rId10" w:history="1">
         <w:r>
@@ -796,30 +642,12 @@
             <w:sz w:val="20"/>
             <w:szCs w:val="20"/>
           </w:rPr>
-          <w:t>smooth_gradient_outpaint</w:t>
+          <w:t>here</w:t>
         </w:r>
       </w:hyperlink>
       <w:r>
         <w:rPr>
-          <w:bCs/>
-          <w:sz w:val="20"/>
-          <w:szCs w:val="20"/>
-        </w:rPr>
-        <w:t xml:space="preserve"> and </w:t>
-      </w:r>
-      <w:hyperlink r:id="rId11" w:history="1">
-        <w:r>
-          <w:rPr>
-            <w:rStyle w:val="Hyperlink"/>
-            <w:bCs/>
-            <w:sz w:val="20"/>
-            <w:szCs w:val="20"/>
-          </w:rPr>
-          <w:t>image_crop</w:t>
-        </w:r>
-      </w:hyperlink>
-      <w:r>
-        <w:rPr>
+          <w:rStyle w:val="s1"/>
           <w:bCs/>
           <w:sz w:val="20"/>
           <w:szCs w:val="20"/>
@@ -854,150 +682,67 @@
           <w:sz w:val="20"/>
           <w:szCs w:val="20"/>
         </w:rPr>
-        <w:t xml:space="preserve">edesign </w:t>
-      </w:r>
-      <w:r>
-        <w:rPr>
-          <w:bCs/>
-          <w:sz w:val="20"/>
-          <w:szCs w:val="20"/>
-        </w:rPr>
-        <w:t xml:space="preserve">of </w:t>
-      </w:r>
-      <w:r>
-        <w:rPr>
-          <w:bCs/>
-          <w:sz w:val="20"/>
-          <w:szCs w:val="20"/>
-        </w:rPr>
-        <w:t>the online Fulfillment algorithm using</w:t>
-      </w:r>
-      <w:r>
-        <w:rPr>
-          <w:bCs/>
-          <w:sz w:val="20"/>
-          <w:szCs w:val="20"/>
-        </w:rPr>
-        <w:t xml:space="preserve"> the</w:t>
-      </w:r>
-      <w:r>
-        <w:rPr>
-          <w:bCs/>
-          <w:sz w:val="20"/>
-          <w:szCs w:val="20"/>
-        </w:rPr>
-        <w:t xml:space="preserve"> </w:t>
-      </w:r>
-      <m:oMath>
-        <m:r>
-          <w:rPr>
-            <w:rFonts w:ascii="Cambria Math" w:hAnsi="Cambria Math"/>
-            <w:sz w:val="20"/>
-            <w:szCs w:val="20"/>
-          </w:rPr>
-          <m:t>ε</m:t>
-        </m:r>
-      </m:oMath>
-      <w:r>
-        <w:rPr>
-          <w:bCs/>
-          <w:sz w:val="20"/>
-          <w:szCs w:val="20"/>
-        </w:rPr>
-        <w:t>-</w:t>
-      </w:r>
-      <w:r>
-        <w:rPr>
-          <w:bCs/>
-          <w:sz w:val="20"/>
-          <w:szCs w:val="20"/>
-        </w:rPr>
-        <w:t>constrain</w:t>
-      </w:r>
-      <w:r>
-        <w:rPr>
-          <w:bCs/>
-          <w:sz w:val="20"/>
-          <w:szCs w:val="20"/>
-        </w:rPr>
-        <w:t>t</w:t>
-      </w:r>
-      <w:r>
-        <w:rPr>
-          <w:bCs/>
-          <w:sz w:val="20"/>
-          <w:szCs w:val="20"/>
-        </w:rPr>
-        <w:t xml:space="preserve"> method</w:t>
-      </w:r>
-      <w:r>
-        <w:rPr>
-          <w:bCs/>
-          <w:sz w:val="20"/>
-          <w:szCs w:val="20"/>
-        </w:rPr>
-        <w:t xml:space="preserve">, </w:t>
-      </w:r>
-      <w:r>
-        <w:rPr>
-          <w:bCs/>
-          <w:sz w:val="20"/>
-          <w:szCs w:val="20"/>
-        </w:rPr>
-        <w:t>replac</w:t>
-      </w:r>
-      <w:r>
-        <w:rPr>
-          <w:bCs/>
-          <w:sz w:val="20"/>
-          <w:szCs w:val="20"/>
-        </w:rPr>
-        <w:t>ing</w:t>
-      </w:r>
-      <w:r>
-        <w:rPr>
-          <w:bCs/>
-          <w:sz w:val="20"/>
-          <w:szCs w:val="20"/>
-        </w:rPr>
-        <w:t xml:space="preserve"> the weighted objectives method for scalarization</w:t>
-      </w:r>
-      <w:r>
-        <w:rPr>
-          <w:bCs/>
-          <w:sz w:val="20"/>
-          <w:szCs w:val="20"/>
-        </w:rPr>
-        <w:t xml:space="preserve"> , reformulating the problem as Mixed Integer optimization problem.</w:t>
-      </w:r>
-      <w:r>
-        <w:rPr>
-          <w:bCs/>
-          <w:sz w:val="20"/>
-          <w:szCs w:val="20"/>
-        </w:rPr>
-        <w:t xml:space="preserve"> For details refer to </w:t>
-      </w:r>
-      <w:hyperlink r:id="rId12" w:history="1">
-        <w:r>
-          <w:rPr>
-            <w:rStyle w:val="Hyperlink"/>
-            <w:bCs/>
-            <w:sz w:val="20"/>
-            <w:szCs w:val="20"/>
-          </w:rPr>
-          <w:t>this document</w:t>
-        </w:r>
-      </w:hyperlink>
-      <w:r>
-        <w:rPr>
-          <w:bCs/>
-          <w:sz w:val="20"/>
-          <w:szCs w:val="20"/>
-        </w:rPr>
-        <w:t xml:space="preserve"> and </w:t>
-      </w:r>
-      <w:hyperlink r:id="rId13" w:history="1">
+        <w:t>einforcement learning Policy Gradient algorithms such as PPO, applying those to</w:t>
+      </w:r>
+      <w:r>
+        <w:rPr>
+          <w:bCs/>
+          <w:sz w:val="20"/>
+          <w:szCs w:val="20"/>
+        </w:rPr>
+        <w:t xml:space="preserve"> agentic workflows mentioned in a)</w:t>
+      </w:r>
+      <w:r>
+        <w:rPr>
+          <w:bCs/>
+          <w:sz w:val="20"/>
+          <w:szCs w:val="20"/>
+        </w:rPr>
+        <w:t xml:space="preserve">. For the purpose used the </w:t>
+      </w:r>
+      <w:r>
+        <w:rPr>
+          <w:rFonts w:ascii="Menlo" w:hAnsi="Menlo" w:cs="Menlo"/>
+          <w:bCs/>
+          <w:sz w:val="16"/>
+          <w:szCs w:val="16"/>
+        </w:rPr>
+        <w:t>gymnasium</w:t>
+      </w:r>
+      <w:r>
+        <w:rPr>
+          <w:bCs/>
+          <w:sz w:val="20"/>
+          <w:szCs w:val="20"/>
+        </w:rPr>
+        <w:t xml:space="preserve"> environment and </w:t>
+      </w:r>
+      <w:r>
+        <w:rPr>
+          <w:rFonts w:ascii="Menlo" w:hAnsi="Menlo" w:cs="Menlo"/>
+          <w:bCs/>
+          <w:sz w:val="16"/>
+          <w:szCs w:val="16"/>
+        </w:rPr>
+        <w:t>stable-baselines3</w:t>
+      </w:r>
+      <w:r>
+        <w:rPr>
+          <w:bCs/>
+          <w:sz w:val="20"/>
+          <w:szCs w:val="20"/>
+        </w:rPr>
+        <w:t xml:space="preserve"> library.</w:t>
+      </w:r>
+      <w:r>
+        <w:rPr>
+          <w:bCs/>
+          <w:sz w:val="20"/>
+          <w:szCs w:val="20"/>
+        </w:rPr>
+        <w:t xml:space="preserve"> Ongoing work captured in </w:t>
+      </w:r>
+      <w:hyperlink r:id="rId11" w:history="1">
         <w:r>
           <w:rPr>
             <w:rStyle w:val="Hyperlink"/>
@@ -1036,6 +781,304 @@
           <w:sz w:val="20"/>
           <w:szCs w:val="20"/>
         </w:rPr>
+        <w:t>C</w:t>
+      </w:r>
+      <w:r>
+        <w:rPr>
+          <w:bCs/>
+          <w:sz w:val="20"/>
+          <w:szCs w:val="20"/>
+        </w:rPr>
+        <w:t>lassical and</w:t>
+      </w:r>
+      <w:r>
+        <w:rPr>
+          <w:bCs/>
+          <w:sz w:val="20"/>
+          <w:szCs w:val="20"/>
+        </w:rPr>
+        <w:t xml:space="preserve"> Deep Learning</w:t>
+      </w:r>
+      <w:r>
+        <w:rPr>
+          <w:bCs/>
+          <w:sz w:val="20"/>
+          <w:szCs w:val="20"/>
+        </w:rPr>
+        <w:t xml:space="preserve"> algorithms for various image processing tasks such as synthetic noise generation, generative fill and shadow processing.</w:t>
+      </w:r>
+      <w:r>
+        <w:rPr>
+          <w:bCs/>
+          <w:sz w:val="20"/>
+          <w:szCs w:val="20"/>
+        </w:rPr>
+        <w:t xml:space="preserve"> </w:t>
+      </w:r>
+      <w:r>
+        <w:rPr>
+          <w:bCs/>
+          <w:sz w:val="20"/>
+          <w:szCs w:val="20"/>
+        </w:rPr>
+        <w:t>R</w:t>
+      </w:r>
+      <w:r>
+        <w:rPr>
+          <w:bCs/>
+          <w:sz w:val="20"/>
+          <w:szCs w:val="20"/>
+        </w:rPr>
+        <w:t xml:space="preserve">epos with code samples related to this work – </w:t>
+      </w:r>
+      <w:hyperlink r:id="rId12" w:history="1">
+        <w:r>
+          <w:rPr>
+            <w:rStyle w:val="Hyperlink"/>
+            <w:bCs/>
+            <w:sz w:val="20"/>
+            <w:szCs w:val="20"/>
+          </w:rPr>
+          <w:t>smooth_gradient_outpaint</w:t>
+        </w:r>
+      </w:hyperlink>
+      <w:r>
+        <w:rPr>
+          <w:bCs/>
+          <w:sz w:val="20"/>
+          <w:szCs w:val="20"/>
+        </w:rPr>
+        <w:t xml:space="preserve"> and </w:t>
+      </w:r>
+      <w:hyperlink r:id="rId13" w:history="1">
+        <w:r>
+          <w:rPr>
+            <w:rStyle w:val="Hyperlink"/>
+            <w:bCs/>
+            <w:sz w:val="20"/>
+            <w:szCs w:val="20"/>
+          </w:rPr>
+          <w:t>image_crop</w:t>
+        </w:r>
+      </w:hyperlink>
+      <w:r>
+        <w:rPr>
+          <w:bCs/>
+          <w:sz w:val="20"/>
+          <w:szCs w:val="20"/>
+        </w:rPr>
+        <w:t>.</w:t>
+      </w:r>
+    </w:p>
+    <w:p>
+      <w:pPr>
+        <w:pStyle w:val="ListParagraph"/>
+        <w:numPr>
+          <w:ilvl w:val="0"/>
+          <w:numId w:val="1"/>
+        </w:numPr>
+        <w:rPr>
+          <w:bCs/>
+          <w:sz w:val="20"/>
+          <w:szCs w:val="20"/>
+        </w:rPr>
+      </w:pPr>
+      <w:r>
+        <w:rPr>
+          <w:bCs/>
+          <w:sz w:val="20"/>
+          <w:szCs w:val="20"/>
+        </w:rPr>
+        <w:t>R</w:t>
+      </w:r>
+      <w:r>
+        <w:rPr>
+          <w:bCs/>
+          <w:sz w:val="20"/>
+          <w:szCs w:val="20"/>
+        </w:rPr>
+        <w:t xml:space="preserve">edesign </w:t>
+      </w:r>
+      <w:r>
+        <w:rPr>
+          <w:bCs/>
+          <w:sz w:val="20"/>
+          <w:szCs w:val="20"/>
+        </w:rPr>
+        <w:t xml:space="preserve">of </w:t>
+      </w:r>
+      <w:r>
+        <w:rPr>
+          <w:bCs/>
+          <w:sz w:val="20"/>
+          <w:szCs w:val="20"/>
+        </w:rPr>
+        <w:t>the online Fulfillment algorithm using</w:t>
+      </w:r>
+      <w:r>
+        <w:rPr>
+          <w:bCs/>
+          <w:sz w:val="20"/>
+          <w:szCs w:val="20"/>
+        </w:rPr>
+        <w:t xml:space="preserve"> the</w:t>
+      </w:r>
+      <w:r>
+        <w:rPr>
+          <w:bCs/>
+          <w:sz w:val="20"/>
+          <w:szCs w:val="20"/>
+        </w:rPr>
+        <w:t xml:space="preserve"> </w:t>
+      </w:r>
+      <m:oMath>
+        <m:r>
+          <w:rPr>
+            <w:rFonts w:ascii="Cambria Math" w:hAnsi="Cambria Math"/>
+            <w:sz w:val="20"/>
+            <w:szCs w:val="20"/>
+          </w:rPr>
+          <m:t>ε</m:t>
+        </m:r>
+      </m:oMath>
+      <w:r>
+        <w:rPr>
+          <w:bCs/>
+          <w:sz w:val="20"/>
+          <w:szCs w:val="20"/>
+        </w:rPr>
+        <w:t>-</w:t>
+      </w:r>
+      <w:r>
+        <w:rPr>
+          <w:bCs/>
+          <w:sz w:val="20"/>
+          <w:szCs w:val="20"/>
+        </w:rPr>
+        <w:t>constrain</w:t>
+      </w:r>
+      <w:r>
+        <w:rPr>
+          <w:bCs/>
+          <w:sz w:val="20"/>
+          <w:szCs w:val="20"/>
+        </w:rPr>
+        <w:t>t</w:t>
+      </w:r>
+      <w:r>
+        <w:rPr>
+          <w:bCs/>
+          <w:sz w:val="20"/>
+          <w:szCs w:val="20"/>
+        </w:rPr>
+        <w:t xml:space="preserve"> method</w:t>
+      </w:r>
+      <w:r>
+        <w:rPr>
+          <w:bCs/>
+          <w:sz w:val="20"/>
+          <w:szCs w:val="20"/>
+        </w:rPr>
+        <w:t xml:space="preserve">, </w:t>
+      </w:r>
+      <w:r>
+        <w:rPr>
+          <w:bCs/>
+          <w:sz w:val="20"/>
+          <w:szCs w:val="20"/>
+        </w:rPr>
+        <w:t>replac</w:t>
+      </w:r>
+      <w:r>
+        <w:rPr>
+          <w:bCs/>
+          <w:sz w:val="20"/>
+          <w:szCs w:val="20"/>
+        </w:rPr>
+        <w:t>ing</w:t>
+      </w:r>
+      <w:r>
+        <w:rPr>
+          <w:bCs/>
+          <w:sz w:val="20"/>
+          <w:szCs w:val="20"/>
+        </w:rPr>
+        <w:t xml:space="preserve"> the weighted objectives method for scalarization</w:t>
+      </w:r>
+      <w:r>
+        <w:rPr>
+          <w:bCs/>
+          <w:sz w:val="20"/>
+          <w:szCs w:val="20"/>
+        </w:rPr>
+        <w:t xml:space="preserve"> , reformulating the problem as Mixed Integer optimization problem.</w:t>
+      </w:r>
+      <w:r>
+        <w:rPr>
+          <w:bCs/>
+          <w:sz w:val="20"/>
+          <w:szCs w:val="20"/>
+        </w:rPr>
+        <w:t xml:space="preserve"> For details refer to </w:t>
+      </w:r>
+      <w:hyperlink r:id="rId14" w:history="1">
+        <w:r>
+          <w:rPr>
+            <w:rStyle w:val="Hyperlink"/>
+            <w:bCs/>
+            <w:sz w:val="20"/>
+            <w:szCs w:val="20"/>
+          </w:rPr>
+          <w:t>this document</w:t>
+        </w:r>
+      </w:hyperlink>
+      <w:r>
+        <w:rPr>
+          <w:bCs/>
+          <w:sz w:val="20"/>
+          <w:szCs w:val="20"/>
+        </w:rPr>
+        <w:t xml:space="preserve"> and </w:t>
+      </w:r>
+      <w:hyperlink r:id="rId15" w:history="1">
+        <w:r>
+          <w:rPr>
+            <w:rStyle w:val="Hyperlink"/>
+            <w:bCs/>
+            <w:sz w:val="20"/>
+            <w:szCs w:val="20"/>
+          </w:rPr>
+          <w:t>this document</w:t>
+        </w:r>
+      </w:hyperlink>
+      <w:r>
+        <w:rPr>
+          <w:bCs/>
+          <w:sz w:val="20"/>
+          <w:szCs w:val="20"/>
+        </w:rPr>
+        <w:t>.</w:t>
+      </w:r>
+    </w:p>
+    <w:p>
+      <w:pPr>
+        <w:pStyle w:val="ListParagraph"/>
+        <w:numPr>
+          <w:ilvl w:val="0"/>
+          <w:numId w:val="1"/>
+        </w:numPr>
+        <w:rPr>
+          <w:bCs/>
+          <w:sz w:val="20"/>
+          <w:szCs w:val="20"/>
+        </w:rPr>
+      </w:pPr>
+      <w:r>
+        <w:rPr>
+          <w:bCs/>
+          <w:sz w:val="20"/>
+          <w:szCs w:val="20"/>
+        </w:rPr>
         <w:t>A</w:t>
       </w:r>
       <w:r>
@@ -1105,7 +1148,7 @@
         </w:rPr>
         <w:t xml:space="preserve"> For details refer to </w:t>
       </w:r>
-      <w:hyperlink r:id="rId14" w:history="1">
+      <w:hyperlink r:id="rId16" w:history="1">
         <w:r>
           <w:rPr>
             <w:rStyle w:val="Hyperlink"/>
@@ -1124,7 +1167,7 @@
         </w:rPr>
         <w:t xml:space="preserve"> and </w:t>
       </w:r>
-      <w:hyperlink r:id="rId15" w:history="1">
+      <w:hyperlink r:id="rId17" w:history="1">
         <w:r>
           <w:rPr>
             <w:rStyle w:val="Hyperlink"/>
@@ -1297,7 +1340,7 @@
           <w:szCs w:val="20"/>
         </w:rPr>
       </w:pPr>
-      <w:hyperlink r:id="rId16" w:history="1">
+      <w:hyperlink r:id="rId18" w:history="1">
         <w:r>
           <w:rPr>
             <w:rStyle w:val="Hyperlink"/>
@@ -1401,7 +1444,7 @@
           <w:szCs w:val="20"/>
         </w:rPr>
       </w:pPr>
-      <w:hyperlink r:id="rId17" w:history="1">
+      <w:hyperlink r:id="rId19" w:history="1">
         <w:r>
           <w:rPr>
             <w:rStyle w:val="Hyperlink"/>
@@ -1460,7 +1503,7 @@
           <w:szCs w:val="20"/>
         </w:rPr>
       </w:pPr>
-      <w:hyperlink r:id="rId18" w:history="1">
+      <w:hyperlink r:id="rId20" w:history="1">
         <w:r>
           <w:rPr>
             <w:rStyle w:val="Hyperlink"/>
@@ -1484,7 +1527,7 @@
           <w:szCs w:val="20"/>
         </w:rPr>
       </w:pPr>
-      <w:hyperlink r:id="rId19" w:history="1">
+      <w:hyperlink r:id="rId21" w:history="1">
         <w:r>
           <w:rPr>
             <w:rStyle w:val="Hyperlink"/>
@@ -1508,7 +1551,7 @@
           <w:szCs w:val="20"/>
         </w:rPr>
       </w:pPr>
-      <w:hyperlink r:id="rId20" w:history="1">
+      <w:hyperlink r:id="rId22" w:history="1">
         <w:r>
           <w:rPr>
             <w:rStyle w:val="Hyperlink"/>
@@ -1532,7 +1575,7 @@
           <w:szCs w:val="20"/>
         </w:rPr>
       </w:pPr>
-      <w:hyperlink r:id="rId21" w:history="1">
+      <w:hyperlink r:id="rId23" w:history="1">
         <w:r>
           <w:rPr>
             <w:rStyle w:val="Hyperlink"/>
@@ -1556,7 +1599,7 @@
           <w:szCs w:val="20"/>
         </w:rPr>
       </w:pPr>
-      <w:hyperlink r:id="rId22" w:history="1">
+      <w:hyperlink r:id="rId24" w:history="1">
         <w:r>
           <w:rPr>
             <w:rStyle w:val="Hyperlink"/>
@@ -1637,7 +1680,7 @@
           <w:szCs w:val="20"/>
         </w:rPr>
       </w:pPr>
-      <w:hyperlink r:id="rId23" w:history="1">
+      <w:hyperlink r:id="rId25" w:history="1">
         <w:r>
           <w:rPr>
             <w:rStyle w:val="Hyperlink"/>
@@ -1662,7 +1705,7 @@
           <w:u w:val="single"/>
         </w:rPr>
       </w:pPr>
-      <w:hyperlink r:id="rId24" w:history="1">
+      <w:hyperlink r:id="rId26" w:history="1">
         <w:r>
           <w:rPr>
             <w:rStyle w:val="Hyperlink"/>
@@ -1686,7 +1729,7 @@
           <w:szCs w:val="20"/>
         </w:rPr>
       </w:pPr>
-      <w:hyperlink r:id="rId25" w:history="1">
+      <w:hyperlink r:id="rId27" w:history="1">
         <w:r>
           <w:rPr>
             <w:rStyle w:val="Hyperlink"/>
@@ -1710,7 +1753,7 @@
           <w:szCs w:val="20"/>
         </w:rPr>
       </w:pPr>
-      <w:hyperlink r:id="rId26" w:history="1">
+      <w:hyperlink r:id="rId28" w:history="1">
         <w:r>
           <w:rPr>
             <w:rStyle w:val="Hyperlink"/>
@@ -1769,7 +1812,7 @@
           <w:szCs w:val="20"/>
         </w:rPr>
       </w:pPr>
-      <w:hyperlink r:id="rId27" w:history="1">
+      <w:hyperlink r:id="rId29" w:history="1">
         <w:r>
           <w:rPr>
             <w:rStyle w:val="Hyperlink"/>
@@ -1793,7 +1836,7 @@
           <w:szCs w:val="20"/>
         </w:rPr>
       </w:pPr>
-      <w:hyperlink r:id="rId28" w:history="1">
+      <w:hyperlink r:id="rId30" w:history="1">
         <w:r>
           <w:rPr>
             <w:rStyle w:val="Hyperlink"/>
@@ -1817,7 +1860,7 @@
           <w:szCs w:val="20"/>
         </w:rPr>
       </w:pPr>
-      <w:hyperlink r:id="rId29" w:history="1">
+      <w:hyperlink r:id="rId31" w:history="1">
         <w:r>
           <w:rPr>
             <w:rStyle w:val="Hyperlink"/>
@@ -1839,7 +1882,7 @@
           <w:u w:val="single"/>
         </w:rPr>
       </w:pPr>
-      <w:hyperlink r:id="rId30" w:history="1">
+      <w:hyperlink r:id="rId32" w:history="1">
         <w:r>
           <w:rPr>
             <w:rStyle w:val="Hyperlink"/>

--- a/LetterOfIntentAndPreviousWork.docx
+++ b/LetterOfIntentAndPreviousWork.docx
@@ -106,16 +106,7 @@
           <w:sz w:val="20"/>
           <w:szCs w:val="20"/>
         </w:rPr>
-        <w:t>0</w:t>
-      </w:r>
-      <w:r>
-        <w:rPr>
-          <w:rFonts w:cstheme="minorHAnsi"/>
-          <w:color w:val="000000"/>
-          <w:sz w:val="20"/>
-          <w:szCs w:val="20"/>
-        </w:rPr>
-        <w:t>4</w:t>
+        <w:t>23</w:t>
       </w:r>
       <w:r>
         <w:rPr>
@@ -569,6 +560,107 @@
     </w:p>
     <w:p>
       <w:pPr>
+        <w:pStyle w:val="p1"/>
+        <w:numPr>
+          <w:ilvl w:val="0"/>
+          <w:numId w:val="1"/>
+        </w:numPr>
+        <w:rPr>
+          <w:rStyle w:val="s1"/>
+          <w:rFonts w:asciiTheme="minorHAnsi" w:hAnsiTheme="minorHAnsi" w:cstheme="minorHAnsi"/>
+          <w:sz w:val="20"/>
+          <w:szCs w:val="20"/>
+        </w:rPr>
+      </w:pPr>
+      <w:r>
+        <w:rPr>
+          <w:rFonts w:asciiTheme="minorHAnsi" w:hAnsiTheme="minorHAnsi" w:cstheme="minorHAnsi"/>
+          <w:sz w:val="20"/>
+          <w:szCs w:val="20"/>
+        </w:rPr>
+        <w:t>Semantic Simulation:</w:t>
+      </w:r>
+      <w:r>
+        <w:rPr>
+          <w:rFonts w:asciiTheme="minorHAnsi" w:hAnsiTheme="minorHAnsi" w:cstheme="minorHAnsi"/>
+          <w:sz w:val="20"/>
+          <w:szCs w:val="20"/>
+        </w:rPr>
+        <w:t xml:space="preserve"> </w:t>
+      </w:r>
+      <w:r>
+        <w:rPr>
+          <w:rFonts w:asciiTheme="minorHAnsi" w:hAnsiTheme="minorHAnsi" w:cstheme="minorHAnsi"/>
+          <w:sz w:val="20"/>
+          <w:szCs w:val="20"/>
+        </w:rPr>
+        <w:t>A Prescriptive Lagrangian Framework for Efficient Semantic</w:t>
+      </w:r>
+      <w:r>
+        <w:rPr>
+          <w:rFonts w:asciiTheme="minorHAnsi" w:hAnsiTheme="minorHAnsi" w:cstheme="minorHAnsi"/>
+          <w:sz w:val="20"/>
+          <w:szCs w:val="20"/>
+        </w:rPr>
+        <w:t xml:space="preserve"> </w:t>
+      </w:r>
+      <w:r>
+        <w:rPr>
+          <w:rFonts w:asciiTheme="minorHAnsi" w:hAnsiTheme="minorHAnsi" w:cstheme="minorHAnsi"/>
+          <w:sz w:val="20"/>
+          <w:szCs w:val="20"/>
+        </w:rPr>
+        <w:t>Inference</w:t>
+      </w:r>
+      <w:r>
+        <w:rPr>
+          <w:rFonts w:asciiTheme="minorHAnsi" w:hAnsiTheme="minorHAnsi" w:cstheme="minorHAnsi"/>
+          <w:sz w:val="20"/>
+          <w:szCs w:val="20"/>
+        </w:rPr>
+        <w:t xml:space="preserve"> – for details see the paper </w:t>
+      </w:r>
+      <w:hyperlink r:id="rId9" w:history="1">
+        <w:r>
+          <w:rPr>
+            <w:rStyle w:val="Hyperlink"/>
+            <w:rFonts w:asciiTheme="minorHAnsi" w:hAnsiTheme="minorHAnsi" w:cstheme="minorHAnsi"/>
+            <w:sz w:val="20"/>
+            <w:szCs w:val="20"/>
+          </w:rPr>
+          <w:t>here</w:t>
+        </w:r>
+      </w:hyperlink>
+      <w:r>
+        <w:rPr>
+          <w:rFonts w:asciiTheme="minorHAnsi" w:hAnsiTheme="minorHAnsi" w:cstheme="minorHAnsi"/>
+          <w:sz w:val="20"/>
+          <w:szCs w:val="20"/>
+        </w:rPr>
+        <w:t xml:space="preserve"> and the companion repo with code </w:t>
+      </w:r>
+      <w:hyperlink r:id="rId10" w:history="1">
+        <w:r>
+          <w:rPr>
+            <w:rStyle w:val="Hyperlink"/>
+            <w:rFonts w:asciiTheme="minorHAnsi" w:hAnsiTheme="minorHAnsi" w:cstheme="minorHAnsi"/>
+            <w:sz w:val="20"/>
+            <w:szCs w:val="20"/>
+          </w:rPr>
+          <w:t>here</w:t>
+        </w:r>
+      </w:hyperlink>
+      <w:r>
+        <w:rPr>
+          <w:rFonts w:asciiTheme="minorHAnsi" w:hAnsiTheme="minorHAnsi" w:cstheme="minorHAnsi"/>
+          <w:sz w:val="20"/>
+          <w:szCs w:val="20"/>
+        </w:rPr>
+        <w:t>.</w:t>
+      </w:r>
+    </w:p>
+    <w:p>
+      <w:pPr>
         <w:pStyle w:val="ListParagraph"/>
         <w:numPr>
           <w:ilvl w:val="0"/>
@@ -590,7 +682,7 @@
         </w:rPr>
         <w:t xml:space="preserve">Causal Inference realized via agentic workflows – for details see markdown documents and sample code </w:t>
       </w:r>
-      <w:hyperlink r:id="rId9" w:history="1">
+      <w:hyperlink r:id="rId11" w:history="1">
         <w:r>
           <w:rPr>
             <w:rStyle w:val="Hyperlink"/>
@@ -634,7 +726,7 @@
         </w:rPr>
         <w:t xml:space="preserve">Actor-Critic design pattern and related algorithms applied to agentic workflows – for details see the sample code </w:t>
       </w:r>
-      <w:hyperlink r:id="rId10" w:history="1">
+      <w:hyperlink r:id="rId12" w:history="1">
         <w:r>
           <w:rPr>
             <w:rStyle w:val="Hyperlink"/>
@@ -742,7 +834,7 @@
         </w:rPr>
         <w:t xml:space="preserve"> Ongoing work captured in </w:t>
       </w:r>
-      <w:hyperlink r:id="rId11" w:history="1">
+      <w:hyperlink r:id="rId13" w:history="1">
         <w:r>
           <w:rPr>
             <w:rStyle w:val="Hyperlink"/>
@@ -781,57 +873,76 @@
           <w:sz w:val="20"/>
           <w:szCs w:val="20"/>
         </w:rPr>
-        <w:t>C</w:t>
-      </w:r>
-      <w:r>
-        <w:rPr>
-          <w:bCs/>
-          <w:sz w:val="20"/>
-          <w:szCs w:val="20"/>
-        </w:rPr>
-        <w:t>lassical and</w:t>
-      </w:r>
-      <w:r>
-        <w:rPr>
-          <w:bCs/>
-          <w:sz w:val="20"/>
-          <w:szCs w:val="20"/>
-        </w:rPr>
-        <w:t xml:space="preserve"> Deep Learning</w:t>
-      </w:r>
-      <w:r>
-        <w:rPr>
-          <w:bCs/>
-          <w:sz w:val="20"/>
-          <w:szCs w:val="20"/>
-        </w:rPr>
-        <w:t xml:space="preserve"> algorithms for various image processing tasks such as synthetic noise generation, generative fill and shadow processing.</w:t>
-      </w:r>
-      <w:r>
-        <w:rPr>
-          <w:bCs/>
-          <w:sz w:val="20"/>
-          <w:szCs w:val="20"/>
-        </w:rPr>
-        <w:t xml:space="preserve"> </w:t>
-      </w:r>
-      <w:r>
-        <w:rPr>
-          <w:bCs/>
-          <w:sz w:val="20"/>
-          <w:szCs w:val="20"/>
-        </w:rPr>
-        <w:t>R</w:t>
-      </w:r>
-      <w:r>
-        <w:rPr>
-          <w:bCs/>
-          <w:sz w:val="20"/>
-          <w:szCs w:val="20"/>
-        </w:rPr>
-        <w:t xml:space="preserve">epos with code samples related to this work – </w:t>
-      </w:r>
-      <w:hyperlink r:id="rId12" w:history="1">
+        <w:t>A</w:t>
+      </w:r>
+      <w:r>
+        <w:rPr>
+          <w:bCs/>
+          <w:sz w:val="20"/>
+          <w:szCs w:val="20"/>
+        </w:rPr>
+        <w:t xml:space="preserve">lgorithms for Root Cause Analysis using Bayesian inference and Probabilistic Temporal Logic. For the purpose exploring the usability of causal inference algorithms included in the packages </w:t>
+      </w:r>
+      <w:r>
+        <w:rPr>
+          <w:rFonts w:ascii="Menlo" w:hAnsi="Menlo" w:cs="Menlo"/>
+          <w:bCs/>
+          <w:sz w:val="16"/>
+          <w:szCs w:val="16"/>
+        </w:rPr>
+        <w:t>causal-learn</w:t>
+      </w:r>
+      <w:r>
+        <w:rPr>
+          <w:bCs/>
+          <w:sz w:val="20"/>
+          <w:szCs w:val="20"/>
+        </w:rPr>
+        <w:t xml:space="preserve">, </w:t>
+      </w:r>
+      <w:r>
+        <w:rPr>
+          <w:rFonts w:ascii="Menlo" w:hAnsi="Menlo" w:cs="Menlo"/>
+          <w:bCs/>
+          <w:sz w:val="16"/>
+          <w:szCs w:val="16"/>
+        </w:rPr>
+        <w:t>causalml</w:t>
+      </w:r>
+      <w:r>
+        <w:rPr>
+          <w:bCs/>
+          <w:sz w:val="20"/>
+          <w:szCs w:val="20"/>
+        </w:rPr>
+        <w:t xml:space="preserve"> and </w:t>
+      </w:r>
+      <w:r>
+        <w:rPr>
+          <w:rFonts w:ascii="Menlo" w:hAnsi="Menlo" w:cs="Menlo"/>
+          <w:bCs/>
+          <w:sz w:val="16"/>
+          <w:szCs w:val="16"/>
+        </w:rPr>
+        <w:t>dowhy</w:t>
+      </w:r>
+      <w:r>
+        <w:rPr>
+          <w:bCs/>
+          <w:sz w:val="20"/>
+          <w:szCs w:val="20"/>
+        </w:rPr>
+        <w:t>.</w:t>
+      </w:r>
+      <w:r>
+        <w:rPr>
+          <w:bCs/>
+          <w:sz w:val="20"/>
+          <w:szCs w:val="20"/>
+        </w:rPr>
+        <w:t xml:space="preserve"> For details refer to </w:t>
+      </w:r>
+      <w:hyperlink r:id="rId14" w:history="1">
         <w:r>
           <w:rPr>
             <w:rStyle w:val="Hyperlink"/>
@@ -839,7 +950,7 @@
             <w:sz w:val="20"/>
             <w:szCs w:val="20"/>
           </w:rPr>
-          <w:t>smooth_gradient_outpaint</w:t>
+          <w:t>this document</w:t>
         </w:r>
       </w:hyperlink>
       <w:r>
@@ -850,7 +961,7 @@
         </w:rPr>
         <w:t xml:space="preserve"> and </w:t>
       </w:r>
-      <w:hyperlink r:id="rId13" w:history="1">
+      <w:hyperlink r:id="rId15" w:history="1">
         <w:r>
           <w:rPr>
             <w:rStyle w:val="Hyperlink"/>
@@ -858,7 +969,7 @@
             <w:sz w:val="20"/>
             <w:szCs w:val="20"/>
           </w:rPr>
-          <w:t>image_crop</w:t>
+          <w:t>this document</w:t>
         </w:r>
       </w:hyperlink>
       <w:r>
@@ -889,6 +1000,46 @@
           <w:sz w:val="20"/>
           <w:szCs w:val="20"/>
         </w:rPr>
+        <w:t>C</w:t>
+      </w:r>
+      <w:r>
+        <w:rPr>
+          <w:bCs/>
+          <w:sz w:val="20"/>
+          <w:szCs w:val="20"/>
+        </w:rPr>
+        <w:t>lassical and</w:t>
+      </w:r>
+      <w:r>
+        <w:rPr>
+          <w:bCs/>
+          <w:sz w:val="20"/>
+          <w:szCs w:val="20"/>
+        </w:rPr>
+        <w:t xml:space="preserve"> Deep Learning</w:t>
+      </w:r>
+      <w:r>
+        <w:rPr>
+          <w:bCs/>
+          <w:sz w:val="20"/>
+          <w:szCs w:val="20"/>
+        </w:rPr>
+        <w:t xml:space="preserve"> algorithms for various image processing tasks such as synthetic noise generation, generative fill and shadow processing.</w:t>
+      </w:r>
+      <w:r>
+        <w:rPr>
+          <w:bCs/>
+          <w:sz w:val="20"/>
+          <w:szCs w:val="20"/>
+        </w:rPr>
+        <w:t xml:space="preserve"> </w:t>
+      </w:r>
+      <w:r>
+        <w:rPr>
+          <w:bCs/>
+          <w:sz w:val="20"/>
+          <w:szCs w:val="20"/>
+        </w:rPr>
         <w:t>R</w:t>
       </w:r>
       <w:r>
@@ -897,131 +1048,9 @@
           <w:sz w:val="20"/>
           <w:szCs w:val="20"/>
         </w:rPr>
-        <w:t xml:space="preserve">edesign </w:t>
-      </w:r>
-      <w:r>
-        <w:rPr>
-          <w:bCs/>
-          <w:sz w:val="20"/>
-          <w:szCs w:val="20"/>
-        </w:rPr>
-        <w:t xml:space="preserve">of </w:t>
-      </w:r>
-      <w:r>
-        <w:rPr>
-          <w:bCs/>
-          <w:sz w:val="20"/>
-          <w:szCs w:val="20"/>
-        </w:rPr>
-        <w:t>the online Fulfillment algorithm using</w:t>
-      </w:r>
-      <w:r>
-        <w:rPr>
-          <w:bCs/>
-          <w:sz w:val="20"/>
-          <w:szCs w:val="20"/>
-        </w:rPr>
-        <w:t xml:space="preserve"> the</w:t>
-      </w:r>
-      <w:r>
-        <w:rPr>
-          <w:bCs/>
-          <w:sz w:val="20"/>
-          <w:szCs w:val="20"/>
-        </w:rPr>
-        <w:t xml:space="preserve"> </w:t>
-      </w:r>
-      <m:oMath>
-        <m:r>
-          <w:rPr>
-            <w:rFonts w:ascii="Cambria Math" w:hAnsi="Cambria Math"/>
-            <w:sz w:val="20"/>
-            <w:szCs w:val="20"/>
-          </w:rPr>
-          <m:t>ε</m:t>
-        </m:r>
-      </m:oMath>
-      <w:r>
-        <w:rPr>
-          <w:bCs/>
-          <w:sz w:val="20"/>
-          <w:szCs w:val="20"/>
-        </w:rPr>
-        <w:t>-</w:t>
-      </w:r>
-      <w:r>
-        <w:rPr>
-          <w:bCs/>
-          <w:sz w:val="20"/>
-          <w:szCs w:val="20"/>
-        </w:rPr>
-        <w:t>constrain</w:t>
-      </w:r>
-      <w:r>
-        <w:rPr>
-          <w:bCs/>
-          <w:sz w:val="20"/>
-          <w:szCs w:val="20"/>
-        </w:rPr>
-        <w:t>t</w:t>
-      </w:r>
-      <w:r>
-        <w:rPr>
-          <w:bCs/>
-          <w:sz w:val="20"/>
-          <w:szCs w:val="20"/>
-        </w:rPr>
-        <w:t xml:space="preserve"> method</w:t>
-      </w:r>
-      <w:r>
-        <w:rPr>
-          <w:bCs/>
-          <w:sz w:val="20"/>
-          <w:szCs w:val="20"/>
-        </w:rPr>
-        <w:t xml:space="preserve">, </w:t>
-      </w:r>
-      <w:r>
-        <w:rPr>
-          <w:bCs/>
-          <w:sz w:val="20"/>
-          <w:szCs w:val="20"/>
-        </w:rPr>
-        <w:t>replac</w:t>
-      </w:r>
-      <w:r>
-        <w:rPr>
-          <w:bCs/>
-          <w:sz w:val="20"/>
-          <w:szCs w:val="20"/>
-        </w:rPr>
-        <w:t>ing</w:t>
-      </w:r>
-      <w:r>
-        <w:rPr>
-          <w:bCs/>
-          <w:sz w:val="20"/>
-          <w:szCs w:val="20"/>
-        </w:rPr>
-        <w:t xml:space="preserve"> the weighted objectives method for scalarization</w:t>
-      </w:r>
-      <w:r>
-        <w:rPr>
-          <w:bCs/>
-          <w:sz w:val="20"/>
-          <w:szCs w:val="20"/>
-        </w:rPr>
-        <w:t xml:space="preserve"> , reformulating the problem as Mixed Integer optimization problem.</w:t>
-      </w:r>
-      <w:r>
-        <w:rPr>
-          <w:bCs/>
-          <w:sz w:val="20"/>
-          <w:szCs w:val="20"/>
-        </w:rPr>
-        <w:t xml:space="preserve"> For details refer to </w:t>
-      </w:r>
-      <w:hyperlink r:id="rId14" w:history="1">
+        <w:t xml:space="preserve">epos with code samples related to this work – </w:t>
+      </w:r>
+      <w:hyperlink r:id="rId16" w:history="1">
         <w:r>
           <w:rPr>
             <w:rStyle w:val="Hyperlink"/>
@@ -1029,7 +1058,7 @@
             <w:sz w:val="20"/>
             <w:szCs w:val="20"/>
           </w:rPr>
-          <w:t>this document</w:t>
+          <w:t>smooth_gradient_outpaint</w:t>
         </w:r>
       </w:hyperlink>
       <w:r>
@@ -1040,7 +1069,7 @@
         </w:rPr>
         <w:t xml:space="preserve"> and </w:t>
       </w:r>
-      <w:hyperlink r:id="rId15" w:history="1">
+      <w:hyperlink r:id="rId17" w:history="1">
         <w:r>
           <w:rPr>
             <w:rStyle w:val="Hyperlink"/>
@@ -1048,7 +1077,7 @@
             <w:sz w:val="20"/>
             <w:szCs w:val="20"/>
           </w:rPr>
-          <w:t>this document</w:t>
+          <w:t>image_crop</w:t>
         </w:r>
       </w:hyperlink>
       <w:r>
@@ -1079,24 +1108,89 @@
           <w:sz w:val="20"/>
           <w:szCs w:val="20"/>
         </w:rPr>
-        <w:t>A</w:t>
-      </w:r>
-      <w:r>
-        <w:rPr>
-          <w:bCs/>
-          <w:sz w:val="20"/>
-          <w:szCs w:val="20"/>
-        </w:rPr>
-        <w:t xml:space="preserve">lgorithms for Root Cause Analysis using Bayesian inference and Probabilistic Temporal Logic. For the purpose exploring the usability of causal inference algorithms included in the packages </w:t>
-      </w:r>
-      <w:r>
-        <w:rPr>
-          <w:rFonts w:ascii="Menlo" w:hAnsi="Menlo" w:cs="Menlo"/>
-          <w:bCs/>
-          <w:sz w:val="16"/>
-          <w:szCs w:val="16"/>
-        </w:rPr>
-        <w:t>causal-learn</w:t>
+        <w:t>R</w:t>
+      </w:r>
+      <w:r>
+        <w:rPr>
+          <w:bCs/>
+          <w:sz w:val="20"/>
+          <w:szCs w:val="20"/>
+        </w:rPr>
+        <w:t xml:space="preserve">edesign </w:t>
+      </w:r>
+      <w:r>
+        <w:rPr>
+          <w:bCs/>
+          <w:sz w:val="20"/>
+          <w:szCs w:val="20"/>
+        </w:rPr>
+        <w:t xml:space="preserve">of </w:t>
+      </w:r>
+      <w:r>
+        <w:rPr>
+          <w:bCs/>
+          <w:sz w:val="20"/>
+          <w:szCs w:val="20"/>
+        </w:rPr>
+        <w:t>the online Fulfillment algorithm using</w:t>
+      </w:r>
+      <w:r>
+        <w:rPr>
+          <w:bCs/>
+          <w:sz w:val="20"/>
+          <w:szCs w:val="20"/>
+        </w:rPr>
+        <w:t xml:space="preserve"> the</w:t>
+      </w:r>
+      <w:r>
+        <w:rPr>
+          <w:bCs/>
+          <w:sz w:val="20"/>
+          <w:szCs w:val="20"/>
+        </w:rPr>
+        <w:t xml:space="preserve"> </w:t>
+      </w:r>
+      <m:oMath>
+        <m:r>
+          <w:rPr>
+            <w:rFonts w:ascii="Cambria Math" w:hAnsi="Cambria Math"/>
+            <w:sz w:val="20"/>
+            <w:szCs w:val="20"/>
+          </w:rPr>
+          <m:t>ε</m:t>
+        </m:r>
+      </m:oMath>
+      <w:r>
+        <w:rPr>
+          <w:bCs/>
+          <w:sz w:val="20"/>
+          <w:szCs w:val="20"/>
+        </w:rPr>
+        <w:t>-</w:t>
+      </w:r>
+      <w:r>
+        <w:rPr>
+          <w:bCs/>
+          <w:sz w:val="20"/>
+          <w:szCs w:val="20"/>
+        </w:rPr>
+        <w:t>constrain</w:t>
+      </w:r>
+      <w:r>
+        <w:rPr>
+          <w:bCs/>
+          <w:sz w:val="20"/>
+          <w:szCs w:val="20"/>
+        </w:rPr>
+        <w:t>t</w:t>
+      </w:r>
+      <w:r>
+        <w:rPr>
+          <w:bCs/>
+          <w:sz w:val="20"/>
+          <w:szCs w:val="20"/>
+        </w:rPr>
+        <w:t xml:space="preserve"> method</w:t>
       </w:r>
       <w:r>
         <w:rPr>
@@ -1108,13 +1202,55 @@
       </w:r>
       <w:r>
         <w:rPr>
-          <w:rFonts w:ascii="Menlo" w:hAnsi="Menlo" w:cs="Menlo"/>
-          <w:bCs/>
-          <w:sz w:val="16"/>
-          <w:szCs w:val="16"/>
-        </w:rPr>
-        <w:t>causalml</w:t>
-      </w:r>
+          <w:bCs/>
+          <w:sz w:val="20"/>
+          <w:szCs w:val="20"/>
+        </w:rPr>
+        <w:t>replac</w:t>
+      </w:r>
+      <w:r>
+        <w:rPr>
+          <w:bCs/>
+          <w:sz w:val="20"/>
+          <w:szCs w:val="20"/>
+        </w:rPr>
+        <w:t>ing</w:t>
+      </w:r>
+      <w:r>
+        <w:rPr>
+          <w:bCs/>
+          <w:sz w:val="20"/>
+          <w:szCs w:val="20"/>
+        </w:rPr>
+        <w:t xml:space="preserve"> the weighted objectives method for scalarization</w:t>
+      </w:r>
+      <w:r>
+        <w:rPr>
+          <w:bCs/>
+          <w:sz w:val="20"/>
+          <w:szCs w:val="20"/>
+        </w:rPr>
+        <w:t xml:space="preserve"> , reformulating the problem as Mixed Integer optimization problem.</w:t>
+      </w:r>
+      <w:r>
+        <w:rPr>
+          <w:bCs/>
+          <w:sz w:val="20"/>
+          <w:szCs w:val="20"/>
+        </w:rPr>
+        <w:t xml:space="preserve"> For details refer to </w:t>
+      </w:r>
+      <w:hyperlink r:id="rId18" w:history="1">
+        <w:r>
+          <w:rPr>
+            <w:rStyle w:val="Hyperlink"/>
+            <w:bCs/>
+            <w:sz w:val="20"/>
+            <w:szCs w:val="20"/>
+          </w:rPr>
+          <w:t>this document</w:t>
+        </w:r>
+      </w:hyperlink>
       <w:r>
         <w:rPr>
           <w:bCs/>
@@ -1123,15 +1259,17 @@
         </w:rPr>
         <w:t xml:space="preserve"> and </w:t>
       </w:r>
-      <w:r>
-        <w:rPr>
-          <w:rFonts w:ascii="Menlo" w:hAnsi="Menlo" w:cs="Menlo"/>
-          <w:bCs/>
-          <w:sz w:val="16"/>
-          <w:szCs w:val="16"/>
-        </w:rPr>
-        <w:t>dowhy</w:t>
-      </w:r>
+      <w:hyperlink r:id="rId19" w:history="1">
+        <w:r>
+          <w:rPr>
+            <w:rStyle w:val="Hyperlink"/>
+            <w:bCs/>
+            <w:sz w:val="20"/>
+            <w:szCs w:val="20"/>
+          </w:rPr>
+          <w:t>this document</w:t>
+        </w:r>
+      </w:hyperlink>
       <w:r>
         <w:rPr>
           <w:bCs/>
@@ -1140,52 +1278,15 @@
         </w:rPr>
         <w:t>.</w:t>
       </w:r>
-      <w:r>
-        <w:rPr>
-          <w:bCs/>
-          <w:sz w:val="20"/>
-          <w:szCs w:val="20"/>
-        </w:rPr>
-        <w:t xml:space="preserve"> For details refer to </w:t>
-      </w:r>
-      <w:hyperlink r:id="rId16" w:history="1">
-        <w:r>
-          <w:rPr>
-            <w:rStyle w:val="Hyperlink"/>
-            <w:bCs/>
-            <w:sz w:val="20"/>
-            <w:szCs w:val="20"/>
-          </w:rPr>
-          <w:t>this document</w:t>
-        </w:r>
-      </w:hyperlink>
-      <w:r>
-        <w:rPr>
-          <w:bCs/>
-          <w:sz w:val="20"/>
-          <w:szCs w:val="20"/>
-        </w:rPr>
-        <w:t xml:space="preserve"> and </w:t>
-      </w:r>
-      <w:hyperlink r:id="rId17" w:history="1">
-        <w:r>
-          <w:rPr>
-            <w:rStyle w:val="Hyperlink"/>
-            <w:bCs/>
-            <w:sz w:val="20"/>
-            <w:szCs w:val="20"/>
-          </w:rPr>
-          <w:t>this document</w:t>
-        </w:r>
-      </w:hyperlink>
-      <w:r>
-        <w:rPr>
-          <w:bCs/>
-          <w:sz w:val="20"/>
-          <w:szCs w:val="20"/>
-        </w:rPr>
-        <w:t>.</w:t>
-      </w:r>
+    </w:p>
+    <w:p>
+      <w:pPr>
+        <w:rPr>
+          <w:bCs/>
+          <w:sz w:val="20"/>
+          <w:szCs w:val="20"/>
+        </w:rPr>
+      </w:pPr>
     </w:p>
     <w:p>
       <w:pPr>
@@ -1340,7 +1441,7 @@
           <w:szCs w:val="20"/>
         </w:rPr>
       </w:pPr>
-      <w:hyperlink r:id="rId18" w:history="1">
+      <w:hyperlink r:id="rId20" w:history="1">
         <w:r>
           <w:rPr>
             <w:rStyle w:val="Hyperlink"/>
@@ -1444,7 +1545,7 @@
           <w:szCs w:val="20"/>
         </w:rPr>
       </w:pPr>
-      <w:hyperlink r:id="rId19" w:history="1">
+      <w:hyperlink r:id="rId21" w:history="1">
         <w:r>
           <w:rPr>
             <w:rStyle w:val="Hyperlink"/>
@@ -1503,7 +1604,7 @@
           <w:szCs w:val="20"/>
         </w:rPr>
       </w:pPr>
-      <w:hyperlink r:id="rId20" w:history="1">
+      <w:hyperlink r:id="rId22" w:history="1">
         <w:r>
           <w:rPr>
             <w:rStyle w:val="Hyperlink"/>
@@ -1527,7 +1628,7 @@
           <w:szCs w:val="20"/>
         </w:rPr>
       </w:pPr>
-      <w:hyperlink r:id="rId21" w:history="1">
+      <w:hyperlink r:id="rId23" w:history="1">
         <w:r>
           <w:rPr>
             <w:rStyle w:val="Hyperlink"/>
@@ -1551,7 +1652,7 @@
           <w:szCs w:val="20"/>
         </w:rPr>
       </w:pPr>
-      <w:hyperlink r:id="rId22" w:history="1">
+      <w:hyperlink r:id="rId24" w:history="1">
         <w:r>
           <w:rPr>
             <w:rStyle w:val="Hyperlink"/>
@@ -1575,7 +1676,7 @@
           <w:szCs w:val="20"/>
         </w:rPr>
       </w:pPr>
-      <w:hyperlink r:id="rId23" w:history="1">
+      <w:hyperlink r:id="rId25" w:history="1">
         <w:r>
           <w:rPr>
             <w:rStyle w:val="Hyperlink"/>
@@ -1599,7 +1700,7 @@
           <w:szCs w:val="20"/>
         </w:rPr>
       </w:pPr>
-      <w:hyperlink r:id="rId24" w:history="1">
+      <w:hyperlink r:id="rId26" w:history="1">
         <w:r>
           <w:rPr>
             <w:rStyle w:val="Hyperlink"/>
@@ -1665,6 +1766,7 @@
           <w:sz w:val="20"/>
           <w:szCs w:val="20"/>
         </w:rPr>
+        <w:lastRenderedPageBreak/>
         <w:t>patterns:</w:t>
       </w:r>
     </w:p>
@@ -1680,7 +1782,7 @@
           <w:szCs w:val="20"/>
         </w:rPr>
       </w:pPr>
-      <w:hyperlink r:id="rId25" w:history="1">
+      <w:hyperlink r:id="rId27" w:history="1">
         <w:r>
           <w:rPr>
             <w:rStyle w:val="Hyperlink"/>
@@ -1705,7 +1807,7 @@
           <w:u w:val="single"/>
         </w:rPr>
       </w:pPr>
-      <w:hyperlink r:id="rId26" w:history="1">
+      <w:hyperlink r:id="rId28" w:history="1">
         <w:r>
           <w:rPr>
             <w:rStyle w:val="Hyperlink"/>
@@ -1729,7 +1831,7 @@
           <w:szCs w:val="20"/>
         </w:rPr>
       </w:pPr>
-      <w:hyperlink r:id="rId27" w:history="1">
+      <w:hyperlink r:id="rId29" w:history="1">
         <w:r>
           <w:rPr>
             <w:rStyle w:val="Hyperlink"/>
@@ -1753,7 +1855,7 @@
           <w:szCs w:val="20"/>
         </w:rPr>
       </w:pPr>
-      <w:hyperlink r:id="rId28" w:history="1">
+      <w:hyperlink r:id="rId30" w:history="1">
         <w:r>
           <w:rPr>
             <w:rStyle w:val="Hyperlink"/>
@@ -1812,7 +1914,7 @@
           <w:szCs w:val="20"/>
         </w:rPr>
       </w:pPr>
-      <w:hyperlink r:id="rId29" w:history="1">
+      <w:hyperlink r:id="rId31" w:history="1">
         <w:r>
           <w:rPr>
             <w:rStyle w:val="Hyperlink"/>
@@ -1836,7 +1938,7 @@
           <w:szCs w:val="20"/>
         </w:rPr>
       </w:pPr>
-      <w:hyperlink r:id="rId30" w:history="1">
+      <w:hyperlink r:id="rId32" w:history="1">
         <w:r>
           <w:rPr>
             <w:rStyle w:val="Hyperlink"/>
@@ -1860,7 +1962,7 @@
           <w:szCs w:val="20"/>
         </w:rPr>
       </w:pPr>
-      <w:hyperlink r:id="rId31" w:history="1">
+      <w:hyperlink r:id="rId33" w:history="1">
         <w:r>
           <w:rPr>
             <w:rStyle w:val="Hyperlink"/>
@@ -1882,7 +1984,7 @@
           <w:u w:val="single"/>
         </w:rPr>
       </w:pPr>
-      <w:hyperlink r:id="rId32" w:history="1">
+      <w:hyperlink r:id="rId34" w:history="1">
         <w:r>
           <w:rPr>
             <w:rStyle w:val="Hyperlink"/>
@@ -2474,6 +2576,17 @@
     <w:basedOn w:val="DefaultParagraphFont"/>
     <w:rsid w:val="002261B3"/>
   </w:style>
+  <w:style w:type="paragraph" w:customStyle="1" w:styleId="p1">
+    <w:name w:val="p1"/>
+    <w:basedOn w:val="Normal"/>
+    <w:rsid w:val="00A87B67"/>
+    <w:rPr>
+      <w:rFonts w:ascii="Helvetica" w:eastAsia="Times New Roman" w:hAnsi="Helvetica" w:cs="Times New Roman"/>
+      <w:color w:val="000000"/>
+      <w:sz w:val="21"/>
+      <w:szCs w:val="21"/>
+    </w:rPr>
+  </w:style>
 </w:styles>
 </file>
 

--- a/LetterOfIntentAndPreviousWork.docx
+++ b/LetterOfIntentAndPreviousWork.docx
@@ -391,6 +391,15 @@
         </w:rPr>
         <w:t>are:</w:t>
       </w:r>
+    </w:p>
+    <w:p>
+      <w:pPr>
+        <w:rPr>
+          <w:bCs/>
+          <w:sz w:val="20"/>
+          <w:szCs w:val="20"/>
+        </w:rPr>
+      </w:pPr>
     </w:p>
     <w:p>
       <w:pPr>
@@ -538,6 +547,7 @@
         <w:t xml:space="preserve">valuation of these workflows using built-in MLflow judges, standard evaluation metrics, and custom-tailored scorers and custom metrics – for details see the sample code </w:t>
       </w:r>
       <w:hyperlink r:id="rId8" w:history="1">
+        <w:proofErr w:type="spellStart"/>
         <w:r>
           <w:rPr>
             <w:rStyle w:val="Hyperlink"/>
@@ -557,107 +567,7 @@
         </w:rPr>
         <w:t>.</w:t>
       </w:r>
-    </w:p>
-    <w:p>
-      <w:pPr>
-        <w:pStyle w:val="p1"/>
-        <w:numPr>
-          <w:ilvl w:val="0"/>
-          <w:numId w:val="1"/>
-        </w:numPr>
-        <w:rPr>
-          <w:rStyle w:val="s1"/>
-          <w:rFonts w:asciiTheme="minorHAnsi" w:hAnsiTheme="minorHAnsi" w:cstheme="minorHAnsi"/>
-          <w:sz w:val="20"/>
-          <w:szCs w:val="20"/>
-        </w:rPr>
-      </w:pPr>
-      <w:r>
-        <w:rPr>
-          <w:rFonts w:asciiTheme="minorHAnsi" w:hAnsiTheme="minorHAnsi" w:cstheme="minorHAnsi"/>
-          <w:sz w:val="20"/>
-          <w:szCs w:val="20"/>
-        </w:rPr>
-        <w:t>Semantic Simulation:</w:t>
-      </w:r>
-      <w:r>
-        <w:rPr>
-          <w:rFonts w:asciiTheme="minorHAnsi" w:hAnsiTheme="minorHAnsi" w:cstheme="minorHAnsi"/>
-          <w:sz w:val="20"/>
-          <w:szCs w:val="20"/>
-        </w:rPr>
-        <w:t xml:space="preserve"> </w:t>
-      </w:r>
-      <w:r>
-        <w:rPr>
-          <w:rFonts w:asciiTheme="minorHAnsi" w:hAnsiTheme="minorHAnsi" w:cstheme="minorHAnsi"/>
-          <w:sz w:val="20"/>
-          <w:szCs w:val="20"/>
-        </w:rPr>
-        <w:t>A Prescriptive Lagrangian Framework for Efficient Semantic</w:t>
-      </w:r>
-      <w:r>
-        <w:rPr>
-          <w:rFonts w:asciiTheme="minorHAnsi" w:hAnsiTheme="minorHAnsi" w:cstheme="minorHAnsi"/>
-          <w:sz w:val="20"/>
-          <w:szCs w:val="20"/>
-        </w:rPr>
-        <w:t xml:space="preserve"> </w:t>
-      </w:r>
-      <w:r>
-        <w:rPr>
-          <w:rFonts w:asciiTheme="minorHAnsi" w:hAnsiTheme="minorHAnsi" w:cstheme="minorHAnsi"/>
-          <w:sz w:val="20"/>
-          <w:szCs w:val="20"/>
-        </w:rPr>
-        <w:t>Inference</w:t>
-      </w:r>
-      <w:r>
-        <w:rPr>
-          <w:rFonts w:asciiTheme="minorHAnsi" w:hAnsiTheme="minorHAnsi" w:cstheme="minorHAnsi"/>
-          <w:sz w:val="20"/>
-          <w:szCs w:val="20"/>
-        </w:rPr>
-        <w:t xml:space="preserve"> – for details see the paper </w:t>
-      </w:r>
-      <w:hyperlink r:id="rId9" w:history="1">
-        <w:r>
-          <w:rPr>
-            <w:rStyle w:val="Hyperlink"/>
-            <w:rFonts w:asciiTheme="minorHAnsi" w:hAnsiTheme="minorHAnsi" w:cstheme="minorHAnsi"/>
-            <w:sz w:val="20"/>
-            <w:szCs w:val="20"/>
-          </w:rPr>
-          <w:t>here</w:t>
-        </w:r>
-      </w:hyperlink>
-      <w:r>
-        <w:rPr>
-          <w:rFonts w:asciiTheme="minorHAnsi" w:hAnsiTheme="minorHAnsi" w:cstheme="minorHAnsi"/>
-          <w:sz w:val="20"/>
-          <w:szCs w:val="20"/>
-        </w:rPr>
-        <w:t xml:space="preserve"> and the companion repo with code </w:t>
-      </w:r>
-      <w:hyperlink r:id="rId10" w:history="1">
-        <w:r>
-          <w:rPr>
-            <w:rStyle w:val="Hyperlink"/>
-            <w:rFonts w:asciiTheme="minorHAnsi" w:hAnsiTheme="minorHAnsi" w:cstheme="minorHAnsi"/>
-            <w:sz w:val="20"/>
-            <w:szCs w:val="20"/>
-          </w:rPr>
-          <w:t>here</w:t>
-        </w:r>
-      </w:hyperlink>
-      <w:r>
-        <w:rPr>
-          <w:rFonts w:asciiTheme="minorHAnsi" w:hAnsiTheme="minorHAnsi" w:cstheme="minorHAnsi"/>
-          <w:sz w:val="20"/>
-          <w:szCs w:val="20"/>
-        </w:rPr>
-        <w:t>.</w:t>
-      </w:r>
+      <w:proofErr w:type="spellEnd"/>
     </w:p>
     <w:p>
       <w:pPr>
@@ -675,18 +585,44 @@
       </w:pPr>
       <w:r>
         <w:rPr>
-          <w:rStyle w:val="s1"/>
-          <w:iCs/>
-          <w:sz w:val="20"/>
-          <w:szCs w:val="20"/>
-        </w:rPr>
-        <w:t xml:space="preserve">Causal Inference realized via agentic workflows – for details see markdown documents and sample code </w:t>
-      </w:r>
-      <w:hyperlink r:id="rId11" w:history="1">
-        <w:r>
-          <w:rPr>
-            <w:rStyle w:val="Hyperlink"/>
-            <w:iCs/>
+          <w:rFonts w:eastAsia="Times New Roman" w:cstheme="minorHAnsi"/>
+          <w:color w:val="000000"/>
+          <w:sz w:val="20"/>
+          <w:szCs w:val="20"/>
+        </w:rPr>
+        <w:t>C</w:t>
+      </w:r>
+      <w:r>
+        <w:rPr>
+          <w:rFonts w:eastAsia="Times New Roman" w:cstheme="minorHAnsi"/>
+          <w:color w:val="000000"/>
+          <w:sz w:val="20"/>
+          <w:szCs w:val="20"/>
+        </w:rPr>
+        <w:t>onservative-by-construction language models and the shared-potential separator</w:t>
+      </w:r>
+      <w:r>
+        <w:rPr>
+          <w:rFonts w:eastAsia="Times New Roman" w:cstheme="minorHAnsi"/>
+          <w:color w:val="000000"/>
+          <w:sz w:val="20"/>
+          <w:szCs w:val="20"/>
+        </w:rPr>
+        <w:t xml:space="preserve"> </w:t>
+      </w:r>
+      <w:r>
+        <w:rPr>
+          <w:rFonts w:cstheme="minorHAnsi"/>
+          <w:sz w:val="20"/>
+          <w:szCs w:val="20"/>
+        </w:rPr>
+        <w:t xml:space="preserve">– for details see the paper </w:t>
+      </w:r>
+      <w:hyperlink r:id="rId9" w:history="1">
+        <w:r>
+          <w:rPr>
+            <w:rStyle w:val="Hyperlink"/>
+            <w:rFonts w:cstheme="minorHAnsi"/>
             <w:sz w:val="20"/>
             <w:szCs w:val="20"/>
           </w:rPr>
@@ -695,8 +631,26 @@
       </w:hyperlink>
       <w:r>
         <w:rPr>
-          <w:rStyle w:val="s1"/>
-          <w:iCs/>
+          <w:rFonts w:cstheme="minorHAnsi"/>
+          <w:sz w:val="20"/>
+          <w:szCs w:val="20"/>
+        </w:rPr>
+        <w:t xml:space="preserve"> and the companion repo with code </w:t>
+      </w:r>
+      <w:hyperlink r:id="rId10" w:history="1">
+        <w:r>
+          <w:rPr>
+            <w:rStyle w:val="Hyperlink"/>
+            <w:rFonts w:cstheme="minorHAnsi"/>
+            <w:sz w:val="20"/>
+            <w:szCs w:val="20"/>
+          </w:rPr>
+          <w:t>here</w:t>
+        </w:r>
+      </w:hyperlink>
+      <w:r>
+        <w:rPr>
+          <w:rFonts w:cstheme="minorHAnsi"/>
           <w:sz w:val="20"/>
           <w:szCs w:val="20"/>
         </w:rPr>
@@ -720,17 +674,17 @@
       <w:r>
         <w:rPr>
           <w:rStyle w:val="s1"/>
-          <w:bCs/>
-          <w:sz w:val="20"/>
-          <w:szCs w:val="20"/>
-        </w:rPr>
-        <w:t xml:space="preserve">Actor-Critic design pattern and related algorithms applied to agentic workflows – for details see the sample code </w:t>
-      </w:r>
-      <w:hyperlink r:id="rId12" w:history="1">
-        <w:r>
-          <w:rPr>
-            <w:rStyle w:val="Hyperlink"/>
-            <w:bCs/>
+          <w:iCs/>
+          <w:sz w:val="20"/>
+          <w:szCs w:val="20"/>
+        </w:rPr>
+        <w:t xml:space="preserve">Causal Inference realized via agentic workflows – for details see markdown documents and sample code </w:t>
+      </w:r>
+      <w:hyperlink r:id="rId11" w:history="1">
+        <w:r>
+          <w:rPr>
+            <w:rStyle w:val="Hyperlink"/>
+            <w:iCs/>
             <w:sz w:val="20"/>
             <w:szCs w:val="20"/>
           </w:rPr>
@@ -740,7 +694,7 @@
       <w:r>
         <w:rPr>
           <w:rStyle w:val="s1"/>
-          <w:bCs/>
+          <w:iCs/>
           <w:sz w:val="20"/>
           <w:szCs w:val="20"/>
         </w:rPr>
@@ -755,86 +709,22 @@
           <w:numId w:val="1"/>
         </w:numPr>
         <w:rPr>
-          <w:bCs/>
-          <w:sz w:val="20"/>
-          <w:szCs w:val="20"/>
-        </w:rPr>
-      </w:pPr>
-      <w:r>
-        <w:rPr>
-          <w:bCs/>
-          <w:sz w:val="20"/>
-          <w:szCs w:val="20"/>
-        </w:rPr>
-        <w:t>R</w:t>
-      </w:r>
-      <w:r>
-        <w:rPr>
-          <w:bCs/>
-          <w:sz w:val="20"/>
-          <w:szCs w:val="20"/>
-        </w:rPr>
-        <w:t>einforcement learning Policy Gradient algorithms such as PPO, applying those to</w:t>
-      </w:r>
-      <w:r>
-        <w:rPr>
-          <w:bCs/>
-          <w:sz w:val="20"/>
-          <w:szCs w:val="20"/>
-        </w:rPr>
-        <w:t xml:space="preserve"> agentic workflows mentioned in a)</w:t>
-      </w:r>
-      <w:r>
-        <w:rPr>
-          <w:bCs/>
-          <w:sz w:val="20"/>
-          <w:szCs w:val="20"/>
-        </w:rPr>
-        <w:t xml:space="preserve">. For the purpose used the </w:t>
-      </w:r>
-      <w:r>
-        <w:rPr>
-          <w:rFonts w:ascii="Menlo" w:hAnsi="Menlo" w:cs="Menlo"/>
-          <w:bCs/>
-          <w:sz w:val="16"/>
-          <w:szCs w:val="16"/>
-        </w:rPr>
-        <w:t>gymnasium</w:t>
-      </w:r>
-      <w:r>
-        <w:rPr>
-          <w:bCs/>
-          <w:sz w:val="20"/>
-          <w:szCs w:val="20"/>
-        </w:rPr>
-        <w:t xml:space="preserve"> environment and </w:t>
-      </w:r>
-      <w:r>
-        <w:rPr>
-          <w:rFonts w:ascii="Menlo" w:hAnsi="Menlo" w:cs="Menlo"/>
-          <w:bCs/>
-          <w:sz w:val="16"/>
-          <w:szCs w:val="16"/>
-        </w:rPr>
-        <w:t>stable-baselines3</w:t>
-      </w:r>
-      <w:r>
-        <w:rPr>
-          <w:bCs/>
-          <w:sz w:val="20"/>
-          <w:szCs w:val="20"/>
-        </w:rPr>
-        <w:t xml:space="preserve"> library.</w:t>
-      </w:r>
-      <w:r>
-        <w:rPr>
-          <w:bCs/>
-          <w:sz w:val="20"/>
-          <w:szCs w:val="20"/>
-        </w:rPr>
-        <w:t xml:space="preserve"> Ongoing work captured in </w:t>
-      </w:r>
-      <w:hyperlink r:id="rId13" w:history="1">
+          <w:rStyle w:val="s1"/>
+          <w:bCs/>
+          <w:sz w:val="20"/>
+          <w:szCs w:val="20"/>
+        </w:rPr>
+      </w:pPr>
+      <w:r>
+        <w:rPr>
+          <w:rStyle w:val="s1"/>
+          <w:bCs/>
+          <w:sz w:val="20"/>
+          <w:szCs w:val="20"/>
+        </w:rPr>
+        <w:t xml:space="preserve">Actor-Critic design pattern and related algorithms applied to agentic workflows – for details see the sample code </w:t>
+      </w:r>
+      <w:hyperlink r:id="rId12" w:history="1">
         <w:r>
           <w:rPr>
             <w:rStyle w:val="Hyperlink"/>
@@ -842,11 +732,12 @@
             <w:sz w:val="20"/>
             <w:szCs w:val="20"/>
           </w:rPr>
-          <w:t>this document</w:t>
-        </w:r>
-      </w:hyperlink>
-      <w:r>
-        <w:rPr>
+          <w:t>here</w:t>
+        </w:r>
+      </w:hyperlink>
+      <w:r>
+        <w:rPr>
+          <w:rStyle w:val="s1"/>
           <w:bCs/>
           <w:sz w:val="20"/>
           <w:szCs w:val="20"/>
@@ -873,15 +764,31 @@
           <w:sz w:val="20"/>
           <w:szCs w:val="20"/>
         </w:rPr>
-        <w:t>A</w:t>
-      </w:r>
-      <w:r>
-        <w:rPr>
-          <w:bCs/>
-          <w:sz w:val="20"/>
-          <w:szCs w:val="20"/>
-        </w:rPr>
-        <w:t xml:space="preserve">lgorithms for Root Cause Analysis using Bayesian inference and Probabilistic Temporal Logic. For the purpose exploring the usability of causal inference algorithms included in the packages </w:t>
+        <w:t>R</w:t>
+      </w:r>
+      <w:r>
+        <w:rPr>
+          <w:bCs/>
+          <w:sz w:val="20"/>
+          <w:szCs w:val="20"/>
+        </w:rPr>
+        <w:t>einforcement learning Policy Gradient algorithms such as PPO, applying those to</w:t>
+      </w:r>
+      <w:r>
+        <w:rPr>
+          <w:bCs/>
+          <w:sz w:val="20"/>
+          <w:szCs w:val="20"/>
+        </w:rPr>
+        <w:t xml:space="preserve"> agentic workflows mentioned in a)</w:t>
+      </w:r>
+      <w:r>
+        <w:rPr>
+          <w:bCs/>
+          <w:sz w:val="20"/>
+          <w:szCs w:val="20"/>
+        </w:rPr>
+        <w:t xml:space="preserve">. For the purpose used the </w:t>
       </w:r>
       <w:r>
         <w:rPr>
@@ -890,15 +797,15 @@
           <w:sz w:val="16"/>
           <w:szCs w:val="16"/>
         </w:rPr>
-        <w:t>causal-learn</w:t>
-      </w:r>
-      <w:r>
-        <w:rPr>
-          <w:bCs/>
-          <w:sz w:val="20"/>
-          <w:szCs w:val="20"/>
-        </w:rPr>
-        <w:t xml:space="preserve">, </w:t>
+        <w:t>gymnasium</w:t>
+      </w:r>
+      <w:r>
+        <w:rPr>
+          <w:bCs/>
+          <w:sz w:val="20"/>
+          <w:szCs w:val="20"/>
+        </w:rPr>
+        <w:t xml:space="preserve"> environment and </w:t>
       </w:r>
       <w:r>
         <w:rPr>
@@ -907,61 +814,25 @@
           <w:sz w:val="16"/>
           <w:szCs w:val="16"/>
         </w:rPr>
-        <w:t>causalml</w:t>
-      </w:r>
-      <w:r>
-        <w:rPr>
-          <w:bCs/>
-          <w:sz w:val="20"/>
-          <w:szCs w:val="20"/>
-        </w:rPr>
-        <w:t xml:space="preserve"> and </w:t>
-      </w:r>
-      <w:r>
-        <w:rPr>
-          <w:rFonts w:ascii="Menlo" w:hAnsi="Menlo" w:cs="Menlo"/>
-          <w:bCs/>
-          <w:sz w:val="16"/>
-          <w:szCs w:val="16"/>
-        </w:rPr>
-        <w:t>dowhy</w:t>
-      </w:r>
-      <w:r>
-        <w:rPr>
-          <w:bCs/>
-          <w:sz w:val="20"/>
-          <w:szCs w:val="20"/>
-        </w:rPr>
-        <w:t>.</w:t>
-      </w:r>
-      <w:r>
-        <w:rPr>
-          <w:bCs/>
-          <w:sz w:val="20"/>
-          <w:szCs w:val="20"/>
-        </w:rPr>
-        <w:t xml:space="preserve"> For details refer to </w:t>
-      </w:r>
-      <w:hyperlink r:id="rId14" w:history="1">
-        <w:r>
-          <w:rPr>
-            <w:rStyle w:val="Hyperlink"/>
-            <w:bCs/>
-            <w:sz w:val="20"/>
-            <w:szCs w:val="20"/>
-          </w:rPr>
-          <w:t>this document</w:t>
-        </w:r>
-      </w:hyperlink>
-      <w:r>
-        <w:rPr>
-          <w:bCs/>
-          <w:sz w:val="20"/>
-          <w:szCs w:val="20"/>
-        </w:rPr>
-        <w:t xml:space="preserve"> and </w:t>
-      </w:r>
-      <w:hyperlink r:id="rId15" w:history="1">
+        <w:t>stable-baselines3</w:t>
+      </w:r>
+      <w:r>
+        <w:rPr>
+          <w:bCs/>
+          <w:sz w:val="20"/>
+          <w:szCs w:val="20"/>
+        </w:rPr>
+        <w:t xml:space="preserve"> library.</w:t>
+      </w:r>
+      <w:r>
+        <w:rPr>
+          <w:bCs/>
+          <w:sz w:val="20"/>
+          <w:szCs w:val="20"/>
+        </w:rPr>
+        <w:t xml:space="preserve"> Ongoing work captured in </w:t>
+      </w:r>
+      <w:hyperlink r:id="rId13" w:history="1">
         <w:r>
           <w:rPr>
             <w:rStyle w:val="Hyperlink"/>
@@ -1000,57 +871,76 @@
           <w:sz w:val="20"/>
           <w:szCs w:val="20"/>
         </w:rPr>
-        <w:t>C</w:t>
-      </w:r>
-      <w:r>
-        <w:rPr>
-          <w:bCs/>
-          <w:sz w:val="20"/>
-          <w:szCs w:val="20"/>
-        </w:rPr>
-        <w:t>lassical and</w:t>
-      </w:r>
-      <w:r>
-        <w:rPr>
-          <w:bCs/>
-          <w:sz w:val="20"/>
-          <w:szCs w:val="20"/>
-        </w:rPr>
-        <w:t xml:space="preserve"> Deep Learning</w:t>
-      </w:r>
-      <w:r>
-        <w:rPr>
-          <w:bCs/>
-          <w:sz w:val="20"/>
-          <w:szCs w:val="20"/>
-        </w:rPr>
-        <w:t xml:space="preserve"> algorithms for various image processing tasks such as synthetic noise generation, generative fill and shadow processing.</w:t>
-      </w:r>
-      <w:r>
-        <w:rPr>
-          <w:bCs/>
-          <w:sz w:val="20"/>
-          <w:szCs w:val="20"/>
-        </w:rPr>
-        <w:t xml:space="preserve"> </w:t>
-      </w:r>
-      <w:r>
-        <w:rPr>
-          <w:bCs/>
-          <w:sz w:val="20"/>
-          <w:szCs w:val="20"/>
-        </w:rPr>
-        <w:t>R</w:t>
-      </w:r>
-      <w:r>
-        <w:rPr>
-          <w:bCs/>
-          <w:sz w:val="20"/>
-          <w:szCs w:val="20"/>
-        </w:rPr>
-        <w:t xml:space="preserve">epos with code samples related to this work – </w:t>
-      </w:r>
-      <w:hyperlink r:id="rId16" w:history="1">
+        <w:t>A</w:t>
+      </w:r>
+      <w:r>
+        <w:rPr>
+          <w:bCs/>
+          <w:sz w:val="20"/>
+          <w:szCs w:val="20"/>
+        </w:rPr>
+        <w:t xml:space="preserve">lgorithms for Root Cause Analysis using Bayesian inference and Probabilistic Temporal Logic. For the purpose exploring the usability of causal inference algorithms included in the packages </w:t>
+      </w:r>
+      <w:r>
+        <w:rPr>
+          <w:rFonts w:ascii="Menlo" w:hAnsi="Menlo" w:cs="Menlo"/>
+          <w:bCs/>
+          <w:sz w:val="16"/>
+          <w:szCs w:val="16"/>
+        </w:rPr>
+        <w:t>causal-learn</w:t>
+      </w:r>
+      <w:r>
+        <w:rPr>
+          <w:bCs/>
+          <w:sz w:val="20"/>
+          <w:szCs w:val="20"/>
+        </w:rPr>
+        <w:t xml:space="preserve">, </w:t>
+      </w:r>
+      <w:r>
+        <w:rPr>
+          <w:rFonts w:ascii="Menlo" w:hAnsi="Menlo" w:cs="Menlo"/>
+          <w:bCs/>
+          <w:sz w:val="16"/>
+          <w:szCs w:val="16"/>
+        </w:rPr>
+        <w:t>causalml</w:t>
+      </w:r>
+      <w:r>
+        <w:rPr>
+          <w:bCs/>
+          <w:sz w:val="20"/>
+          <w:szCs w:val="20"/>
+        </w:rPr>
+        <w:t xml:space="preserve"> and </w:t>
+      </w:r>
+      <w:r>
+        <w:rPr>
+          <w:rFonts w:ascii="Menlo" w:hAnsi="Menlo" w:cs="Menlo"/>
+          <w:bCs/>
+          <w:sz w:val="16"/>
+          <w:szCs w:val="16"/>
+        </w:rPr>
+        <w:t>dowhy</w:t>
+      </w:r>
+      <w:r>
+        <w:rPr>
+          <w:bCs/>
+          <w:sz w:val="20"/>
+          <w:szCs w:val="20"/>
+        </w:rPr>
+        <w:t>.</w:t>
+      </w:r>
+      <w:r>
+        <w:rPr>
+          <w:bCs/>
+          <w:sz w:val="20"/>
+          <w:szCs w:val="20"/>
+        </w:rPr>
+        <w:t xml:space="preserve"> For details refer to </w:t>
+      </w:r>
+      <w:hyperlink r:id="rId14" w:history="1">
         <w:r>
           <w:rPr>
             <w:rStyle w:val="Hyperlink"/>
@@ -1058,7 +948,7 @@
             <w:sz w:val="20"/>
             <w:szCs w:val="20"/>
           </w:rPr>
-          <w:t>smooth_gradient_outpaint</w:t>
+          <w:t>this document</w:t>
         </w:r>
       </w:hyperlink>
       <w:r>
@@ -1069,7 +959,7 @@
         </w:rPr>
         <w:t xml:space="preserve"> and </w:t>
       </w:r>
-      <w:hyperlink r:id="rId17" w:history="1">
+      <w:hyperlink r:id="rId15" w:history="1">
         <w:r>
           <w:rPr>
             <w:rStyle w:val="Hyperlink"/>
@@ -1077,7 +967,7 @@
             <w:sz w:val="20"/>
             <w:szCs w:val="20"/>
           </w:rPr>
-          <w:t>image_crop</w:t>
+          <w:t>this document</w:t>
         </w:r>
       </w:hyperlink>
       <w:r>
@@ -1108,6 +998,114 @@
           <w:sz w:val="20"/>
           <w:szCs w:val="20"/>
         </w:rPr>
+        <w:t>C</w:t>
+      </w:r>
+      <w:r>
+        <w:rPr>
+          <w:bCs/>
+          <w:sz w:val="20"/>
+          <w:szCs w:val="20"/>
+        </w:rPr>
+        <w:t>lassical and</w:t>
+      </w:r>
+      <w:r>
+        <w:rPr>
+          <w:bCs/>
+          <w:sz w:val="20"/>
+          <w:szCs w:val="20"/>
+        </w:rPr>
+        <w:t xml:space="preserve"> Deep Learning</w:t>
+      </w:r>
+      <w:r>
+        <w:rPr>
+          <w:bCs/>
+          <w:sz w:val="20"/>
+          <w:szCs w:val="20"/>
+        </w:rPr>
+        <w:t xml:space="preserve"> algorithms for various image processing tasks such as synthetic noise generation, generative fill and shadow processing.</w:t>
+      </w:r>
+      <w:r>
+        <w:rPr>
+          <w:bCs/>
+          <w:sz w:val="20"/>
+          <w:szCs w:val="20"/>
+        </w:rPr>
+        <w:t xml:space="preserve"> </w:t>
+      </w:r>
+      <w:r>
+        <w:rPr>
+          <w:bCs/>
+          <w:sz w:val="20"/>
+          <w:szCs w:val="20"/>
+        </w:rPr>
+        <w:t>R</w:t>
+      </w:r>
+      <w:r>
+        <w:rPr>
+          <w:bCs/>
+          <w:sz w:val="20"/>
+          <w:szCs w:val="20"/>
+        </w:rPr>
+        <w:t xml:space="preserve">epos with code samples related to this work – </w:t>
+      </w:r>
+      <w:hyperlink r:id="rId16" w:history="1">
+        <w:r>
+          <w:rPr>
+            <w:rStyle w:val="Hyperlink"/>
+            <w:bCs/>
+            <w:sz w:val="20"/>
+            <w:szCs w:val="20"/>
+          </w:rPr>
+          <w:t>smooth_gradient_outpaint</w:t>
+        </w:r>
+      </w:hyperlink>
+      <w:r>
+        <w:rPr>
+          <w:bCs/>
+          <w:sz w:val="20"/>
+          <w:szCs w:val="20"/>
+        </w:rPr>
+        <w:t xml:space="preserve"> and </w:t>
+      </w:r>
+      <w:hyperlink r:id="rId17" w:history="1">
+        <w:r>
+          <w:rPr>
+            <w:rStyle w:val="Hyperlink"/>
+            <w:bCs/>
+            <w:sz w:val="20"/>
+            <w:szCs w:val="20"/>
+          </w:rPr>
+          <w:t>image_crop</w:t>
+        </w:r>
+      </w:hyperlink>
+      <w:r>
+        <w:rPr>
+          <w:bCs/>
+          <w:sz w:val="20"/>
+          <w:szCs w:val="20"/>
+        </w:rPr>
+        <w:t>.</w:t>
+      </w:r>
+    </w:p>
+    <w:p>
+      <w:pPr>
+        <w:pStyle w:val="ListParagraph"/>
+        <w:numPr>
+          <w:ilvl w:val="0"/>
+          <w:numId w:val="1"/>
+        </w:numPr>
+        <w:rPr>
+          <w:bCs/>
+          <w:sz w:val="20"/>
+          <w:szCs w:val="20"/>
+        </w:rPr>
+      </w:pPr>
+      <w:r>
+        <w:rPr>
+          <w:bCs/>
+          <w:sz w:val="20"/>
+          <w:szCs w:val="20"/>
+        </w:rPr>
         <w:t>R</w:t>
       </w:r>
       <w:r>
@@ -1744,6 +1742,7 @@
           <w:sz w:val="20"/>
           <w:szCs w:val="20"/>
         </w:rPr>
+        <w:lastRenderedPageBreak/>
         <w:t>And here are relevant documents to software design, architecture, coding techniques and design</w:t>
       </w:r>
     </w:p>
@@ -1766,7 +1765,6 @@
           <w:sz w:val="20"/>
           <w:szCs w:val="20"/>
         </w:rPr>
-        <w:lastRenderedPageBreak/>
         <w:t>patterns:</w:t>
       </w:r>
     </w:p>

--- a/LetterOfIntentAndPreviousWork.docx
+++ b/LetterOfIntentAndPreviousWork.docx
@@ -547,7 +547,6 @@
         <w:t xml:space="preserve">valuation of these workflows using built-in MLflow judges, standard evaluation metrics, and custom-tailored scorers and custom metrics – for details see the sample code </w:t>
       </w:r>
       <w:hyperlink r:id="rId8" w:history="1">
-        <w:proofErr w:type="spellStart"/>
         <w:r>
           <w:rPr>
             <w:rStyle w:val="Hyperlink"/>
@@ -567,7 +566,6 @@
         </w:rPr>
         <w:t>.</w:t>
       </w:r>
-      <w:proofErr w:type="spellEnd"/>
     </w:p>
     <w:p>
       <w:pPr>
@@ -590,25 +588,7 @@
           <w:sz w:val="20"/>
           <w:szCs w:val="20"/>
         </w:rPr>
-        <w:t>C</w:t>
-      </w:r>
-      <w:r>
-        <w:rPr>
-          <w:rFonts w:eastAsia="Times New Roman" w:cstheme="minorHAnsi"/>
-          <w:color w:val="000000"/>
-          <w:sz w:val="20"/>
-          <w:szCs w:val="20"/>
-        </w:rPr>
-        <w:t>onservative-by-construction language models and the shared-potential separator</w:t>
-      </w:r>
-      <w:r>
-        <w:rPr>
-          <w:rFonts w:eastAsia="Times New Roman" w:cstheme="minorHAnsi"/>
-          <w:color w:val="000000"/>
-          <w:sz w:val="20"/>
-          <w:szCs w:val="20"/>
-        </w:rPr>
-        <w:t xml:space="preserve"> </w:t>
+        <w:t xml:space="preserve">Conservative-by-construction language models and the shared-potential separator </w:t>
       </w:r>
       <w:r>
         <w:rPr>

--- a/LetterOfIntentAndPreviousWork.docx
+++ b/LetterOfIntentAndPreviousWork.docx
@@ -1,6 +1,6 @@
 
 <file path=word/document.xml><?xml version="1.0" encoding="utf-8"?>
-<w:document xmlns:wpc="http://schemas.microsoft.com/office/word/2010/wordprocessingCanvas" xmlns:cx="http://schemas.microsoft.com/office/drawing/2014/chartex" xmlns:cx1="http://schemas.microsoft.com/office/drawing/2015/9/8/chartex" xmlns:cx2="http://schemas.microsoft.com/office/drawing/2015/10/21/chartex" xmlns:cx3="http://schemas.microsoft.com/office/drawing/2016/5/9/chartex" xmlns:cx4="http://schemas.microsoft.com/office/drawing/2016/5/10/chartex" xmlns:cx5="http://schemas.microsoft.com/office/drawing/2016/5/11/chartex" xmlns:cx6="http://schemas.microsoft.com/office/drawing/2016/5/12/chartex" xmlns:cx7="http://schemas.microsoft.com/office/drawing/2016/5/13/chartex" xmlns:cx8="http://schemas.microsoft.com/office/drawing/2016/5/14/chartex" xmlns:mc="http://schemas.openxmlformats.org/markup-compatibility/2006" xmlns:aink="http://schemas.microsoft.com/office/drawing/2016/ink" xmlns:am3d="http://schemas.microsoft.com/office/drawing/2017/model3d" xmlns:o="urn:schemas-microsoft-com:office:office" xmlns:oel="http://schemas.microsoft.com/office/2019/extlst" xmlns:r="http://schemas.openxmlformats.org/officeDocument/2006/relationships" xmlns:m="http://schemas.openxmlformats.org/officeDocument/2006/math" xmlns:v="urn:schemas-microsoft-com:vml" xmlns:wp14="http://schemas.microsoft.com/office/word/2010/wordprocessingDrawing" xmlns:wp="http://schemas.openxmlformats.org/drawingml/2006/wordprocessingDrawing" xmlns:w10="urn:schemas-microsoft-com:office:word" xmlns:w="http://schemas.openxmlformats.org/wordprocessingml/2006/main" xmlns:w14="http://schemas.microsoft.com/office/word/2010/wordml" xmlns:w15="http://schemas.microsoft.com/office/word/2012/wordml" xmlns:w16cex="http://schemas.microsoft.com/office/word/2018/wordml/cex" xmlns:w16cid="http://schemas.microsoft.com/office/word/2016/wordml/cid" xmlns:w16="http://schemas.microsoft.com/office/word/2018/wordml" xmlns:w16du="http://schemas.microsoft.com/office/word/2023/wordml/word16du" xmlns:w16sdtdh="http://schemas.microsoft.com/office/word/2020/wordml/sdtdatahash" xmlns:w16sdtfl="http://schemas.microsoft.com/office/word/2024/wordml/sdtformatlock" xmlns:w16se="http://schemas.microsoft.com/office/word/2015/wordml/symex" xmlns:wpg="http://schemas.microsoft.com/office/word/2010/wordprocessingGroup" xmlns:wpi="http://schemas.microsoft.com/office/word/2010/wordprocessingInk" xmlns:wne="http://schemas.microsoft.com/office/word/2006/wordml" xmlns:wps="http://schemas.microsoft.com/office/word/2010/wordprocessingShape" mc:Ignorable="w14 w15 w16se w16cid w16 w16cex w16sdtdh w16sdtfl w16du wp14">
+<w:document xmlns:wpc="http://schemas.microsoft.com/office/word/2010/wordprocessingCanvas" xmlns:cx="http://schemas.microsoft.com/office/drawing/2014/chartex" xmlns:cx1="http://schemas.microsoft.com/office/drawing/2015/9/8/chartex" xmlns:cx2="http://schemas.microsoft.com/office/drawing/2015/10/21/chartex" xmlns:cx3="http://schemas.microsoft.com/office/drawing/2016/5/9/chartex" xmlns:cx4="http://schemas.microsoft.com/office/drawing/2016/5/10/chartex" xmlns:cx5="http://schemas.microsoft.com/office/drawing/2016/5/11/chartex" xmlns:cx6="http://schemas.microsoft.com/office/drawing/2016/5/12/chartex" xmlns:cx7="http://schemas.microsoft.com/office/drawing/2016/5/13/chartex" xmlns:cx8="http://schemas.microsoft.com/office/drawing/2016/5/14/chartex" xmlns:mc="http://schemas.openxmlformats.org/markup-compatibility/2006" xmlns:aink="http://schemas.microsoft.com/office/drawing/2016/ink" xmlns:am3d="http://schemas.microsoft.com/office/drawing/2017/model3d" xmlns:o="urn:schemas-microsoft-com:office:office" xmlns:oel="http://schemas.microsoft.com/office/2019/extlst" xmlns:r="http://schemas.openxmlformats.org/officeDocument/2006/relationships" xmlns:m="http://schemas.openxmlformats.org/officeDocument/2006/math" xmlns:v="urn:schemas-microsoft-com:vml" xmlns:wp14="http://schemas.microsoft.com/office/word/2010/wordprocessingDrawing" xmlns:wp="http://schemas.openxmlformats.org/drawingml/2006/wordprocessingDrawing" xmlns:w10="urn:schemas-microsoft-com:office:word" xmlns:w="http://schemas.openxmlformats.org/wordprocessingml/2006/main" xmlns:w14="http://schemas.microsoft.com/office/word/2010/wordml" xmlns:w15="http://schemas.microsoft.com/office/word/2012/wordml" xmlns:w16cex="http://schemas.microsoft.com/office/word/2018/wordml/cex" xmlns:w16cid="http://schemas.microsoft.com/office/word/2016/wordml/cid" xmlns:w16="http://schemas.microsoft.com/office/word/2018/wordml" xmlns:w16sdtdh="http://schemas.microsoft.com/office/word/2020/wordml/sdtdatahash" xmlns:w16se="http://schemas.microsoft.com/office/word/2015/wordml/symex" xmlns:wpg="http://schemas.microsoft.com/office/word/2010/wordprocessingGroup" xmlns:wpi="http://schemas.microsoft.com/office/word/2010/wordprocessingInk" xmlns:wne="http://schemas.microsoft.com/office/word/2006/wordml" xmlns:wps="http://schemas.microsoft.com/office/word/2010/wordprocessingShape" mc:Ignorable="w14 w15 w16se w16cid w16 w16cex w16sdtdh wp14">
   <w:body>
     <w:p>
       <w:pPr>
@@ -583,26 +583,18 @@
       </w:pPr>
       <w:r>
         <w:rPr>
-          <w:rFonts w:eastAsia="Times New Roman" w:cstheme="minorHAnsi"/>
-          <w:color w:val="000000"/>
-          <w:sz w:val="20"/>
-          <w:szCs w:val="20"/>
-        </w:rPr>
-        <w:t xml:space="preserve">Conservative-by-construction language models and the shared-potential separator </w:t>
-      </w:r>
-      <w:r>
-        <w:rPr>
-          <w:rFonts w:cstheme="minorHAnsi"/>
-          <w:sz w:val="20"/>
-          <w:szCs w:val="20"/>
-        </w:rPr>
-        <w:t xml:space="preserve">– for details see the paper </w:t>
+          <w:rStyle w:val="s1"/>
+          <w:iCs/>
+          <w:sz w:val="20"/>
+          <w:szCs w:val="20"/>
+        </w:rPr>
+        <w:t xml:space="preserve">Causal Inference realized via agentic workflows – for details see markdown documents and sample code </w:t>
       </w:r>
       <w:hyperlink r:id="rId9" w:history="1">
         <w:r>
           <w:rPr>
             <w:rStyle w:val="Hyperlink"/>
-            <w:rFonts w:cstheme="minorHAnsi"/>
+            <w:iCs/>
             <w:sz w:val="20"/>
             <w:szCs w:val="20"/>
           </w:rPr>
@@ -611,26 +603,8 @@
       </w:hyperlink>
       <w:r>
         <w:rPr>
-          <w:rFonts w:cstheme="minorHAnsi"/>
-          <w:sz w:val="20"/>
-          <w:szCs w:val="20"/>
-        </w:rPr>
-        <w:t xml:space="preserve"> and the companion repo with code </w:t>
-      </w:r>
-      <w:hyperlink r:id="rId10" w:history="1">
-        <w:r>
-          <w:rPr>
-            <w:rStyle w:val="Hyperlink"/>
-            <w:rFonts w:cstheme="minorHAnsi"/>
-            <w:sz w:val="20"/>
-            <w:szCs w:val="20"/>
-          </w:rPr>
-          <w:t>here</w:t>
-        </w:r>
-      </w:hyperlink>
-      <w:r>
-        <w:rPr>
-          <w:rFonts w:cstheme="minorHAnsi"/>
+          <w:rStyle w:val="s1"/>
+          <w:iCs/>
           <w:sz w:val="20"/>
           <w:szCs w:val="20"/>
         </w:rPr>
@@ -654,17 +628,17 @@
       <w:r>
         <w:rPr>
           <w:rStyle w:val="s1"/>
-          <w:iCs/>
-          <w:sz w:val="20"/>
-          <w:szCs w:val="20"/>
-        </w:rPr>
-        <w:t xml:space="preserve">Causal Inference realized via agentic workflows – for details see markdown documents and sample code </w:t>
-      </w:r>
-      <w:hyperlink r:id="rId11" w:history="1">
-        <w:r>
-          <w:rPr>
-            <w:rStyle w:val="Hyperlink"/>
-            <w:iCs/>
+          <w:bCs/>
+          <w:sz w:val="20"/>
+          <w:szCs w:val="20"/>
+        </w:rPr>
+        <w:t xml:space="preserve">Actor-Critic design pattern and related algorithms applied to agentic workflows – for details see the sample code </w:t>
+      </w:r>
+      <w:hyperlink r:id="rId10" w:history="1">
+        <w:r>
+          <w:rPr>
+            <w:rStyle w:val="Hyperlink"/>
+            <w:bCs/>
             <w:sz w:val="20"/>
             <w:szCs w:val="20"/>
           </w:rPr>
@@ -674,7 +648,7 @@
       <w:r>
         <w:rPr>
           <w:rStyle w:val="s1"/>
-          <w:iCs/>
+          <w:bCs/>
           <w:sz w:val="20"/>
           <w:szCs w:val="20"/>
         </w:rPr>
@@ -689,22 +663,86 @@
           <w:numId w:val="1"/>
         </w:numPr>
         <w:rPr>
-          <w:rStyle w:val="s1"/>
-          <w:bCs/>
-          <w:sz w:val="20"/>
-          <w:szCs w:val="20"/>
-        </w:rPr>
-      </w:pPr>
-      <w:r>
-        <w:rPr>
-          <w:rStyle w:val="s1"/>
-          <w:bCs/>
-          <w:sz w:val="20"/>
-          <w:szCs w:val="20"/>
-        </w:rPr>
-        <w:t xml:space="preserve">Actor-Critic design pattern and related algorithms applied to agentic workflows – for details see the sample code </w:t>
-      </w:r>
-      <w:hyperlink r:id="rId12" w:history="1">
+          <w:bCs/>
+          <w:sz w:val="20"/>
+          <w:szCs w:val="20"/>
+        </w:rPr>
+      </w:pPr>
+      <w:r>
+        <w:rPr>
+          <w:bCs/>
+          <w:sz w:val="20"/>
+          <w:szCs w:val="20"/>
+        </w:rPr>
+        <w:t>R</w:t>
+      </w:r>
+      <w:r>
+        <w:rPr>
+          <w:bCs/>
+          <w:sz w:val="20"/>
+          <w:szCs w:val="20"/>
+        </w:rPr>
+        <w:t>einforcement learning Policy Gradient algorithms such as PPO, applying those to</w:t>
+      </w:r>
+      <w:r>
+        <w:rPr>
+          <w:bCs/>
+          <w:sz w:val="20"/>
+          <w:szCs w:val="20"/>
+        </w:rPr>
+        <w:t xml:space="preserve"> agentic workflows mentioned in a)</w:t>
+      </w:r>
+      <w:r>
+        <w:rPr>
+          <w:bCs/>
+          <w:sz w:val="20"/>
+          <w:szCs w:val="20"/>
+        </w:rPr>
+        <w:t xml:space="preserve">. For the purpose used the </w:t>
+      </w:r>
+      <w:r>
+        <w:rPr>
+          <w:rFonts w:ascii="Menlo" w:hAnsi="Menlo" w:cs="Menlo"/>
+          <w:bCs/>
+          <w:sz w:val="16"/>
+          <w:szCs w:val="16"/>
+        </w:rPr>
+        <w:t>gymnasium</w:t>
+      </w:r>
+      <w:r>
+        <w:rPr>
+          <w:bCs/>
+          <w:sz w:val="20"/>
+          <w:szCs w:val="20"/>
+        </w:rPr>
+        <w:t xml:space="preserve"> environment and </w:t>
+      </w:r>
+      <w:r>
+        <w:rPr>
+          <w:rFonts w:ascii="Menlo" w:hAnsi="Menlo" w:cs="Menlo"/>
+          <w:bCs/>
+          <w:sz w:val="16"/>
+          <w:szCs w:val="16"/>
+        </w:rPr>
+        <w:t>stable-baselines3</w:t>
+      </w:r>
+      <w:r>
+        <w:rPr>
+          <w:bCs/>
+          <w:sz w:val="20"/>
+          <w:szCs w:val="20"/>
+        </w:rPr>
+        <w:t xml:space="preserve"> library.</w:t>
+      </w:r>
+      <w:r>
+        <w:rPr>
+          <w:bCs/>
+          <w:sz w:val="20"/>
+          <w:szCs w:val="20"/>
+        </w:rPr>
+        <w:t xml:space="preserve"> Ongoing work captured in </w:t>
+      </w:r>
+      <w:hyperlink r:id="rId11" w:history="1">
         <w:r>
           <w:rPr>
             <w:rStyle w:val="Hyperlink"/>
@@ -712,12 +750,11 @@
             <w:sz w:val="20"/>
             <w:szCs w:val="20"/>
           </w:rPr>
-          <w:t>here</w:t>
+          <w:t>this document</w:t>
         </w:r>
       </w:hyperlink>
       <w:r>
         <w:rPr>
-          <w:rStyle w:val="s1"/>
           <w:bCs/>
           <w:sz w:val="20"/>
           <w:szCs w:val="20"/>
@@ -744,31 +781,15 @@
           <w:sz w:val="20"/>
           <w:szCs w:val="20"/>
         </w:rPr>
-        <w:t>R</w:t>
-      </w:r>
-      <w:r>
-        <w:rPr>
-          <w:bCs/>
-          <w:sz w:val="20"/>
-          <w:szCs w:val="20"/>
-        </w:rPr>
-        <w:t>einforcement learning Policy Gradient algorithms such as PPO, applying those to</w:t>
-      </w:r>
-      <w:r>
-        <w:rPr>
-          <w:bCs/>
-          <w:sz w:val="20"/>
-          <w:szCs w:val="20"/>
-        </w:rPr>
-        <w:t xml:space="preserve"> agentic workflows mentioned in a)</w:t>
-      </w:r>
-      <w:r>
-        <w:rPr>
-          <w:bCs/>
-          <w:sz w:val="20"/>
-          <w:szCs w:val="20"/>
-        </w:rPr>
-        <w:t xml:space="preserve">. For the purpose used the </w:t>
+        <w:t>A</w:t>
+      </w:r>
+      <w:r>
+        <w:rPr>
+          <w:bCs/>
+          <w:sz w:val="20"/>
+          <w:szCs w:val="20"/>
+        </w:rPr>
+        <w:t xml:space="preserve">lgorithms for Root Cause Analysis using Bayesian inference and Probabilistic Temporal Logic. For the purpose exploring the usability of causal inference algorithms included in the packages </w:t>
       </w:r>
       <w:r>
         <w:rPr>
@@ -777,15 +798,15 @@
           <w:sz w:val="16"/>
           <w:szCs w:val="16"/>
         </w:rPr>
-        <w:t>gymnasium</w:t>
-      </w:r>
-      <w:r>
-        <w:rPr>
-          <w:bCs/>
-          <w:sz w:val="20"/>
-          <w:szCs w:val="20"/>
-        </w:rPr>
-        <w:t xml:space="preserve"> environment and </w:t>
+        <w:t>causal-learn</w:t>
+      </w:r>
+      <w:r>
+        <w:rPr>
+          <w:bCs/>
+          <w:sz w:val="20"/>
+          <w:szCs w:val="20"/>
+        </w:rPr>
+        <w:t xml:space="preserve">, </w:t>
       </w:r>
       <w:r>
         <w:rPr>
@@ -794,23 +815,59 @@
           <w:sz w:val="16"/>
           <w:szCs w:val="16"/>
         </w:rPr>
-        <w:t>stable-baselines3</w:t>
-      </w:r>
-      <w:r>
-        <w:rPr>
-          <w:bCs/>
-          <w:sz w:val="20"/>
-          <w:szCs w:val="20"/>
-        </w:rPr>
-        <w:t xml:space="preserve"> library.</w:t>
-      </w:r>
-      <w:r>
-        <w:rPr>
-          <w:bCs/>
-          <w:sz w:val="20"/>
-          <w:szCs w:val="20"/>
-        </w:rPr>
-        <w:t xml:space="preserve"> Ongoing work captured in </w:t>
+        <w:t>causalml</w:t>
+      </w:r>
+      <w:r>
+        <w:rPr>
+          <w:bCs/>
+          <w:sz w:val="20"/>
+          <w:szCs w:val="20"/>
+        </w:rPr>
+        <w:t xml:space="preserve"> and </w:t>
+      </w:r>
+      <w:r>
+        <w:rPr>
+          <w:rFonts w:ascii="Menlo" w:hAnsi="Menlo" w:cs="Menlo"/>
+          <w:bCs/>
+          <w:sz w:val="16"/>
+          <w:szCs w:val="16"/>
+        </w:rPr>
+        <w:t>dowhy</w:t>
+      </w:r>
+      <w:r>
+        <w:rPr>
+          <w:bCs/>
+          <w:sz w:val="20"/>
+          <w:szCs w:val="20"/>
+        </w:rPr>
+        <w:t>.</w:t>
+      </w:r>
+      <w:r>
+        <w:rPr>
+          <w:bCs/>
+          <w:sz w:val="20"/>
+          <w:szCs w:val="20"/>
+        </w:rPr>
+        <w:t xml:space="preserve"> For details refer to </w:t>
+      </w:r>
+      <w:hyperlink r:id="rId12" w:history="1">
+        <w:r>
+          <w:rPr>
+            <w:rStyle w:val="Hyperlink"/>
+            <w:bCs/>
+            <w:sz w:val="20"/>
+            <w:szCs w:val="20"/>
+          </w:rPr>
+          <w:t>this document</w:t>
+        </w:r>
+      </w:hyperlink>
+      <w:r>
+        <w:rPr>
+          <w:bCs/>
+          <w:sz w:val="20"/>
+          <w:szCs w:val="20"/>
+        </w:rPr>
+        <w:t xml:space="preserve"> and </w:t>
       </w:r>
       <w:hyperlink r:id="rId13" w:history="1">
         <w:r>
@@ -851,42 +908,67 @@
           <w:sz w:val="20"/>
           <w:szCs w:val="20"/>
         </w:rPr>
-        <w:t>A</w:t>
-      </w:r>
-      <w:r>
-        <w:rPr>
-          <w:bCs/>
-          <w:sz w:val="20"/>
-          <w:szCs w:val="20"/>
-        </w:rPr>
-        <w:t xml:space="preserve">lgorithms for Root Cause Analysis using Bayesian inference and Probabilistic Temporal Logic. For the purpose exploring the usability of causal inference algorithms included in the packages </w:t>
-      </w:r>
-      <w:r>
-        <w:rPr>
-          <w:rFonts w:ascii="Menlo" w:hAnsi="Menlo" w:cs="Menlo"/>
-          <w:bCs/>
-          <w:sz w:val="16"/>
-          <w:szCs w:val="16"/>
-        </w:rPr>
-        <w:t>causal-learn</w:t>
-      </w:r>
-      <w:r>
-        <w:rPr>
-          <w:bCs/>
-          <w:sz w:val="20"/>
-          <w:szCs w:val="20"/>
-        </w:rPr>
-        <w:t xml:space="preserve">, </w:t>
-      </w:r>
-      <w:r>
-        <w:rPr>
-          <w:rFonts w:ascii="Menlo" w:hAnsi="Menlo" w:cs="Menlo"/>
-          <w:bCs/>
-          <w:sz w:val="16"/>
-          <w:szCs w:val="16"/>
-        </w:rPr>
-        <w:t>causalml</w:t>
-      </w:r>
+        <w:t>C</w:t>
+      </w:r>
+      <w:r>
+        <w:rPr>
+          <w:bCs/>
+          <w:sz w:val="20"/>
+          <w:szCs w:val="20"/>
+        </w:rPr>
+        <w:t>lassical and</w:t>
+      </w:r>
+      <w:r>
+        <w:rPr>
+          <w:bCs/>
+          <w:sz w:val="20"/>
+          <w:szCs w:val="20"/>
+        </w:rPr>
+        <w:t xml:space="preserve"> Deep Learning</w:t>
+      </w:r>
+      <w:r>
+        <w:rPr>
+          <w:bCs/>
+          <w:sz w:val="20"/>
+          <w:szCs w:val="20"/>
+        </w:rPr>
+        <w:t xml:space="preserve"> algorithms for various image processing tasks such as synthetic noise generation, generative fill and shadow processing.</w:t>
+      </w:r>
+      <w:r>
+        <w:rPr>
+          <w:bCs/>
+          <w:sz w:val="20"/>
+          <w:szCs w:val="20"/>
+        </w:rPr>
+        <w:t xml:space="preserve"> </w:t>
+      </w:r>
+      <w:r>
+        <w:rPr>
+          <w:bCs/>
+          <w:sz w:val="20"/>
+          <w:szCs w:val="20"/>
+        </w:rPr>
+        <w:t>R</w:t>
+      </w:r>
+      <w:r>
+        <w:rPr>
+          <w:bCs/>
+          <w:sz w:val="20"/>
+          <w:szCs w:val="20"/>
+        </w:rPr>
+        <w:t xml:space="preserve">epos with code samples related to this work – </w:t>
+      </w:r>
+      <w:hyperlink r:id="rId14" w:history="1">
+        <w:r>
+          <w:rPr>
+            <w:rStyle w:val="Hyperlink"/>
+            <w:bCs/>
+            <w:sz w:val="20"/>
+            <w:szCs w:val="20"/>
+          </w:rPr>
+          <w:t>smooth_gradient_outpaint</w:t>
+        </w:r>
+      </w:hyperlink>
       <w:r>
         <w:rPr>
           <w:bCs/>
@@ -895,32 +977,7 @@
         </w:rPr>
         <w:t xml:space="preserve"> and </w:t>
       </w:r>
-      <w:r>
-        <w:rPr>
-          <w:rFonts w:ascii="Menlo" w:hAnsi="Menlo" w:cs="Menlo"/>
-          <w:bCs/>
-          <w:sz w:val="16"/>
-          <w:szCs w:val="16"/>
-        </w:rPr>
-        <w:t>dowhy</w:t>
-      </w:r>
-      <w:r>
-        <w:rPr>
-          <w:bCs/>
-          <w:sz w:val="20"/>
-          <w:szCs w:val="20"/>
-        </w:rPr>
-        <w:t>.</w:t>
-      </w:r>
-      <w:r>
-        <w:rPr>
-          <w:bCs/>
-          <w:sz w:val="20"/>
-          <w:szCs w:val="20"/>
-        </w:rPr>
-        <w:t xml:space="preserve"> For details refer to </w:t>
-      </w:r>
-      <w:hyperlink r:id="rId14" w:history="1">
+      <w:hyperlink r:id="rId15" w:history="1">
         <w:r>
           <w:rPr>
             <w:rStyle w:val="Hyperlink"/>
@@ -928,26 +985,7 @@
             <w:sz w:val="20"/>
             <w:szCs w:val="20"/>
           </w:rPr>
-          <w:t>this document</w:t>
-        </w:r>
-      </w:hyperlink>
-      <w:r>
-        <w:rPr>
-          <w:bCs/>
-          <w:sz w:val="20"/>
-          <w:szCs w:val="20"/>
-        </w:rPr>
-        <w:t xml:space="preserve"> and </w:t>
-      </w:r>
-      <w:hyperlink r:id="rId15" w:history="1">
-        <w:r>
-          <w:rPr>
-            <w:rStyle w:val="Hyperlink"/>
-            <w:bCs/>
-            <w:sz w:val="20"/>
-            <w:szCs w:val="20"/>
-          </w:rPr>
-          <w:t>this document</w:t>
+          <w:t>image_crop</w:t>
         </w:r>
       </w:hyperlink>
       <w:r>
@@ -978,114 +1016,6 @@
           <w:sz w:val="20"/>
           <w:szCs w:val="20"/>
         </w:rPr>
-        <w:t>C</w:t>
-      </w:r>
-      <w:r>
-        <w:rPr>
-          <w:bCs/>
-          <w:sz w:val="20"/>
-          <w:szCs w:val="20"/>
-        </w:rPr>
-        <w:t>lassical and</w:t>
-      </w:r>
-      <w:r>
-        <w:rPr>
-          <w:bCs/>
-          <w:sz w:val="20"/>
-          <w:szCs w:val="20"/>
-        </w:rPr>
-        <w:t xml:space="preserve"> Deep Learning</w:t>
-      </w:r>
-      <w:r>
-        <w:rPr>
-          <w:bCs/>
-          <w:sz w:val="20"/>
-          <w:szCs w:val="20"/>
-        </w:rPr>
-        <w:t xml:space="preserve"> algorithms for various image processing tasks such as synthetic noise generation, generative fill and shadow processing.</w:t>
-      </w:r>
-      <w:r>
-        <w:rPr>
-          <w:bCs/>
-          <w:sz w:val="20"/>
-          <w:szCs w:val="20"/>
-        </w:rPr>
-        <w:t xml:space="preserve"> </w:t>
-      </w:r>
-      <w:r>
-        <w:rPr>
-          <w:bCs/>
-          <w:sz w:val="20"/>
-          <w:szCs w:val="20"/>
-        </w:rPr>
-        <w:t>R</w:t>
-      </w:r>
-      <w:r>
-        <w:rPr>
-          <w:bCs/>
-          <w:sz w:val="20"/>
-          <w:szCs w:val="20"/>
-        </w:rPr>
-        <w:t xml:space="preserve">epos with code samples related to this work – </w:t>
-      </w:r>
-      <w:hyperlink r:id="rId16" w:history="1">
-        <w:r>
-          <w:rPr>
-            <w:rStyle w:val="Hyperlink"/>
-            <w:bCs/>
-            <w:sz w:val="20"/>
-            <w:szCs w:val="20"/>
-          </w:rPr>
-          <w:t>smooth_gradient_outpaint</w:t>
-        </w:r>
-      </w:hyperlink>
-      <w:r>
-        <w:rPr>
-          <w:bCs/>
-          <w:sz w:val="20"/>
-          <w:szCs w:val="20"/>
-        </w:rPr>
-        <w:t xml:space="preserve"> and </w:t>
-      </w:r>
-      <w:hyperlink r:id="rId17" w:history="1">
-        <w:r>
-          <w:rPr>
-            <w:rStyle w:val="Hyperlink"/>
-            <w:bCs/>
-            <w:sz w:val="20"/>
-            <w:szCs w:val="20"/>
-          </w:rPr>
-          <w:t>image_crop</w:t>
-        </w:r>
-      </w:hyperlink>
-      <w:r>
-        <w:rPr>
-          <w:bCs/>
-          <w:sz w:val="20"/>
-          <w:szCs w:val="20"/>
-        </w:rPr>
-        <w:t>.</w:t>
-      </w:r>
-    </w:p>
-    <w:p>
-      <w:pPr>
-        <w:pStyle w:val="ListParagraph"/>
-        <w:numPr>
-          <w:ilvl w:val="0"/>
-          <w:numId w:val="1"/>
-        </w:numPr>
-        <w:rPr>
-          <w:bCs/>
-          <w:sz w:val="20"/>
-          <w:szCs w:val="20"/>
-        </w:rPr>
-      </w:pPr>
-      <w:r>
-        <w:rPr>
-          <w:bCs/>
-          <w:sz w:val="20"/>
-          <w:szCs w:val="20"/>
-        </w:rPr>
         <w:t>R</w:t>
       </w:r>
       <w:r>
@@ -1218,203 +1148,366 @@
         </w:rPr>
         <w:t xml:space="preserve"> For details refer to </w:t>
       </w:r>
+      <w:hyperlink r:id="rId16" w:history="1">
+        <w:r>
+          <w:rPr>
+            <w:rStyle w:val="Hyperlink"/>
+            <w:bCs/>
+            <w:sz w:val="20"/>
+            <w:szCs w:val="20"/>
+          </w:rPr>
+          <w:t>this document</w:t>
+        </w:r>
+      </w:hyperlink>
+      <w:r>
+        <w:rPr>
+          <w:bCs/>
+          <w:sz w:val="20"/>
+          <w:szCs w:val="20"/>
+        </w:rPr>
+        <w:t xml:space="preserve"> and </w:t>
+      </w:r>
+      <w:hyperlink r:id="rId17" w:history="1">
+        <w:r>
+          <w:rPr>
+            <w:rStyle w:val="Hyperlink"/>
+            <w:bCs/>
+            <w:sz w:val="20"/>
+            <w:szCs w:val="20"/>
+          </w:rPr>
+          <w:t>this document</w:t>
+        </w:r>
+      </w:hyperlink>
+      <w:r>
+        <w:rPr>
+          <w:bCs/>
+          <w:sz w:val="20"/>
+          <w:szCs w:val="20"/>
+        </w:rPr>
+        <w:t>.</w:t>
+      </w:r>
+    </w:p>
+    <w:p>
+      <w:pPr>
+        <w:rPr>
+          <w:bCs/>
+          <w:sz w:val="20"/>
+          <w:szCs w:val="20"/>
+        </w:rPr>
+      </w:pPr>
+    </w:p>
+    <w:p>
+      <w:pPr>
+        <w:rPr>
+          <w:bCs/>
+          <w:sz w:val="20"/>
+          <w:szCs w:val="20"/>
+        </w:rPr>
+      </w:pPr>
+      <w:r>
+        <w:rPr>
+          <w:bCs/>
+          <w:sz w:val="20"/>
+          <w:szCs w:val="20"/>
+        </w:rPr>
+        <w:t xml:space="preserve"> </w:t>
+      </w:r>
+    </w:p>
+    <w:p>
+      <w:pPr>
+        <w:autoSpaceDE w:val="0"/>
+        <w:autoSpaceDN w:val="0"/>
+        <w:adjustRightInd w:val="0"/>
+        <w:rPr>
+          <w:rFonts w:cstheme="minorHAnsi"/>
+          <w:color w:val="000000"/>
+          <w:sz w:val="20"/>
+          <w:szCs w:val="20"/>
+        </w:rPr>
+      </w:pPr>
+      <w:r>
+        <w:rPr>
+          <w:rFonts w:cstheme="minorHAnsi"/>
+          <w:color w:val="000000"/>
+          <w:sz w:val="20"/>
+          <w:szCs w:val="20"/>
+        </w:rPr>
+        <w:t>My coding experience involve python, C++, C, Java.</w:t>
+      </w:r>
+    </w:p>
+    <w:p>
+      <w:pPr>
+        <w:autoSpaceDE w:val="0"/>
+        <w:autoSpaceDN w:val="0"/>
+        <w:adjustRightInd w:val="0"/>
+        <w:rPr>
+          <w:rFonts w:cstheme="minorHAnsi"/>
+          <w:color w:val="000000"/>
+          <w:sz w:val="20"/>
+          <w:szCs w:val="20"/>
+        </w:rPr>
+      </w:pPr>
+      <w:r>
+        <w:rPr>
+          <w:rFonts w:cstheme="minorHAnsi"/>
+          <w:color w:val="000000"/>
+          <w:sz w:val="20"/>
+          <w:szCs w:val="20"/>
+        </w:rPr>
+        <w:t xml:space="preserve">Samples </w:t>
+      </w:r>
+      <w:r>
+        <w:rPr>
+          <w:rFonts w:cstheme="minorHAnsi"/>
+          <w:color w:val="000000"/>
+          <w:sz w:val="20"/>
+          <w:szCs w:val="20"/>
+        </w:rPr>
+        <w:t>of my</w:t>
+      </w:r>
+      <w:r>
+        <w:rPr>
+          <w:rFonts w:cstheme="minorHAnsi"/>
+          <w:color w:val="000000"/>
+          <w:sz w:val="20"/>
+          <w:szCs w:val="20"/>
+        </w:rPr>
+        <w:t xml:space="preserve"> python </w:t>
+      </w:r>
+      <w:r>
+        <w:rPr>
+          <w:rFonts w:cstheme="minorHAnsi"/>
+          <w:color w:val="000000"/>
+          <w:sz w:val="20"/>
+          <w:szCs w:val="20"/>
+        </w:rPr>
+        <w:t xml:space="preserve">code </w:t>
+      </w:r>
+      <w:r>
+        <w:rPr>
+          <w:rFonts w:cstheme="minorHAnsi"/>
+          <w:color w:val="000000"/>
+          <w:sz w:val="20"/>
+          <w:szCs w:val="20"/>
+        </w:rPr>
+        <w:t xml:space="preserve">can be found </w:t>
+      </w:r>
+      <w:r>
+        <w:rPr>
+          <w:rFonts w:cstheme="minorHAnsi"/>
+          <w:color w:val="000000"/>
+          <w:sz w:val="20"/>
+          <w:szCs w:val="20"/>
+        </w:rPr>
+        <w:t xml:space="preserve"> here:</w:t>
+      </w:r>
+    </w:p>
+    <w:p>
+      <w:pPr>
+        <w:autoSpaceDE w:val="0"/>
+        <w:autoSpaceDN w:val="0"/>
+        <w:adjustRightInd w:val="0"/>
+        <w:rPr>
+          <w:rFonts w:cstheme="minorHAnsi"/>
+          <w:color w:val="000000"/>
+          <w:sz w:val="20"/>
+          <w:szCs w:val="20"/>
+        </w:rPr>
+      </w:pPr>
+    </w:p>
+    <w:p>
+      <w:pPr>
+        <w:autoSpaceDE w:val="0"/>
+        <w:autoSpaceDN w:val="0"/>
+        <w:adjustRightInd w:val="0"/>
+        <w:rPr>
+          <w:rFonts w:cstheme="minorHAnsi"/>
+          <w:color w:val="000000"/>
+          <w:sz w:val="20"/>
+          <w:szCs w:val="20"/>
+        </w:rPr>
+      </w:pPr>
+      <w:r>
+        <w:rPr>
+          <w:rFonts w:cstheme="minorHAnsi"/>
+          <w:color w:val="000000"/>
+          <w:sz w:val="20"/>
+          <w:szCs w:val="20"/>
+        </w:rPr>
+        <w:t>algorithms for smooth gradient outpainting</w:t>
+      </w:r>
+    </w:p>
+    <w:p>
+      <w:pPr>
+        <w:autoSpaceDE w:val="0"/>
+        <w:autoSpaceDN w:val="0"/>
+        <w:adjustRightInd w:val="0"/>
+        <w:rPr>
+          <w:rFonts w:cstheme="minorHAnsi"/>
+          <w:color w:val="000000"/>
+          <w:sz w:val="20"/>
+          <w:szCs w:val="20"/>
+        </w:rPr>
+      </w:pPr>
       <w:hyperlink r:id="rId18" w:history="1">
         <w:r>
           <w:rPr>
             <w:rStyle w:val="Hyperlink"/>
-            <w:bCs/>
-            <w:sz w:val="20"/>
-            <w:szCs w:val="20"/>
-          </w:rPr>
-          <w:t>this document</w:t>
+            <w:rFonts w:cstheme="minorHAnsi"/>
+            <w:sz w:val="20"/>
+            <w:szCs w:val="20"/>
+          </w:rPr>
+          <w:t>https://github.com/dimitarpg13/smooth_gradient_outpaint</w:t>
         </w:r>
       </w:hyperlink>
-      <w:r>
-        <w:rPr>
-          <w:bCs/>
-          <w:sz w:val="20"/>
-          <w:szCs w:val="20"/>
-        </w:rPr>
-        <w:t xml:space="preserve"> and </w:t>
-      </w:r>
+    </w:p>
+    <w:p>
+      <w:pPr>
+        <w:autoSpaceDE w:val="0"/>
+        <w:autoSpaceDN w:val="0"/>
+        <w:adjustRightInd w:val="0"/>
+        <w:rPr>
+          <w:rFonts w:cstheme="minorHAnsi"/>
+          <w:color w:val="000000"/>
+          <w:sz w:val="20"/>
+          <w:szCs w:val="20"/>
+        </w:rPr>
+      </w:pPr>
+      <w:r>
+        <w:rPr>
+          <w:rFonts w:cstheme="minorHAnsi"/>
+          <w:color w:val="000000"/>
+          <w:sz w:val="20"/>
+          <w:szCs w:val="20"/>
+        </w:rPr>
+        <w:t xml:space="preserve"> </w:t>
+      </w:r>
+    </w:p>
+    <w:p>
+      <w:pPr>
+        <w:autoSpaceDE w:val="0"/>
+        <w:autoSpaceDN w:val="0"/>
+        <w:adjustRightInd w:val="0"/>
+        <w:rPr>
+          <w:rFonts w:cstheme="minorHAnsi"/>
+          <w:color w:val="000000"/>
+          <w:sz w:val="20"/>
+          <w:szCs w:val="20"/>
+        </w:rPr>
+      </w:pPr>
+      <w:r>
+        <w:rPr>
+          <w:rFonts w:cstheme="minorHAnsi"/>
+          <w:color w:val="000000"/>
+          <w:sz w:val="20"/>
+          <w:szCs w:val="20"/>
+        </w:rPr>
+        <w:t xml:space="preserve"> image crop algorithm using </w:t>
+      </w:r>
+      <w:r>
+        <w:rPr>
+          <w:rFonts w:cstheme="minorHAnsi"/>
+          <w:color w:val="000000"/>
+          <w:sz w:val="20"/>
+          <w:szCs w:val="20"/>
+        </w:rPr>
+        <w:t>object</w:t>
+      </w:r>
+      <w:r>
+        <w:rPr>
+          <w:rFonts w:cstheme="minorHAnsi"/>
+          <w:color w:val="000000"/>
+          <w:sz w:val="20"/>
+          <w:szCs w:val="20"/>
+        </w:rPr>
+        <w:t xml:space="preserve"> segmentation</w:t>
+      </w:r>
+      <w:r>
+        <w:rPr>
+          <w:rFonts w:cstheme="minorHAnsi"/>
+          <w:color w:val="000000"/>
+          <w:sz w:val="20"/>
+          <w:szCs w:val="20"/>
+        </w:rPr>
+        <w:t xml:space="preserve"> with the Dichotomous Segmentation Deep Learning model</w:t>
+      </w:r>
+      <w:r>
+        <w:rPr>
+          <w:rFonts w:cstheme="minorHAnsi"/>
+          <w:color w:val="000000"/>
+          <w:sz w:val="20"/>
+          <w:szCs w:val="20"/>
+        </w:rPr>
+        <w:t>:</w:t>
+      </w:r>
+    </w:p>
+    <w:p>
+      <w:pPr>
+        <w:autoSpaceDE w:val="0"/>
+        <w:autoSpaceDN w:val="0"/>
+        <w:adjustRightInd w:val="0"/>
+        <w:rPr>
+          <w:rFonts w:cstheme="minorHAnsi"/>
+          <w:color w:val="000000"/>
+          <w:sz w:val="20"/>
+          <w:szCs w:val="20"/>
+        </w:rPr>
+      </w:pPr>
       <w:hyperlink r:id="rId19" w:history="1">
         <w:r>
           <w:rPr>
             <w:rStyle w:val="Hyperlink"/>
-            <w:bCs/>
-            <w:sz w:val="20"/>
-            <w:szCs w:val="20"/>
-          </w:rPr>
-          <w:t>this document</w:t>
+            <w:rFonts w:cstheme="minorHAnsi"/>
+            <w:sz w:val="20"/>
+            <w:szCs w:val="20"/>
+          </w:rPr>
+          <w:t>https://github.com/dimitarpg13/image_crop</w:t>
         </w:r>
       </w:hyperlink>
-      <w:r>
-        <w:rPr>
-          <w:bCs/>
-          <w:sz w:val="20"/>
-          <w:szCs w:val="20"/>
-        </w:rPr>
-        <w:t>.</w:t>
-      </w:r>
-    </w:p>
-    <w:p>
-      <w:pPr>
-        <w:rPr>
-          <w:bCs/>
-          <w:sz w:val="20"/>
-          <w:szCs w:val="20"/>
-        </w:rPr>
-      </w:pPr>
-    </w:p>
-    <w:p>
-      <w:pPr>
-        <w:rPr>
-          <w:bCs/>
-          <w:sz w:val="20"/>
-          <w:szCs w:val="20"/>
-        </w:rPr>
-      </w:pPr>
-      <w:r>
-        <w:rPr>
-          <w:bCs/>
-          <w:sz w:val="20"/>
-          <w:szCs w:val="20"/>
-        </w:rPr>
-        <w:t xml:space="preserve"> </w:t>
-      </w:r>
-    </w:p>
-    <w:p>
-      <w:pPr>
-        <w:autoSpaceDE w:val="0"/>
-        <w:autoSpaceDN w:val="0"/>
-        <w:adjustRightInd w:val="0"/>
-        <w:rPr>
-          <w:rFonts w:cstheme="minorHAnsi"/>
-          <w:color w:val="000000"/>
-          <w:sz w:val="20"/>
-          <w:szCs w:val="20"/>
-        </w:rPr>
-      </w:pPr>
-      <w:r>
-        <w:rPr>
-          <w:rFonts w:cstheme="minorHAnsi"/>
-          <w:color w:val="000000"/>
-          <w:sz w:val="20"/>
-          <w:szCs w:val="20"/>
-        </w:rPr>
-        <w:t>My coding experience involve python, C++, C, Java.</w:t>
-      </w:r>
-    </w:p>
-    <w:p>
-      <w:pPr>
-        <w:autoSpaceDE w:val="0"/>
-        <w:autoSpaceDN w:val="0"/>
-        <w:adjustRightInd w:val="0"/>
-        <w:rPr>
-          <w:rFonts w:cstheme="minorHAnsi"/>
-          <w:color w:val="000000"/>
-          <w:sz w:val="20"/>
-          <w:szCs w:val="20"/>
-        </w:rPr>
-      </w:pPr>
-      <w:r>
-        <w:rPr>
-          <w:rFonts w:cstheme="minorHAnsi"/>
-          <w:color w:val="000000"/>
-          <w:sz w:val="20"/>
-          <w:szCs w:val="20"/>
-        </w:rPr>
-        <w:t xml:space="preserve">Samples </w:t>
-      </w:r>
-      <w:r>
-        <w:rPr>
-          <w:rFonts w:cstheme="minorHAnsi"/>
-          <w:color w:val="000000"/>
-          <w:sz w:val="20"/>
-          <w:szCs w:val="20"/>
-        </w:rPr>
-        <w:t>of my</w:t>
-      </w:r>
-      <w:r>
-        <w:rPr>
-          <w:rFonts w:cstheme="minorHAnsi"/>
-          <w:color w:val="000000"/>
-          <w:sz w:val="20"/>
-          <w:szCs w:val="20"/>
-        </w:rPr>
-        <w:t xml:space="preserve"> python </w:t>
-      </w:r>
-      <w:r>
-        <w:rPr>
-          <w:rFonts w:cstheme="minorHAnsi"/>
-          <w:color w:val="000000"/>
-          <w:sz w:val="20"/>
-          <w:szCs w:val="20"/>
-        </w:rPr>
-        <w:t xml:space="preserve">code </w:t>
-      </w:r>
-      <w:r>
-        <w:rPr>
-          <w:rFonts w:cstheme="minorHAnsi"/>
-          <w:color w:val="000000"/>
-          <w:sz w:val="20"/>
-          <w:szCs w:val="20"/>
-        </w:rPr>
-        <w:t xml:space="preserve">can be found </w:t>
-      </w:r>
-      <w:r>
-        <w:rPr>
-          <w:rFonts w:cstheme="minorHAnsi"/>
-          <w:color w:val="000000"/>
-          <w:sz w:val="20"/>
-          <w:szCs w:val="20"/>
-        </w:rPr>
-        <w:t xml:space="preserve"> here:</w:t>
-      </w:r>
-    </w:p>
-    <w:p>
-      <w:pPr>
-        <w:autoSpaceDE w:val="0"/>
-        <w:autoSpaceDN w:val="0"/>
-        <w:adjustRightInd w:val="0"/>
-        <w:rPr>
-          <w:rFonts w:cstheme="minorHAnsi"/>
-          <w:color w:val="000000"/>
-          <w:sz w:val="20"/>
-          <w:szCs w:val="20"/>
-        </w:rPr>
-      </w:pPr>
-    </w:p>
-    <w:p>
-      <w:pPr>
-        <w:autoSpaceDE w:val="0"/>
-        <w:autoSpaceDN w:val="0"/>
-        <w:adjustRightInd w:val="0"/>
-        <w:rPr>
-          <w:rFonts w:cstheme="minorHAnsi"/>
-          <w:color w:val="000000"/>
-          <w:sz w:val="20"/>
-          <w:szCs w:val="20"/>
-        </w:rPr>
-      </w:pPr>
-      <w:r>
-        <w:rPr>
-          <w:rFonts w:cstheme="minorHAnsi"/>
-          <w:color w:val="000000"/>
-          <w:sz w:val="20"/>
-          <w:szCs w:val="20"/>
-        </w:rPr>
-        <w:t>algorithms for smooth gradient outpainting</w:t>
-      </w:r>
-    </w:p>
-    <w:p>
-      <w:pPr>
-        <w:autoSpaceDE w:val="0"/>
-        <w:autoSpaceDN w:val="0"/>
-        <w:adjustRightInd w:val="0"/>
-        <w:rPr>
-          <w:rFonts w:cstheme="minorHAnsi"/>
-          <w:color w:val="000000"/>
+    </w:p>
+    <w:p>
+      <w:pPr>
+        <w:autoSpaceDE w:val="0"/>
+        <w:autoSpaceDN w:val="0"/>
+        <w:adjustRightInd w:val="0"/>
+        <w:rPr>
+          <w:rFonts w:cstheme="minorHAnsi"/>
+          <w:color w:val="000000"/>
+          <w:sz w:val="20"/>
+          <w:szCs w:val="20"/>
+        </w:rPr>
+      </w:pPr>
+    </w:p>
+    <w:p>
+      <w:pPr>
+        <w:autoSpaceDE w:val="0"/>
+        <w:autoSpaceDN w:val="0"/>
+        <w:adjustRightInd w:val="0"/>
+        <w:rPr>
+          <w:rFonts w:cstheme="minorHAnsi"/>
+          <w:color w:val="000000"/>
+          <w:sz w:val="20"/>
+          <w:szCs w:val="20"/>
+        </w:rPr>
+      </w:pPr>
+      <w:r>
+        <w:rPr>
+          <w:rFonts w:cstheme="minorHAnsi"/>
+          <w:color w:val="000000"/>
+          <w:sz w:val="20"/>
+          <w:szCs w:val="20"/>
+        </w:rPr>
+        <w:t>Here are samples of my C++ code from past endeavors:</w:t>
+      </w:r>
+    </w:p>
+    <w:p>
+      <w:pPr>
+        <w:autoSpaceDE w:val="0"/>
+        <w:autoSpaceDN w:val="0"/>
+        <w:adjustRightInd w:val="0"/>
+        <w:rPr>
+          <w:rFonts w:cstheme="minorHAnsi"/>
+          <w:color w:val="0563C2"/>
           <w:sz w:val="20"/>
           <w:szCs w:val="20"/>
         </w:rPr>
@@ -1427,7 +1520,7 @@
             <w:sz w:val="20"/>
             <w:szCs w:val="20"/>
           </w:rPr>
-          <w:t>https://github.com/dimitarpg13/smooth_gradient_outpaint</w:t>
+          <w:t>https://github.com/google/or-tools/compare/stable...dimitarpg13:ortools:dpg/PWL_solver_stable_py2.7_gtest_scipV6</w:t>
         </w:r>
       </w:hyperlink>
     </w:p>
@@ -1438,87 +1531,7 @@
         <w:adjustRightInd w:val="0"/>
         <w:rPr>
           <w:rFonts w:cstheme="minorHAnsi"/>
-          <w:color w:val="000000"/>
-          <w:sz w:val="20"/>
-          <w:szCs w:val="20"/>
-        </w:rPr>
-      </w:pPr>
-      <w:r>
-        <w:rPr>
-          <w:rFonts w:cstheme="minorHAnsi"/>
-          <w:color w:val="000000"/>
-          <w:sz w:val="20"/>
-          <w:szCs w:val="20"/>
-        </w:rPr>
-        <w:t xml:space="preserve"> </w:t>
-      </w:r>
-    </w:p>
-    <w:p>
-      <w:pPr>
-        <w:autoSpaceDE w:val="0"/>
-        <w:autoSpaceDN w:val="0"/>
-        <w:adjustRightInd w:val="0"/>
-        <w:rPr>
-          <w:rFonts w:cstheme="minorHAnsi"/>
-          <w:color w:val="000000"/>
-          <w:sz w:val="20"/>
-          <w:szCs w:val="20"/>
-        </w:rPr>
-      </w:pPr>
-      <w:r>
-        <w:rPr>
-          <w:rFonts w:cstheme="minorHAnsi"/>
-          <w:color w:val="000000"/>
-          <w:sz w:val="20"/>
-          <w:szCs w:val="20"/>
-        </w:rPr>
-        <w:t xml:space="preserve"> image crop algorithm using </w:t>
-      </w:r>
-      <w:r>
-        <w:rPr>
-          <w:rFonts w:cstheme="minorHAnsi"/>
-          <w:color w:val="000000"/>
-          <w:sz w:val="20"/>
-          <w:szCs w:val="20"/>
-        </w:rPr>
-        <w:t>object</w:t>
-      </w:r>
-      <w:r>
-        <w:rPr>
-          <w:rFonts w:cstheme="minorHAnsi"/>
-          <w:color w:val="000000"/>
-          <w:sz w:val="20"/>
-          <w:szCs w:val="20"/>
-        </w:rPr>
-        <w:t xml:space="preserve"> segmentation</w:t>
-      </w:r>
-      <w:r>
-        <w:rPr>
-          <w:rFonts w:cstheme="minorHAnsi"/>
-          <w:color w:val="000000"/>
-          <w:sz w:val="20"/>
-          <w:szCs w:val="20"/>
-        </w:rPr>
-        <w:t xml:space="preserve"> with the Dichotomous Segmentation Deep Learning model</w:t>
-      </w:r>
-      <w:r>
-        <w:rPr>
-          <w:rFonts w:cstheme="minorHAnsi"/>
-          <w:color w:val="000000"/>
-          <w:sz w:val="20"/>
-          <w:szCs w:val="20"/>
-        </w:rPr>
-        <w:t>:</w:t>
-      </w:r>
-    </w:p>
-    <w:p>
-      <w:pPr>
-        <w:autoSpaceDE w:val="0"/>
-        <w:autoSpaceDN w:val="0"/>
-        <w:adjustRightInd w:val="0"/>
-        <w:rPr>
-          <w:rFonts w:cstheme="minorHAnsi"/>
-          <w:color w:val="000000"/>
+          <w:color w:val="0563C2"/>
           <w:sz w:val="20"/>
           <w:szCs w:val="20"/>
         </w:rPr>
@@ -1531,7 +1544,7 @@
             <w:sz w:val="20"/>
             <w:szCs w:val="20"/>
           </w:rPr>
-          <w:t>https://github.com/dimitarpg13/image_crop</w:t>
+          <w:t>https://github.com/dimitarpg13/testcode/blob/master/fraction.cpp</w:t>
         </w:r>
       </w:hyperlink>
     </w:p>
@@ -1542,41 +1555,6 @@
         <w:adjustRightInd w:val="0"/>
         <w:rPr>
           <w:rFonts w:cstheme="minorHAnsi"/>
-          <w:color w:val="000000"/>
-          <w:sz w:val="20"/>
-          <w:szCs w:val="20"/>
-        </w:rPr>
-      </w:pPr>
-    </w:p>
-    <w:p>
-      <w:pPr>
-        <w:autoSpaceDE w:val="0"/>
-        <w:autoSpaceDN w:val="0"/>
-        <w:adjustRightInd w:val="0"/>
-        <w:rPr>
-          <w:rFonts w:cstheme="minorHAnsi"/>
-          <w:color w:val="000000"/>
-          <w:sz w:val="20"/>
-          <w:szCs w:val="20"/>
-        </w:rPr>
-      </w:pPr>
-      <w:r>
-        <w:rPr>
-          <w:rFonts w:cstheme="minorHAnsi"/>
-          <w:color w:val="000000"/>
-          <w:sz w:val="20"/>
-          <w:szCs w:val="20"/>
-        </w:rPr>
-        <w:t>Here are samples of my C++ code from past endeavors:</w:t>
-      </w:r>
-    </w:p>
-    <w:p>
-      <w:pPr>
-        <w:autoSpaceDE w:val="0"/>
-        <w:autoSpaceDN w:val="0"/>
-        <w:adjustRightInd w:val="0"/>
-        <w:rPr>
-          <w:rFonts w:cstheme="minorHAnsi"/>
           <w:color w:val="0563C2"/>
           <w:sz w:val="20"/>
           <w:szCs w:val="20"/>
@@ -1590,7 +1568,7 @@
             <w:sz w:val="20"/>
             <w:szCs w:val="20"/>
           </w:rPr>
-          <w:t>https://github.com/google/or-tools/compare/stable...dimitarpg13:ortools:dpg/PWL_solver_stable_py2.7_gtest_scipV6</w:t>
+          <w:t>https://github.com/dimitarpg13/testcode/blob/master/fraction_mt.cpp</w:t>
         </w:r>
       </w:hyperlink>
     </w:p>
@@ -1614,7 +1592,7 @@
             <w:sz w:val="20"/>
             <w:szCs w:val="20"/>
           </w:rPr>
-          <w:t>https://github.com/dimitarpg13/testcode/blob/master/fraction.cpp</w:t>
+          <w:t>https://github.com/dimitarpg13/testcode/blob/master/fraction_bigint.cpp</w:t>
         </w:r>
       </w:hyperlink>
     </w:p>
@@ -1638,7 +1616,7 @@
             <w:sz w:val="20"/>
             <w:szCs w:val="20"/>
           </w:rPr>
-          <w:t>https://github.com/dimitarpg13/testcode/blob/master/fraction_mt.cpp</w:t>
+          <w:t>https://github.com/dimitarpg13/cpp_testcode/tree/master/SudokuQlik/src</w:t>
         </w:r>
       </w:hyperlink>
     </w:p>
@@ -1649,6 +1627,63 @@
         <w:adjustRightInd w:val="0"/>
         <w:rPr>
           <w:rFonts w:cstheme="minorHAnsi"/>
+          <w:color w:val="000000"/>
+          <w:sz w:val="20"/>
+          <w:szCs w:val="20"/>
+        </w:rPr>
+      </w:pPr>
+    </w:p>
+    <w:p>
+      <w:pPr>
+        <w:autoSpaceDE w:val="0"/>
+        <w:autoSpaceDN w:val="0"/>
+        <w:adjustRightInd w:val="0"/>
+        <w:rPr>
+          <w:rFonts w:cstheme="minorHAnsi"/>
+          <w:color w:val="000000"/>
+          <w:sz w:val="20"/>
+          <w:szCs w:val="20"/>
+        </w:rPr>
+      </w:pPr>
+      <w:r>
+        <w:rPr>
+          <w:rFonts w:cstheme="minorHAnsi"/>
+          <w:color w:val="000000"/>
+          <w:sz w:val="20"/>
+          <w:szCs w:val="20"/>
+        </w:rPr>
+        <w:t>And here are relevant documents to software design, architecture, coding techniques and design</w:t>
+      </w:r>
+    </w:p>
+    <w:p>
+      <w:pPr>
+        <w:autoSpaceDE w:val="0"/>
+        <w:autoSpaceDN w:val="0"/>
+        <w:adjustRightInd w:val="0"/>
+        <w:rPr>
+          <w:rFonts w:cstheme="minorHAnsi"/>
+          <w:color w:val="000000"/>
+          <w:sz w:val="20"/>
+          <w:szCs w:val="20"/>
+        </w:rPr>
+      </w:pPr>
+      <w:r>
+        <w:rPr>
+          <w:rFonts w:cstheme="minorHAnsi"/>
+          <w:color w:val="000000"/>
+          <w:sz w:val="20"/>
+          <w:szCs w:val="20"/>
+        </w:rPr>
+        <w:t>patterns:</w:t>
+      </w:r>
+    </w:p>
+    <w:p>
+      <w:pPr>
+        <w:autoSpaceDE w:val="0"/>
+        <w:autoSpaceDN w:val="0"/>
+        <w:adjustRightInd w:val="0"/>
+        <w:rPr>
+          <w:rFonts w:cstheme="minorHAnsi"/>
           <w:color w:val="0563C2"/>
           <w:sz w:val="20"/>
           <w:szCs w:val="20"/>
@@ -1662,7 +1697,7 @@
             <w:sz w:val="20"/>
             <w:szCs w:val="20"/>
           </w:rPr>
-          <w:t>https://github.com/dimitarpg13/testcode/blob/master/fraction_bigint.cpp</w:t>
+          <w:t>https://github.com/dimitarpg13/BigIndex/blob/main/PresentationDGueorguiev2018.pdf</w:t>
         </w:r>
       </w:hyperlink>
     </w:p>
@@ -1673,12 +1708,37 @@
         <w:adjustRightInd w:val="0"/>
         <w:rPr>
           <w:rFonts w:cstheme="minorHAnsi"/>
+          <w:color w:val="0563C1" w:themeColor="hyperlink"/>
+          <w:sz w:val="20"/>
+          <w:szCs w:val="20"/>
+          <w:u w:val="single"/>
+        </w:rPr>
+      </w:pPr>
+      <w:hyperlink r:id="rId26" w:history="1">
+        <w:r>
+          <w:rPr>
+            <w:rStyle w:val="Hyperlink"/>
+            <w:rFonts w:cstheme="minorHAnsi"/>
+            <w:sz w:val="20"/>
+            <w:szCs w:val="20"/>
+          </w:rPr>
+          <w:t>https://github.com/dimitarpg13/InsideTensorflow2Source/blob/master/Understanding_Tensorflow_2_source_code.pdf</w:t>
+        </w:r>
+      </w:hyperlink>
+    </w:p>
+    <w:p>
+      <w:pPr>
+        <w:autoSpaceDE w:val="0"/>
+        <w:autoSpaceDN w:val="0"/>
+        <w:adjustRightInd w:val="0"/>
+        <w:rPr>
+          <w:rFonts w:cstheme="minorHAnsi"/>
           <w:color w:val="0563C2"/>
           <w:sz w:val="20"/>
           <w:szCs w:val="20"/>
         </w:rPr>
       </w:pPr>
-      <w:hyperlink r:id="rId26" w:history="1">
+      <w:hyperlink r:id="rId27" w:history="1">
         <w:r>
           <w:rPr>
             <w:rStyle w:val="Hyperlink"/>
@@ -1686,7 +1746,7 @@
             <w:sz w:val="20"/>
             <w:szCs w:val="20"/>
           </w:rPr>
-          <w:t>https://github.com/dimitarpg13/cpp_testcode/tree/master/SudokuQlik/src</w:t>
+          <w:t>https://github.com/dimitarpg13/UnderstandingPythonEcosystem</w:t>
         </w:r>
       </w:hyperlink>
     </w:p>
@@ -1697,70 +1757,12 @@
         <w:adjustRightInd w:val="0"/>
         <w:rPr>
           <w:rFonts w:cstheme="minorHAnsi"/>
-          <w:color w:val="000000"/>
-          <w:sz w:val="20"/>
-          <w:szCs w:val="20"/>
-        </w:rPr>
-      </w:pPr>
-    </w:p>
-    <w:p>
-      <w:pPr>
-        <w:autoSpaceDE w:val="0"/>
-        <w:autoSpaceDN w:val="0"/>
-        <w:adjustRightInd w:val="0"/>
-        <w:rPr>
-          <w:rFonts w:cstheme="minorHAnsi"/>
-          <w:color w:val="000000"/>
-          <w:sz w:val="20"/>
-          <w:szCs w:val="20"/>
-        </w:rPr>
-      </w:pPr>
-      <w:r>
-        <w:rPr>
-          <w:rFonts w:cstheme="minorHAnsi"/>
-          <w:color w:val="000000"/>
-          <w:sz w:val="20"/>
-          <w:szCs w:val="20"/>
-        </w:rPr>
-        <w:lastRenderedPageBreak/>
-        <w:t>And here are relevant documents to software design, architecture, coding techniques and design</w:t>
-      </w:r>
-    </w:p>
-    <w:p>
-      <w:pPr>
-        <w:autoSpaceDE w:val="0"/>
-        <w:autoSpaceDN w:val="0"/>
-        <w:adjustRightInd w:val="0"/>
-        <w:rPr>
-          <w:rFonts w:cstheme="minorHAnsi"/>
-          <w:color w:val="000000"/>
-          <w:sz w:val="20"/>
-          <w:szCs w:val="20"/>
-        </w:rPr>
-      </w:pPr>
-      <w:r>
-        <w:rPr>
-          <w:rFonts w:cstheme="minorHAnsi"/>
-          <w:color w:val="000000"/>
-          <w:sz w:val="20"/>
-          <w:szCs w:val="20"/>
-        </w:rPr>
-        <w:t>patterns:</w:t>
-      </w:r>
-    </w:p>
-    <w:p>
-      <w:pPr>
-        <w:autoSpaceDE w:val="0"/>
-        <w:autoSpaceDN w:val="0"/>
-        <w:adjustRightInd w:val="0"/>
-        <w:rPr>
-          <w:rFonts w:cstheme="minorHAnsi"/>
           <w:color w:val="0563C2"/>
           <w:sz w:val="20"/>
           <w:szCs w:val="20"/>
         </w:rPr>
       </w:pPr>
-      <w:hyperlink r:id="rId27" w:history="1">
+      <w:hyperlink r:id="rId28" w:history="1">
         <w:r>
           <w:rPr>
             <w:rStyle w:val="Hyperlink"/>
@@ -1768,7 +1770,7 @@
             <w:sz w:val="20"/>
             <w:szCs w:val="20"/>
           </w:rPr>
-          <w:t>https://github.com/dimitarpg13/BigIndex/blob/main/PresentationDGueorguiev2018.pdf</w:t>
+          <w:t>https://github.com/dimitarpg13/inside_cpp_object_model</w:t>
         </w:r>
       </w:hyperlink>
     </w:p>
@@ -1779,190 +1781,117 @@
         <w:adjustRightInd w:val="0"/>
         <w:rPr>
           <w:rFonts w:cstheme="minorHAnsi"/>
+          <w:color w:val="000000"/>
+          <w:sz w:val="20"/>
+          <w:szCs w:val="20"/>
+        </w:rPr>
+      </w:pPr>
+    </w:p>
+    <w:p>
+      <w:pPr>
+        <w:autoSpaceDE w:val="0"/>
+        <w:autoSpaceDN w:val="0"/>
+        <w:adjustRightInd w:val="0"/>
+        <w:rPr>
+          <w:rFonts w:cstheme="minorHAnsi"/>
+          <w:color w:val="000000"/>
+          <w:sz w:val="20"/>
+          <w:szCs w:val="20"/>
+        </w:rPr>
+      </w:pPr>
+      <w:r>
+        <w:rPr>
+          <w:rFonts w:cstheme="minorHAnsi"/>
+          <w:color w:val="000000"/>
+          <w:sz w:val="20"/>
+          <w:szCs w:val="20"/>
+        </w:rPr>
+        <w:t>And here are few repos about C++ language details and features:</w:t>
+      </w:r>
+    </w:p>
+    <w:p>
+      <w:pPr>
+        <w:autoSpaceDE w:val="0"/>
+        <w:autoSpaceDN w:val="0"/>
+        <w:adjustRightInd w:val="0"/>
+        <w:rPr>
+          <w:rFonts w:cstheme="minorHAnsi"/>
+          <w:color w:val="0563C2"/>
+          <w:sz w:val="20"/>
+          <w:szCs w:val="20"/>
+        </w:rPr>
+      </w:pPr>
+      <w:hyperlink r:id="rId29" w:history="1">
+        <w:r>
+          <w:rPr>
+            <w:rStyle w:val="Hyperlink"/>
+            <w:rFonts w:cstheme="minorHAnsi"/>
+            <w:sz w:val="20"/>
+            <w:szCs w:val="20"/>
+          </w:rPr>
+          <w:t>https://github.com/dimitarpg13/cpp_effective_modern</w:t>
+        </w:r>
+      </w:hyperlink>
+    </w:p>
+    <w:p>
+      <w:pPr>
+        <w:autoSpaceDE w:val="0"/>
+        <w:autoSpaceDN w:val="0"/>
+        <w:adjustRightInd w:val="0"/>
+        <w:rPr>
+          <w:rFonts w:cstheme="minorHAnsi"/>
+          <w:color w:val="0563C2"/>
+          <w:sz w:val="20"/>
+          <w:szCs w:val="20"/>
+        </w:rPr>
+      </w:pPr>
+      <w:hyperlink r:id="rId30" w:history="1">
+        <w:r>
+          <w:rPr>
+            <w:rStyle w:val="Hyperlink"/>
+            <w:rFonts w:cstheme="minorHAnsi"/>
+            <w:sz w:val="20"/>
+            <w:szCs w:val="20"/>
+          </w:rPr>
+          <w:t>https://github.com/dimitarpg13/cpp_move_semantics</w:t>
+        </w:r>
+      </w:hyperlink>
+    </w:p>
+    <w:p>
+      <w:pPr>
+        <w:autoSpaceDE w:val="0"/>
+        <w:autoSpaceDN w:val="0"/>
+        <w:adjustRightInd w:val="0"/>
+        <w:rPr>
+          <w:rFonts w:cstheme="minorHAnsi"/>
+          <w:color w:val="0563C2"/>
+          <w:sz w:val="20"/>
+          <w:szCs w:val="20"/>
+        </w:rPr>
+      </w:pPr>
+      <w:hyperlink r:id="rId31" w:history="1">
+        <w:r>
+          <w:rPr>
+            <w:rStyle w:val="Hyperlink"/>
+            <w:rFonts w:cstheme="minorHAnsi"/>
+            <w:sz w:val="20"/>
+            <w:szCs w:val="20"/>
+          </w:rPr>
+          <w:t>https://github.com/dimitarpg13/cpp_templates_complete_guide</w:t>
+        </w:r>
+      </w:hyperlink>
+    </w:p>
+    <w:p>
+      <w:pPr>
+        <w:rPr>
+          <w:rFonts w:cstheme="minorHAnsi"/>
           <w:color w:val="0563C1" w:themeColor="hyperlink"/>
           <w:sz w:val="20"/>
           <w:szCs w:val="20"/>
           <w:u w:val="single"/>
         </w:rPr>
       </w:pPr>
-      <w:hyperlink r:id="rId28" w:history="1">
-        <w:r>
-          <w:rPr>
-            <w:rStyle w:val="Hyperlink"/>
-            <w:rFonts w:cstheme="minorHAnsi"/>
-            <w:sz w:val="20"/>
-            <w:szCs w:val="20"/>
-          </w:rPr>
-          <w:t>https://github.com/dimitarpg13/InsideTensorflow2Source/blob/master/Understanding_Tensorflow_2_source_code.pdf</w:t>
-        </w:r>
-      </w:hyperlink>
-    </w:p>
-    <w:p>
-      <w:pPr>
-        <w:autoSpaceDE w:val="0"/>
-        <w:autoSpaceDN w:val="0"/>
-        <w:adjustRightInd w:val="0"/>
-        <w:rPr>
-          <w:rFonts w:cstheme="minorHAnsi"/>
-          <w:color w:val="0563C2"/>
-          <w:sz w:val="20"/>
-          <w:szCs w:val="20"/>
-        </w:rPr>
-      </w:pPr>
-      <w:hyperlink r:id="rId29" w:history="1">
-        <w:r>
-          <w:rPr>
-            <w:rStyle w:val="Hyperlink"/>
-            <w:rFonts w:cstheme="minorHAnsi"/>
-            <w:sz w:val="20"/>
-            <w:szCs w:val="20"/>
-          </w:rPr>
-          <w:t>https://github.com/dimitarpg13/UnderstandingPythonEcosystem</w:t>
-        </w:r>
-      </w:hyperlink>
-    </w:p>
-    <w:p>
-      <w:pPr>
-        <w:autoSpaceDE w:val="0"/>
-        <w:autoSpaceDN w:val="0"/>
-        <w:adjustRightInd w:val="0"/>
-        <w:rPr>
-          <w:rFonts w:cstheme="minorHAnsi"/>
-          <w:color w:val="0563C2"/>
-          <w:sz w:val="20"/>
-          <w:szCs w:val="20"/>
-        </w:rPr>
-      </w:pPr>
-      <w:hyperlink r:id="rId30" w:history="1">
-        <w:r>
-          <w:rPr>
-            <w:rStyle w:val="Hyperlink"/>
-            <w:rFonts w:cstheme="minorHAnsi"/>
-            <w:sz w:val="20"/>
-            <w:szCs w:val="20"/>
-          </w:rPr>
-          <w:t>https://github.com/dimitarpg13/inside_cpp_object_model</w:t>
-        </w:r>
-      </w:hyperlink>
-    </w:p>
-    <w:p>
-      <w:pPr>
-        <w:autoSpaceDE w:val="0"/>
-        <w:autoSpaceDN w:val="0"/>
-        <w:adjustRightInd w:val="0"/>
-        <w:rPr>
-          <w:rFonts w:cstheme="minorHAnsi"/>
-          <w:color w:val="000000"/>
-          <w:sz w:val="20"/>
-          <w:szCs w:val="20"/>
-        </w:rPr>
-      </w:pPr>
-    </w:p>
-    <w:p>
-      <w:pPr>
-        <w:autoSpaceDE w:val="0"/>
-        <w:autoSpaceDN w:val="0"/>
-        <w:adjustRightInd w:val="0"/>
-        <w:rPr>
-          <w:rFonts w:cstheme="minorHAnsi"/>
-          <w:color w:val="000000"/>
-          <w:sz w:val="20"/>
-          <w:szCs w:val="20"/>
-        </w:rPr>
-      </w:pPr>
-      <w:r>
-        <w:rPr>
-          <w:rFonts w:cstheme="minorHAnsi"/>
-          <w:color w:val="000000"/>
-          <w:sz w:val="20"/>
-          <w:szCs w:val="20"/>
-        </w:rPr>
-        <w:t>And here are few repos about C++ language details and features:</w:t>
-      </w:r>
-    </w:p>
-    <w:p>
-      <w:pPr>
-        <w:autoSpaceDE w:val="0"/>
-        <w:autoSpaceDN w:val="0"/>
-        <w:adjustRightInd w:val="0"/>
-        <w:rPr>
-          <w:rFonts w:cstheme="minorHAnsi"/>
-          <w:color w:val="0563C2"/>
-          <w:sz w:val="20"/>
-          <w:szCs w:val="20"/>
-        </w:rPr>
-      </w:pPr>
-      <w:hyperlink r:id="rId31" w:history="1">
-        <w:r>
-          <w:rPr>
-            <w:rStyle w:val="Hyperlink"/>
-            <w:rFonts w:cstheme="minorHAnsi"/>
-            <w:sz w:val="20"/>
-            <w:szCs w:val="20"/>
-          </w:rPr>
-          <w:t>https://github.com/dimitarpg13/cpp_effective_modern</w:t>
-        </w:r>
-      </w:hyperlink>
-    </w:p>
-    <w:p>
-      <w:pPr>
-        <w:autoSpaceDE w:val="0"/>
-        <w:autoSpaceDN w:val="0"/>
-        <w:adjustRightInd w:val="0"/>
-        <w:rPr>
-          <w:rFonts w:cstheme="minorHAnsi"/>
-          <w:color w:val="0563C2"/>
-          <w:sz w:val="20"/>
-          <w:szCs w:val="20"/>
-        </w:rPr>
-      </w:pPr>
       <w:hyperlink r:id="rId32" w:history="1">
-        <w:r>
-          <w:rPr>
-            <w:rStyle w:val="Hyperlink"/>
-            <w:rFonts w:cstheme="minorHAnsi"/>
-            <w:sz w:val="20"/>
-            <w:szCs w:val="20"/>
-          </w:rPr>
-          <w:t>https://github.com/dimitarpg13/cpp_move_semantics</w:t>
-        </w:r>
-      </w:hyperlink>
-    </w:p>
-    <w:p>
-      <w:pPr>
-        <w:autoSpaceDE w:val="0"/>
-        <w:autoSpaceDN w:val="0"/>
-        <w:adjustRightInd w:val="0"/>
-        <w:rPr>
-          <w:rFonts w:cstheme="minorHAnsi"/>
-          <w:color w:val="0563C2"/>
-          <w:sz w:val="20"/>
-          <w:szCs w:val="20"/>
-        </w:rPr>
-      </w:pPr>
-      <w:hyperlink r:id="rId33" w:history="1">
-        <w:r>
-          <w:rPr>
-            <w:rStyle w:val="Hyperlink"/>
-            <w:rFonts w:cstheme="minorHAnsi"/>
-            <w:sz w:val="20"/>
-            <w:szCs w:val="20"/>
-          </w:rPr>
-          <w:t>https://github.com/dimitarpg13/cpp_templates_complete_guide</w:t>
-        </w:r>
-      </w:hyperlink>
-    </w:p>
-    <w:p>
-      <w:pPr>
-        <w:rPr>
-          <w:rFonts w:cstheme="minorHAnsi"/>
-          <w:color w:val="0563C1" w:themeColor="hyperlink"/>
-          <w:sz w:val="20"/>
-          <w:szCs w:val="20"/>
-          <w:u w:val="single"/>
-        </w:rPr>
-      </w:pPr>
-      <w:hyperlink r:id="rId34" w:history="1">
         <w:r>
           <w:rPr>
             <w:rStyle w:val="Hyperlink"/>
@@ -1985,7 +1914,7 @@
 </file>
 
 <file path=word/numbering.xml><?xml version="1.0" encoding="utf-8"?>
-<w:numbering xmlns:wpc="http://schemas.microsoft.com/office/word/2010/wordprocessingCanvas" xmlns:cx="http://schemas.microsoft.com/office/drawing/2014/chartex" xmlns:cx1="http://schemas.microsoft.com/office/drawing/2015/9/8/chartex" xmlns:cx2="http://schemas.microsoft.com/office/drawing/2015/10/21/chartex" xmlns:cx3="http://schemas.microsoft.com/office/drawing/2016/5/9/chartex" xmlns:cx4="http://schemas.microsoft.com/office/drawing/2016/5/10/chartex" xmlns:cx5="http://schemas.microsoft.com/office/drawing/2016/5/11/chartex" xmlns:cx6="http://schemas.microsoft.com/office/drawing/2016/5/12/chartex" xmlns:cx7="http://schemas.microsoft.com/office/drawing/2016/5/13/chartex" xmlns:cx8="http://schemas.microsoft.com/office/drawing/2016/5/14/chartex" xmlns:mc="http://schemas.openxmlformats.org/markup-compatibility/2006" xmlns:aink="http://schemas.microsoft.com/office/drawing/2016/ink" xmlns:am3d="http://schemas.microsoft.com/office/drawing/2017/model3d" xmlns:o="urn:schemas-microsoft-com:office:office" xmlns:oel="http://schemas.microsoft.com/office/2019/extlst" xmlns:r="http://schemas.openxmlformats.org/officeDocument/2006/relationships" xmlns:m="http://schemas.openxmlformats.org/officeDocument/2006/math" xmlns:v="urn:schemas-microsoft-com:vml" xmlns:wp14="http://schemas.microsoft.com/office/word/2010/wordprocessingDrawing" xmlns:wp="http://schemas.openxmlformats.org/drawingml/2006/wordprocessingDrawing" xmlns:w10="urn:schemas-microsoft-com:office:word" xmlns:w="http://schemas.openxmlformats.org/wordprocessingml/2006/main" xmlns:w14="http://schemas.microsoft.com/office/word/2010/wordml" xmlns:w15="http://schemas.microsoft.com/office/word/2012/wordml" xmlns:w16cex="http://schemas.microsoft.com/office/word/2018/wordml/cex" xmlns:w16cid="http://schemas.microsoft.com/office/word/2016/wordml/cid" xmlns:w16="http://schemas.microsoft.com/office/word/2018/wordml" xmlns:w16du="http://schemas.microsoft.com/office/word/2023/wordml/word16du" xmlns:w16sdtdh="http://schemas.microsoft.com/office/word/2020/wordml/sdtdatahash" xmlns:w16sdtfl="http://schemas.microsoft.com/office/word/2024/wordml/sdtformatlock" xmlns:w16se="http://schemas.microsoft.com/office/word/2015/wordml/symex" xmlns:wpg="http://schemas.microsoft.com/office/word/2010/wordprocessingGroup" xmlns:wpi="http://schemas.microsoft.com/office/word/2010/wordprocessingInk" xmlns:wne="http://schemas.microsoft.com/office/word/2006/wordml" xmlns:wps="http://schemas.microsoft.com/office/word/2010/wordprocessingShape" mc:Ignorable="w14 w15 w16se w16cid w16 w16cex w16sdtdh w16sdtfl w16du wp14">
+<w:numbering xmlns:wpc="http://schemas.microsoft.com/office/word/2010/wordprocessingCanvas" xmlns:cx="http://schemas.microsoft.com/office/drawing/2014/chartex" xmlns:cx1="http://schemas.microsoft.com/office/drawing/2015/9/8/chartex" xmlns:cx2="http://schemas.microsoft.com/office/drawing/2015/10/21/chartex" xmlns:cx3="http://schemas.microsoft.com/office/drawing/2016/5/9/chartex" xmlns:cx4="http://schemas.microsoft.com/office/drawing/2016/5/10/chartex" xmlns:cx5="http://schemas.microsoft.com/office/drawing/2016/5/11/chartex" xmlns:cx6="http://schemas.microsoft.com/office/drawing/2016/5/12/chartex" xmlns:cx7="http://schemas.microsoft.com/office/drawing/2016/5/13/chartex" xmlns:cx8="http://schemas.microsoft.com/office/drawing/2016/5/14/chartex" xmlns:mc="http://schemas.openxmlformats.org/markup-compatibility/2006" xmlns:aink="http://schemas.microsoft.com/office/drawing/2016/ink" xmlns:am3d="http://schemas.microsoft.com/office/drawing/2017/model3d" xmlns:o="urn:schemas-microsoft-com:office:office" xmlns:oel="http://schemas.microsoft.com/office/2019/extlst" xmlns:r="http://schemas.openxmlformats.org/officeDocument/2006/relationships" xmlns:m="http://schemas.openxmlformats.org/officeDocument/2006/math" xmlns:v="urn:schemas-microsoft-com:vml" xmlns:wp14="http://schemas.microsoft.com/office/word/2010/wordprocessingDrawing" xmlns:wp="http://schemas.openxmlformats.org/drawingml/2006/wordprocessingDrawing" xmlns:w10="urn:schemas-microsoft-com:office:word" xmlns:w="http://schemas.openxmlformats.org/wordprocessingml/2006/main" xmlns:w14="http://schemas.microsoft.com/office/word/2010/wordml" xmlns:w15="http://schemas.microsoft.com/office/word/2012/wordml" xmlns:w16cex="http://schemas.microsoft.com/office/word/2018/wordml/cex" xmlns:w16cid="http://schemas.microsoft.com/office/word/2016/wordml/cid" xmlns:w16="http://schemas.microsoft.com/office/word/2018/wordml" xmlns:w16sdtdh="http://schemas.microsoft.com/office/word/2020/wordml/sdtdatahash" xmlns:w16se="http://schemas.microsoft.com/office/word/2015/wordml/symex" xmlns:wpg="http://schemas.microsoft.com/office/word/2010/wordprocessingGroup" xmlns:wpi="http://schemas.microsoft.com/office/word/2010/wordprocessingInk" xmlns:wne="http://schemas.microsoft.com/office/word/2006/wordml" xmlns:wps="http://schemas.microsoft.com/office/word/2010/wordprocessingShape" mc:Ignorable="w14 w15 w16se w16cid w16 w16cex w16sdtdh wp14">
   <w:abstractNum w:abstractNumId="0" w15:restartNumberingAfterBreak="0">
     <w:nsid w:val="6B917673"/>
     <w:multiLevelType w:val="hybridMultilevel"/>
@@ -2082,7 +2011,7 @@
 </file>
 
 <file path=word/styles.xml><?xml version="1.0" encoding="utf-8"?>
-<w:styles xmlns:mc="http://schemas.openxmlformats.org/markup-compatibility/2006" xmlns:r="http://schemas.openxmlformats.org/officeDocument/2006/relationships" xmlns:w="http://schemas.openxmlformats.org/wordprocessingml/2006/main" xmlns:w14="http://schemas.microsoft.com/office/word/2010/wordml" xmlns:w15="http://schemas.microsoft.com/office/word/2012/wordml" xmlns:w16cex="http://schemas.microsoft.com/office/word/2018/wordml/cex" xmlns:w16cid="http://schemas.microsoft.com/office/word/2016/wordml/cid" xmlns:w16="http://schemas.microsoft.com/office/word/2018/wordml" xmlns:w16du="http://schemas.microsoft.com/office/word/2023/wordml/word16du" xmlns:w16sdtdh="http://schemas.microsoft.com/office/word/2020/wordml/sdtdatahash" xmlns:w16sdtfl="http://schemas.microsoft.com/office/word/2024/wordml/sdtformatlock" xmlns:w16se="http://schemas.microsoft.com/office/word/2015/wordml/symex" mc:Ignorable="w14 w15 w16se w16cid w16 w16cex w16sdtdh w16sdtfl w16du">
+<w:styles xmlns:mc="http://schemas.openxmlformats.org/markup-compatibility/2006" xmlns:r="http://schemas.openxmlformats.org/officeDocument/2006/relationships" xmlns:w="http://schemas.openxmlformats.org/wordprocessingml/2006/main" xmlns:w14="http://schemas.microsoft.com/office/word/2010/wordml" xmlns:w15="http://schemas.microsoft.com/office/word/2012/wordml" xmlns:w16cex="http://schemas.microsoft.com/office/word/2018/wordml/cex" xmlns:w16cid="http://schemas.microsoft.com/office/word/2016/wordml/cid" xmlns:w16="http://schemas.microsoft.com/office/word/2018/wordml" xmlns:w16sdtdh="http://schemas.microsoft.com/office/word/2020/wordml/sdtdatahash" xmlns:w16se="http://schemas.microsoft.com/office/word/2015/wordml/symex" mc:Ignorable="w14 w15 w16se w16cid w16 w16cex w16sdtdh">
   <w:docDefaults>
     <w:rPrDefault>
       <w:rPr>

--- a/LetterOfIntentAndPreviousWork.docx
+++ b/LetterOfIntentAndPreviousWork.docx
@@ -1,6 +1,6 @@
 
 <file path=word/document.xml><?xml version="1.0" encoding="utf-8"?>
-<w:document xmlns:wpc="http://schemas.microsoft.com/office/word/2010/wordprocessingCanvas" xmlns:cx="http://schemas.microsoft.com/office/drawing/2014/chartex" xmlns:cx1="http://schemas.microsoft.com/office/drawing/2015/9/8/chartex" xmlns:cx2="http://schemas.microsoft.com/office/drawing/2015/10/21/chartex" xmlns:cx3="http://schemas.microsoft.com/office/drawing/2016/5/9/chartex" xmlns:cx4="http://schemas.microsoft.com/office/drawing/2016/5/10/chartex" xmlns:cx5="http://schemas.microsoft.com/office/drawing/2016/5/11/chartex" xmlns:cx6="http://schemas.microsoft.com/office/drawing/2016/5/12/chartex" xmlns:cx7="http://schemas.microsoft.com/office/drawing/2016/5/13/chartex" xmlns:cx8="http://schemas.microsoft.com/office/drawing/2016/5/14/chartex" xmlns:mc="http://schemas.openxmlformats.org/markup-compatibility/2006" xmlns:aink="http://schemas.microsoft.com/office/drawing/2016/ink" xmlns:am3d="http://schemas.microsoft.com/office/drawing/2017/model3d" xmlns:o="urn:schemas-microsoft-com:office:office" xmlns:oel="http://schemas.microsoft.com/office/2019/extlst" xmlns:r="http://schemas.openxmlformats.org/officeDocument/2006/relationships" xmlns:m="http://schemas.openxmlformats.org/officeDocument/2006/math" xmlns:v="urn:schemas-microsoft-com:vml" xmlns:wp14="http://schemas.microsoft.com/office/word/2010/wordprocessingDrawing" xmlns:wp="http://schemas.openxmlformats.org/drawingml/2006/wordprocessingDrawing" xmlns:w10="urn:schemas-microsoft-com:office:word" xmlns:w="http://schemas.openxmlformats.org/wordprocessingml/2006/main" xmlns:w14="http://schemas.microsoft.com/office/word/2010/wordml" xmlns:w15="http://schemas.microsoft.com/office/word/2012/wordml" xmlns:w16cex="http://schemas.microsoft.com/office/word/2018/wordml/cex" xmlns:w16cid="http://schemas.microsoft.com/office/word/2016/wordml/cid" xmlns:w16="http://schemas.microsoft.com/office/word/2018/wordml" xmlns:w16sdtdh="http://schemas.microsoft.com/office/word/2020/wordml/sdtdatahash" xmlns:w16se="http://schemas.microsoft.com/office/word/2015/wordml/symex" xmlns:wpg="http://schemas.microsoft.com/office/word/2010/wordprocessingGroup" xmlns:wpi="http://schemas.microsoft.com/office/word/2010/wordprocessingInk" xmlns:wne="http://schemas.microsoft.com/office/word/2006/wordml" xmlns:wps="http://schemas.microsoft.com/office/word/2010/wordprocessingShape" mc:Ignorable="w14 w15 w16se w16cid w16 w16cex w16sdtdh wp14">
+<w:document xmlns:wpc="http://schemas.microsoft.com/office/word/2010/wordprocessingCanvas" xmlns:cx="http://schemas.microsoft.com/office/drawing/2014/chartex" xmlns:cx1="http://schemas.microsoft.com/office/drawing/2015/9/8/chartex" xmlns:cx2="http://schemas.microsoft.com/office/drawing/2015/10/21/chartex" xmlns:cx3="http://schemas.microsoft.com/office/drawing/2016/5/9/chartex" xmlns:cx4="http://schemas.microsoft.com/office/drawing/2016/5/10/chartex" xmlns:cx5="http://schemas.microsoft.com/office/drawing/2016/5/11/chartex" xmlns:cx6="http://schemas.microsoft.com/office/drawing/2016/5/12/chartex" xmlns:cx7="http://schemas.microsoft.com/office/drawing/2016/5/13/chartex" xmlns:cx8="http://schemas.microsoft.com/office/drawing/2016/5/14/chartex" xmlns:mc="http://schemas.openxmlformats.org/markup-compatibility/2006" xmlns:aink="http://schemas.microsoft.com/office/drawing/2016/ink" xmlns:am3d="http://schemas.microsoft.com/office/drawing/2017/model3d" xmlns:o="urn:schemas-microsoft-com:office:office" xmlns:oel="http://schemas.microsoft.com/office/2019/extlst" xmlns:r="http://schemas.openxmlformats.org/officeDocument/2006/relationships" xmlns:m="http://schemas.openxmlformats.org/officeDocument/2006/math" xmlns:v="urn:schemas-microsoft-com:vml" xmlns:wp14="http://schemas.microsoft.com/office/word/2010/wordprocessingDrawing" xmlns:wp="http://schemas.openxmlformats.org/drawingml/2006/wordprocessingDrawing" xmlns:w10="urn:schemas-microsoft-com:office:word" xmlns:w="http://schemas.openxmlformats.org/wordprocessingml/2006/main" xmlns:w14="http://schemas.microsoft.com/office/word/2010/wordml" xmlns:w15="http://schemas.microsoft.com/office/word/2012/wordml" xmlns:w16cex="http://schemas.microsoft.com/office/word/2018/wordml/cex" xmlns:w16cid="http://schemas.microsoft.com/office/word/2016/wordml/cid" xmlns:w16="http://schemas.microsoft.com/office/word/2018/wordml" xmlns:w16du="http://schemas.microsoft.com/office/word/2023/wordml/word16du" xmlns:w16sdtdh="http://schemas.microsoft.com/office/word/2020/wordml/sdtdatahash" xmlns:w16sdtfl="http://schemas.microsoft.com/office/word/2024/wordml/sdtformatlock" xmlns:w16se="http://schemas.microsoft.com/office/word/2015/wordml/symex" xmlns:wpg="http://schemas.microsoft.com/office/word/2010/wordprocessingGroup" xmlns:wpi="http://schemas.microsoft.com/office/word/2010/wordprocessingInk" xmlns:wne="http://schemas.microsoft.com/office/word/2006/wordml" xmlns:wps="http://schemas.microsoft.com/office/word/2010/wordprocessingShape" mc:Ignorable="w14 w15 w16se w16cid w16 w16cex w16sdtdh w16sdtfl w16du wp14">
   <w:body>
     <w:p>
       <w:pPr>
@@ -781,25 +781,19 @@
           <w:sz w:val="20"/>
           <w:szCs w:val="20"/>
         </w:rPr>
-        <w:t>A</w:t>
-      </w:r>
-      <w:r>
-        <w:rPr>
-          <w:bCs/>
-          <w:sz w:val="20"/>
-          <w:szCs w:val="20"/>
-        </w:rPr>
-        <w:t xml:space="preserve">lgorithms for Root Cause Analysis using Bayesian inference and Probabilistic Temporal Logic. For the purpose exploring the usability of causal inference algorithms included in the packages </w:t>
-      </w:r>
-      <w:r>
-        <w:rPr>
-          <w:rFonts w:ascii="Menlo" w:hAnsi="Menlo" w:cs="Menlo"/>
-          <w:bCs/>
-          <w:sz w:val="16"/>
-          <w:szCs w:val="16"/>
-        </w:rPr>
-        <w:t>causal-learn</w:t>
-      </w:r>
+        <w:t xml:space="preserve">Semantic Simulation framework : </w:t>
+      </w:r>
+      <w:hyperlink r:id="rId12" w:history="1">
+        <w:r>
+          <w:rPr>
+            <w:rStyle w:val="Hyperlink"/>
+            <w:bCs/>
+            <w:sz w:val="20"/>
+            <w:szCs w:val="20"/>
+          </w:rPr>
+          <w:t>supplemental material</w:t>
+        </w:r>
+      </w:hyperlink>
       <w:r>
         <w:rPr>
           <w:bCs/>
@@ -808,49 +802,7 @@
         </w:rPr>
         <w:t xml:space="preserve">, </w:t>
       </w:r>
-      <w:r>
-        <w:rPr>
-          <w:rFonts w:ascii="Menlo" w:hAnsi="Menlo" w:cs="Menlo"/>
-          <w:bCs/>
-          <w:sz w:val="16"/>
-          <w:szCs w:val="16"/>
-        </w:rPr>
-        <w:t>causalml</w:t>
-      </w:r>
-      <w:r>
-        <w:rPr>
-          <w:bCs/>
-          <w:sz w:val="20"/>
-          <w:szCs w:val="20"/>
-        </w:rPr>
-        <w:t xml:space="preserve"> and </w:t>
-      </w:r>
-      <w:r>
-        <w:rPr>
-          <w:rFonts w:ascii="Menlo" w:hAnsi="Menlo" w:cs="Menlo"/>
-          <w:bCs/>
-          <w:sz w:val="16"/>
-          <w:szCs w:val="16"/>
-        </w:rPr>
-        <w:t>dowhy</w:t>
-      </w:r>
-      <w:r>
-        <w:rPr>
-          <w:bCs/>
-          <w:sz w:val="20"/>
-          <w:szCs w:val="20"/>
-        </w:rPr>
-        <w:t>.</w:t>
-      </w:r>
-      <w:r>
-        <w:rPr>
-          <w:bCs/>
-          <w:sz w:val="20"/>
-          <w:szCs w:val="20"/>
-        </w:rPr>
-        <w:t xml:space="preserve"> For details refer to </w:t>
-      </w:r>
-      <w:hyperlink r:id="rId12" w:history="1">
+      <w:hyperlink r:id="rId13" w:history="1">
         <w:r>
           <w:rPr>
             <w:rStyle w:val="Hyperlink"/>
@@ -858,18 +810,18 @@
             <w:sz w:val="20"/>
             <w:szCs w:val="20"/>
           </w:rPr>
-          <w:t>this document</w:t>
-        </w:r>
-      </w:hyperlink>
-      <w:r>
-        <w:rPr>
-          <w:bCs/>
-          <w:sz w:val="20"/>
-          <w:szCs w:val="20"/>
-        </w:rPr>
-        <w:t xml:space="preserve"> and </w:t>
-      </w:r>
-      <w:hyperlink r:id="rId13" w:history="1">
+          <w:t>GitHub repo</w:t>
+        </w:r>
+      </w:hyperlink>
+      <w:r>
+        <w:rPr>
+          <w:bCs/>
+          <w:sz w:val="20"/>
+          <w:szCs w:val="20"/>
+        </w:rPr>
+        <w:t xml:space="preserve">, </w:t>
+      </w:r>
+      <w:hyperlink r:id="rId14" w:history="1">
         <w:r>
           <w:rPr>
             <w:rStyle w:val="Hyperlink"/>
@@ -877,17 +829,9 @@
             <w:sz w:val="20"/>
             <w:szCs w:val="20"/>
           </w:rPr>
-          <w:t>this document</w:t>
-        </w:r>
-      </w:hyperlink>
-      <w:r>
-        <w:rPr>
-          <w:bCs/>
-          <w:sz w:val="20"/>
-          <w:szCs w:val="20"/>
-        </w:rPr>
-        <w:t>.</w:t>
-      </w:r>
+          <w:t>HuggingFace family of model cards</w:t>
+        </w:r>
+      </w:hyperlink>
     </w:p>
     <w:p>
       <w:pPr>
@@ -908,57 +852,76 @@
           <w:sz w:val="20"/>
           <w:szCs w:val="20"/>
         </w:rPr>
-        <w:t>C</w:t>
-      </w:r>
-      <w:r>
-        <w:rPr>
-          <w:bCs/>
-          <w:sz w:val="20"/>
-          <w:szCs w:val="20"/>
-        </w:rPr>
-        <w:t>lassical and</w:t>
-      </w:r>
-      <w:r>
-        <w:rPr>
-          <w:bCs/>
-          <w:sz w:val="20"/>
-          <w:szCs w:val="20"/>
-        </w:rPr>
-        <w:t xml:space="preserve"> Deep Learning</w:t>
-      </w:r>
-      <w:r>
-        <w:rPr>
-          <w:bCs/>
-          <w:sz w:val="20"/>
-          <w:szCs w:val="20"/>
-        </w:rPr>
-        <w:t xml:space="preserve"> algorithms for various image processing tasks such as synthetic noise generation, generative fill and shadow processing.</w:t>
-      </w:r>
-      <w:r>
-        <w:rPr>
-          <w:bCs/>
-          <w:sz w:val="20"/>
-          <w:szCs w:val="20"/>
-        </w:rPr>
-        <w:t xml:space="preserve"> </w:t>
-      </w:r>
-      <w:r>
-        <w:rPr>
-          <w:bCs/>
-          <w:sz w:val="20"/>
-          <w:szCs w:val="20"/>
-        </w:rPr>
-        <w:t>R</w:t>
-      </w:r>
-      <w:r>
-        <w:rPr>
-          <w:bCs/>
-          <w:sz w:val="20"/>
-          <w:szCs w:val="20"/>
-        </w:rPr>
-        <w:t xml:space="preserve">epos with code samples related to this work – </w:t>
-      </w:r>
-      <w:hyperlink r:id="rId14" w:history="1">
+        <w:t>A</w:t>
+      </w:r>
+      <w:r>
+        <w:rPr>
+          <w:bCs/>
+          <w:sz w:val="20"/>
+          <w:szCs w:val="20"/>
+        </w:rPr>
+        <w:t xml:space="preserve">lgorithms for Root Cause Analysis using Bayesian inference and Probabilistic Temporal Logic. For the purpose exploring the usability of causal inference algorithms included in the packages </w:t>
+      </w:r>
+      <w:r>
+        <w:rPr>
+          <w:rFonts w:ascii="Menlo" w:hAnsi="Menlo" w:cs="Menlo"/>
+          <w:bCs/>
+          <w:sz w:val="16"/>
+          <w:szCs w:val="16"/>
+        </w:rPr>
+        <w:t>causal-learn</w:t>
+      </w:r>
+      <w:r>
+        <w:rPr>
+          <w:bCs/>
+          <w:sz w:val="20"/>
+          <w:szCs w:val="20"/>
+        </w:rPr>
+        <w:t xml:space="preserve">, </w:t>
+      </w:r>
+      <w:r>
+        <w:rPr>
+          <w:rFonts w:ascii="Menlo" w:hAnsi="Menlo" w:cs="Menlo"/>
+          <w:bCs/>
+          <w:sz w:val="16"/>
+          <w:szCs w:val="16"/>
+        </w:rPr>
+        <w:t>causalml</w:t>
+      </w:r>
+      <w:r>
+        <w:rPr>
+          <w:bCs/>
+          <w:sz w:val="20"/>
+          <w:szCs w:val="20"/>
+        </w:rPr>
+        <w:t xml:space="preserve"> and </w:t>
+      </w:r>
+      <w:r>
+        <w:rPr>
+          <w:rFonts w:ascii="Menlo" w:hAnsi="Menlo" w:cs="Menlo"/>
+          <w:bCs/>
+          <w:sz w:val="16"/>
+          <w:szCs w:val="16"/>
+        </w:rPr>
+        <w:t>dowhy</w:t>
+      </w:r>
+      <w:r>
+        <w:rPr>
+          <w:bCs/>
+          <w:sz w:val="20"/>
+          <w:szCs w:val="20"/>
+        </w:rPr>
+        <w:t>.</w:t>
+      </w:r>
+      <w:r>
+        <w:rPr>
+          <w:bCs/>
+          <w:sz w:val="20"/>
+          <w:szCs w:val="20"/>
+        </w:rPr>
+        <w:t xml:space="preserve"> For details refer to </w:t>
+      </w:r>
+      <w:hyperlink r:id="rId15" w:history="1">
         <w:r>
           <w:rPr>
             <w:rStyle w:val="Hyperlink"/>
@@ -966,7 +929,7 @@
             <w:sz w:val="20"/>
             <w:szCs w:val="20"/>
           </w:rPr>
-          <w:t>smooth_gradient_outpaint</w:t>
+          <w:t>this document</w:t>
         </w:r>
       </w:hyperlink>
       <w:r>
@@ -977,7 +940,7 @@
         </w:rPr>
         <w:t xml:space="preserve"> and </w:t>
       </w:r>
-      <w:hyperlink r:id="rId15" w:history="1">
+      <w:hyperlink r:id="rId16" w:history="1">
         <w:r>
           <w:rPr>
             <w:rStyle w:val="Hyperlink"/>
@@ -985,7 +948,7 @@
             <w:sz w:val="20"/>
             <w:szCs w:val="20"/>
           </w:rPr>
-          <w:t>image_crop</w:t>
+          <w:t>this document</w:t>
         </w:r>
       </w:hyperlink>
       <w:r>
@@ -1016,6 +979,114 @@
           <w:sz w:val="20"/>
           <w:szCs w:val="20"/>
         </w:rPr>
+        <w:t>C</w:t>
+      </w:r>
+      <w:r>
+        <w:rPr>
+          <w:bCs/>
+          <w:sz w:val="20"/>
+          <w:szCs w:val="20"/>
+        </w:rPr>
+        <w:t>lassical and</w:t>
+      </w:r>
+      <w:r>
+        <w:rPr>
+          <w:bCs/>
+          <w:sz w:val="20"/>
+          <w:szCs w:val="20"/>
+        </w:rPr>
+        <w:t xml:space="preserve"> Deep Learning</w:t>
+      </w:r>
+      <w:r>
+        <w:rPr>
+          <w:bCs/>
+          <w:sz w:val="20"/>
+          <w:szCs w:val="20"/>
+        </w:rPr>
+        <w:t xml:space="preserve"> algorithms for various image processing tasks such as synthetic noise generation, generative fill and shadow processing.</w:t>
+      </w:r>
+      <w:r>
+        <w:rPr>
+          <w:bCs/>
+          <w:sz w:val="20"/>
+          <w:szCs w:val="20"/>
+        </w:rPr>
+        <w:t xml:space="preserve"> </w:t>
+      </w:r>
+      <w:r>
+        <w:rPr>
+          <w:bCs/>
+          <w:sz w:val="20"/>
+          <w:szCs w:val="20"/>
+        </w:rPr>
+        <w:t>R</w:t>
+      </w:r>
+      <w:r>
+        <w:rPr>
+          <w:bCs/>
+          <w:sz w:val="20"/>
+          <w:szCs w:val="20"/>
+        </w:rPr>
+        <w:t xml:space="preserve">epos with code samples related to this work – </w:t>
+      </w:r>
+      <w:hyperlink r:id="rId17" w:history="1">
+        <w:r>
+          <w:rPr>
+            <w:rStyle w:val="Hyperlink"/>
+            <w:bCs/>
+            <w:sz w:val="20"/>
+            <w:szCs w:val="20"/>
+          </w:rPr>
+          <w:t>smooth_gradient_outpaint</w:t>
+        </w:r>
+      </w:hyperlink>
+      <w:r>
+        <w:rPr>
+          <w:bCs/>
+          <w:sz w:val="20"/>
+          <w:szCs w:val="20"/>
+        </w:rPr>
+        <w:t xml:space="preserve"> and </w:t>
+      </w:r>
+      <w:hyperlink r:id="rId18" w:history="1">
+        <w:r>
+          <w:rPr>
+            <w:rStyle w:val="Hyperlink"/>
+            <w:bCs/>
+            <w:sz w:val="20"/>
+            <w:szCs w:val="20"/>
+          </w:rPr>
+          <w:t>image_crop</w:t>
+        </w:r>
+      </w:hyperlink>
+      <w:r>
+        <w:rPr>
+          <w:bCs/>
+          <w:sz w:val="20"/>
+          <w:szCs w:val="20"/>
+        </w:rPr>
+        <w:t>.</w:t>
+      </w:r>
+    </w:p>
+    <w:p>
+      <w:pPr>
+        <w:pStyle w:val="ListParagraph"/>
+        <w:numPr>
+          <w:ilvl w:val="0"/>
+          <w:numId w:val="1"/>
+        </w:numPr>
+        <w:rPr>
+          <w:bCs/>
+          <w:sz w:val="20"/>
+          <w:szCs w:val="20"/>
+        </w:rPr>
+      </w:pPr>
+      <w:r>
+        <w:rPr>
+          <w:bCs/>
+          <w:sz w:val="20"/>
+          <w:szCs w:val="20"/>
+        </w:rPr>
         <w:t>R</w:t>
       </w:r>
       <w:r>
@@ -1148,7 +1219,7 @@
         </w:rPr>
         <w:t xml:space="preserve"> For details refer to </w:t>
       </w:r>
-      <w:hyperlink r:id="rId16" w:history="1">
+      <w:hyperlink r:id="rId19" w:history="1">
         <w:r>
           <w:rPr>
             <w:rStyle w:val="Hyperlink"/>
@@ -1167,7 +1238,7 @@
         </w:rPr>
         <w:t xml:space="preserve"> and </w:t>
       </w:r>
-      <w:hyperlink r:id="rId17" w:history="1">
+      <w:hyperlink r:id="rId20" w:history="1">
         <w:r>
           <w:rPr>
             <w:rStyle w:val="Hyperlink"/>
@@ -1349,7 +1420,7 @@
           <w:szCs w:val="20"/>
         </w:rPr>
       </w:pPr>
-      <w:hyperlink r:id="rId18" w:history="1">
+      <w:hyperlink r:id="rId21" w:history="1">
         <w:r>
           <w:rPr>
             <w:rStyle w:val="Hyperlink"/>
@@ -1453,7 +1524,7 @@
           <w:szCs w:val="20"/>
         </w:rPr>
       </w:pPr>
-      <w:hyperlink r:id="rId19" w:history="1">
+      <w:hyperlink r:id="rId22" w:history="1">
         <w:r>
           <w:rPr>
             <w:rStyle w:val="Hyperlink"/>
@@ -1512,7 +1583,7 @@
           <w:szCs w:val="20"/>
         </w:rPr>
       </w:pPr>
-      <w:hyperlink r:id="rId20" w:history="1">
+      <w:hyperlink r:id="rId23" w:history="1">
         <w:r>
           <w:rPr>
             <w:rStyle w:val="Hyperlink"/>
@@ -1536,7 +1607,7 @@
           <w:szCs w:val="20"/>
         </w:rPr>
       </w:pPr>
-      <w:hyperlink r:id="rId21" w:history="1">
+      <w:hyperlink r:id="rId24" w:history="1">
         <w:r>
           <w:rPr>
             <w:rStyle w:val="Hyperlink"/>
@@ -1560,7 +1631,7 @@
           <w:szCs w:val="20"/>
         </w:rPr>
       </w:pPr>
-      <w:hyperlink r:id="rId22" w:history="1">
+      <w:hyperlink r:id="rId25" w:history="1">
         <w:r>
           <w:rPr>
             <w:rStyle w:val="Hyperlink"/>
@@ -1584,7 +1655,7 @@
           <w:szCs w:val="20"/>
         </w:rPr>
       </w:pPr>
-      <w:hyperlink r:id="rId23" w:history="1">
+      <w:hyperlink r:id="rId26" w:history="1">
         <w:r>
           <w:rPr>
             <w:rStyle w:val="Hyperlink"/>
@@ -1608,7 +1679,7 @@
           <w:szCs w:val="20"/>
         </w:rPr>
       </w:pPr>
-      <w:hyperlink r:id="rId24" w:history="1">
+      <w:hyperlink r:id="rId27" w:history="1">
         <w:r>
           <w:rPr>
             <w:rStyle w:val="Hyperlink"/>
@@ -1674,6 +1745,7 @@
           <w:sz w:val="20"/>
           <w:szCs w:val="20"/>
         </w:rPr>
+        <w:lastRenderedPageBreak/>
         <w:t>patterns:</w:t>
       </w:r>
     </w:p>
@@ -1689,7 +1761,7 @@
           <w:szCs w:val="20"/>
         </w:rPr>
       </w:pPr>
-      <w:hyperlink r:id="rId25" w:history="1">
+      <w:hyperlink r:id="rId28" w:history="1">
         <w:r>
           <w:rPr>
             <w:rStyle w:val="Hyperlink"/>
@@ -1714,7 +1786,7 @@
           <w:u w:val="single"/>
         </w:rPr>
       </w:pPr>
-      <w:hyperlink r:id="rId26" w:history="1">
+      <w:hyperlink r:id="rId29" w:history="1">
         <w:r>
           <w:rPr>
             <w:rStyle w:val="Hyperlink"/>
@@ -1738,7 +1810,7 @@
           <w:szCs w:val="20"/>
         </w:rPr>
       </w:pPr>
-      <w:hyperlink r:id="rId27" w:history="1">
+      <w:hyperlink r:id="rId30" w:history="1">
         <w:r>
           <w:rPr>
             <w:rStyle w:val="Hyperlink"/>
@@ -1762,7 +1834,7 @@
           <w:szCs w:val="20"/>
         </w:rPr>
       </w:pPr>
-      <w:hyperlink r:id="rId28" w:history="1">
+      <w:hyperlink r:id="rId31" w:history="1">
         <w:r>
           <w:rPr>
             <w:rStyle w:val="Hyperlink"/>
@@ -1821,7 +1893,7 @@
           <w:szCs w:val="20"/>
         </w:rPr>
       </w:pPr>
-      <w:hyperlink r:id="rId29" w:history="1">
+      <w:hyperlink r:id="rId32" w:history="1">
         <w:r>
           <w:rPr>
             <w:rStyle w:val="Hyperlink"/>
@@ -1845,7 +1917,7 @@
           <w:szCs w:val="20"/>
         </w:rPr>
       </w:pPr>
-      <w:hyperlink r:id="rId30" w:history="1">
+      <w:hyperlink r:id="rId33" w:history="1">
         <w:r>
           <w:rPr>
             <w:rStyle w:val="Hyperlink"/>
@@ -1869,7 +1941,7 @@
           <w:szCs w:val="20"/>
         </w:rPr>
       </w:pPr>
-      <w:hyperlink r:id="rId31" w:history="1">
+      <w:hyperlink r:id="rId34" w:history="1">
         <w:r>
           <w:rPr>
             <w:rStyle w:val="Hyperlink"/>
@@ -1891,7 +1963,7 @@
           <w:u w:val="single"/>
         </w:rPr>
       </w:pPr>
-      <w:hyperlink r:id="rId32" w:history="1">
+      <w:hyperlink r:id="rId35" w:history="1">
         <w:r>
           <w:rPr>
             <w:rStyle w:val="Hyperlink"/>
@@ -1914,7 +1986,7 @@
 </file>
 
 <file path=word/numbering.xml><?xml version="1.0" encoding="utf-8"?>
-<w:numbering xmlns:wpc="http://schemas.microsoft.com/office/word/2010/wordprocessingCanvas" xmlns:cx="http://schemas.microsoft.com/office/drawing/2014/chartex" xmlns:cx1="http://schemas.microsoft.com/office/drawing/2015/9/8/chartex" xmlns:cx2="http://schemas.microsoft.com/office/drawing/2015/10/21/chartex" xmlns:cx3="http://schemas.microsoft.com/office/drawing/2016/5/9/chartex" xmlns:cx4="http://schemas.microsoft.com/office/drawing/2016/5/10/chartex" xmlns:cx5="http://schemas.microsoft.com/office/drawing/2016/5/11/chartex" xmlns:cx6="http://schemas.microsoft.com/office/drawing/2016/5/12/chartex" xmlns:cx7="http://schemas.microsoft.com/office/drawing/2016/5/13/chartex" xmlns:cx8="http://schemas.microsoft.com/office/drawing/2016/5/14/chartex" xmlns:mc="http://schemas.openxmlformats.org/markup-compatibility/2006" xmlns:aink="http://schemas.microsoft.com/office/drawing/2016/ink" xmlns:am3d="http://schemas.microsoft.com/office/drawing/2017/model3d" xmlns:o="urn:schemas-microsoft-com:office:office" xmlns:oel="http://schemas.microsoft.com/office/2019/extlst" xmlns:r="http://schemas.openxmlformats.org/officeDocument/2006/relationships" xmlns:m="http://schemas.openxmlformats.org/officeDocument/2006/math" xmlns:v="urn:schemas-microsoft-com:vml" xmlns:wp14="http://schemas.microsoft.com/office/word/2010/wordprocessingDrawing" xmlns:wp="http://schemas.openxmlformats.org/drawingml/2006/wordprocessingDrawing" xmlns:w10="urn:schemas-microsoft-com:office:word" xmlns:w="http://schemas.openxmlformats.org/wordprocessingml/2006/main" xmlns:w14="http://schemas.microsoft.com/office/word/2010/wordml" xmlns:w15="http://schemas.microsoft.com/office/word/2012/wordml" xmlns:w16cex="http://schemas.microsoft.com/office/word/2018/wordml/cex" xmlns:w16cid="http://schemas.microsoft.com/office/word/2016/wordml/cid" xmlns:w16="http://schemas.microsoft.com/office/word/2018/wordml" xmlns:w16sdtdh="http://schemas.microsoft.com/office/word/2020/wordml/sdtdatahash" xmlns:w16se="http://schemas.microsoft.com/office/word/2015/wordml/symex" xmlns:wpg="http://schemas.microsoft.com/office/word/2010/wordprocessingGroup" xmlns:wpi="http://schemas.microsoft.com/office/word/2010/wordprocessingInk" xmlns:wne="http://schemas.microsoft.com/office/word/2006/wordml" xmlns:wps="http://schemas.microsoft.com/office/word/2010/wordprocessingShape" mc:Ignorable="w14 w15 w16se w16cid w16 w16cex w16sdtdh wp14">
+<w:numbering xmlns:wpc="http://schemas.microsoft.com/office/word/2010/wordprocessingCanvas" xmlns:cx="http://schemas.microsoft.com/office/drawing/2014/chartex" xmlns:cx1="http://schemas.microsoft.com/office/drawing/2015/9/8/chartex" xmlns:cx2="http://schemas.microsoft.com/office/drawing/2015/10/21/chartex" xmlns:cx3="http://schemas.microsoft.com/office/drawing/2016/5/9/chartex" xmlns:cx4="http://schemas.microsoft.com/office/drawing/2016/5/10/chartex" xmlns:cx5="http://schemas.microsoft.com/office/drawing/2016/5/11/chartex" xmlns:cx6="http://schemas.microsoft.com/office/drawing/2016/5/12/chartex" xmlns:cx7="http://schemas.microsoft.com/office/drawing/2016/5/13/chartex" xmlns:cx8="http://schemas.microsoft.com/office/drawing/2016/5/14/chartex" xmlns:mc="http://schemas.openxmlformats.org/markup-compatibility/2006" xmlns:aink="http://schemas.microsoft.com/office/drawing/2016/ink" xmlns:am3d="http://schemas.microsoft.com/office/drawing/2017/model3d" xmlns:o="urn:schemas-microsoft-com:office:office" xmlns:oel="http://schemas.microsoft.com/office/2019/extlst" xmlns:r="http://schemas.openxmlformats.org/officeDocument/2006/relationships" xmlns:m="http://schemas.openxmlformats.org/officeDocument/2006/math" xmlns:v="urn:schemas-microsoft-com:vml" xmlns:wp14="http://schemas.microsoft.com/office/word/2010/wordprocessingDrawing" xmlns:wp="http://schemas.openxmlformats.org/drawingml/2006/wordprocessingDrawing" xmlns:w10="urn:schemas-microsoft-com:office:word" xmlns:w="http://schemas.openxmlformats.org/wordprocessingml/2006/main" xmlns:w14="http://schemas.microsoft.com/office/word/2010/wordml" xmlns:w15="http://schemas.microsoft.com/office/word/2012/wordml" xmlns:w16cex="http://schemas.microsoft.com/office/word/2018/wordml/cex" xmlns:w16cid="http://schemas.microsoft.com/office/word/2016/wordml/cid" xmlns:w16="http://schemas.microsoft.com/office/word/2018/wordml" xmlns:w16du="http://schemas.microsoft.com/office/word/2023/wordml/word16du" xmlns:w16sdtdh="http://schemas.microsoft.com/office/word/2020/wordml/sdtdatahash" xmlns:w16sdtfl="http://schemas.microsoft.com/office/word/2024/wordml/sdtformatlock" xmlns:w16se="http://schemas.microsoft.com/office/word/2015/wordml/symex" xmlns:wpg="http://schemas.microsoft.com/office/word/2010/wordprocessingGroup" xmlns:wpi="http://schemas.microsoft.com/office/word/2010/wordprocessingInk" xmlns:wne="http://schemas.microsoft.com/office/word/2006/wordml" xmlns:wps="http://schemas.microsoft.com/office/word/2010/wordprocessingShape" mc:Ignorable="w14 w15 w16se w16cid w16 w16cex w16sdtdh w16sdtfl w16du wp14">
   <w:abstractNum w:abstractNumId="0" w15:restartNumberingAfterBreak="0">
     <w:nsid w:val="6B917673"/>
     <w:multiLevelType w:val="hybridMultilevel"/>
@@ -2011,7 +2083,7 @@
 </file>
 
 <file path=word/styles.xml><?xml version="1.0" encoding="utf-8"?>
-<w:styles xmlns:mc="http://schemas.openxmlformats.org/markup-compatibility/2006" xmlns:r="http://schemas.openxmlformats.org/officeDocument/2006/relationships" xmlns:w="http://schemas.openxmlformats.org/wordprocessingml/2006/main" xmlns:w14="http://schemas.microsoft.com/office/word/2010/wordml" xmlns:w15="http://schemas.microsoft.com/office/word/2012/wordml" xmlns:w16cex="http://schemas.microsoft.com/office/word/2018/wordml/cex" xmlns:w16cid="http://schemas.microsoft.com/office/word/2016/wordml/cid" xmlns:w16="http://schemas.microsoft.com/office/word/2018/wordml" xmlns:w16sdtdh="http://schemas.microsoft.com/office/word/2020/wordml/sdtdatahash" xmlns:w16se="http://schemas.microsoft.com/office/word/2015/wordml/symex" mc:Ignorable="w14 w15 w16se w16cid w16 w16cex w16sdtdh">
+<w:styles xmlns:mc="http://schemas.openxmlformats.org/markup-compatibility/2006" xmlns:r="http://schemas.openxmlformats.org/officeDocument/2006/relationships" xmlns:w="http://schemas.openxmlformats.org/wordprocessingml/2006/main" xmlns:w14="http://schemas.microsoft.com/office/word/2010/wordml" xmlns:w15="http://schemas.microsoft.com/office/word/2012/wordml" xmlns:w16cex="http://schemas.microsoft.com/office/word/2018/wordml/cex" xmlns:w16cid="http://schemas.microsoft.com/office/word/2016/wordml/cid" xmlns:w16="http://schemas.microsoft.com/office/word/2018/wordml" xmlns:w16du="http://schemas.microsoft.com/office/word/2023/wordml/word16du" xmlns:w16sdtdh="http://schemas.microsoft.com/office/word/2020/wordml/sdtdatahash" xmlns:w16sdtfl="http://schemas.microsoft.com/office/word/2024/wordml/sdtformatlock" xmlns:w16se="http://schemas.microsoft.com/office/word/2015/wordml/symex" mc:Ignorable="w14 w15 w16se w16cid w16 w16cex w16sdtdh w16sdtfl w16du">
   <w:docDefaults>
     <w:rPrDefault>
       <w:rPr>
